--- a/Exercise/he_thong_so_thi_nghiem_bao_cao_that_lab_4.docx
+++ b/Exercise/he_thong_so_thi_nghiem_bao_cao_that_lab_4.docx
@@ -614,6 +614,16 @@
           <w:szCs w:val="40"/>
         </w:rPr>
         <w:lastRenderedPageBreak/>
+        <w:t xml:space="preserve">I. </w:t>
+      </w:r>
+      <w:r>
+        <w:rPr>
+          <w:rFonts w:ascii="Times New Roman" w:hAnsi="Times New Roman" w:cs="Times New Roman"/>
+          <w:b/>
+          <w:bCs/>
+          <w:sz w:val="40"/>
+          <w:szCs w:val="40"/>
+        </w:rPr>
         <w:t>Bài 1</w:t>
       </w:r>
     </w:p>
@@ -862,27 +872,7 @@
           <w:sz w:val="30"/>
           <w:szCs w:val="30"/>
         </w:rPr>
-        <w:t xml:space="preserve">Bảng chân trị </w:t>
-      </w:r>
-      <w:r>
-        <w:rPr>
-          <w:rFonts w:ascii="Times New Roman" w:hAnsi="Times New Roman" w:cs="Times New Roman"/>
-          <w:i/>
-          <w:iCs/>
-          <w:sz w:val="30"/>
-          <w:szCs w:val="30"/>
-        </w:rPr>
-        <w:t>Half</w:t>
-      </w:r>
-      <w:r>
-        <w:rPr>
-          <w:rFonts w:ascii="Times New Roman" w:hAnsi="Times New Roman" w:cs="Times New Roman"/>
-          <w:i/>
-          <w:iCs/>
-          <w:sz w:val="30"/>
-          <w:szCs w:val="30"/>
-        </w:rPr>
-        <w:t xml:space="preserve"> Adder</w:t>
+        <w:t>Bảng chân trị Half Adder</w:t>
       </w:r>
     </w:p>
     <w:tbl>
@@ -3627,21 +3617,6 @@
       <w:pPr>
         <w:pStyle w:val="ListParagraph"/>
         <w:spacing w:line="276" w:lineRule="auto"/>
-        <w:ind w:left="360"/>
-        <w:jc w:val="center"/>
-        <w:rPr>
-          <w:rFonts w:ascii="Times New Roman" w:hAnsi="Times New Roman" w:cs="Times New Roman"/>
-          <w:b/>
-          <w:bCs/>
-          <w:sz w:val="40"/>
-          <w:szCs w:val="40"/>
-        </w:rPr>
-      </w:pPr>
-    </w:p>
-    <w:p>
-      <w:pPr>
-        <w:pStyle w:val="ListParagraph"/>
-        <w:spacing w:line="276" w:lineRule="auto"/>
         <w:jc w:val="center"/>
         <w:rPr>
           <w:rFonts w:ascii="Times New Roman" w:hAnsi="Times New Roman" w:cs="Times New Roman"/>
@@ -3828,7 +3803,7 @@
           <w:sz w:val="30"/>
           <w:szCs w:val="30"/>
         </w:rPr>
-        <w:t xml:space="preserve">nguyên lý </w:t>
+        <w:t>nguyên lý Full Adder dùng các Half Adder</w:t>
       </w:r>
       <w:r>
         <w:rPr>
@@ -3838,27 +3813,7 @@
           <w:sz w:val="30"/>
           <w:szCs w:val="30"/>
         </w:rPr>
-        <w:t>Full</w:t>
-      </w:r>
-      <w:r>
-        <w:rPr>
-          <w:rFonts w:ascii="Times New Roman" w:hAnsi="Times New Roman" w:cs="Times New Roman"/>
-          <w:i/>
-          <w:iCs/>
-          <w:sz w:val="30"/>
-          <w:szCs w:val="30"/>
-        </w:rPr>
-        <w:t xml:space="preserve"> Adder</w:t>
-      </w:r>
-      <w:r>
-        <w:rPr>
-          <w:rFonts w:ascii="Times New Roman" w:hAnsi="Times New Roman" w:cs="Times New Roman"/>
-          <w:i/>
-          <w:iCs/>
-          <w:sz w:val="30"/>
-          <w:szCs w:val="30"/>
-        </w:rPr>
-        <w:t xml:space="preserve"> dùng các Half Adder</w:t>
+        <w:t xml:space="preserve"> (Mỗi khối HA là 1 Half Adder)</w:t>
       </w:r>
     </w:p>
     <w:p>
@@ -3887,6 +3842,16 @@
           <w:szCs w:val="40"/>
         </w:rPr>
       </w:pPr>
+      <w:r>
+        <w:rPr>
+          <w:rFonts w:ascii="Times New Roman" w:hAnsi="Times New Roman" w:cs="Times New Roman"/>
+          <w:b/>
+          <w:bCs/>
+          <w:sz w:val="40"/>
+          <w:szCs w:val="40"/>
+        </w:rPr>
+        <w:t xml:space="preserve">II. </w:t>
+      </w:r>
       <w:r>
         <w:rPr>
           <w:rFonts w:ascii="Times New Roman" w:hAnsi="Times New Roman" w:cs="Times New Roman"/>
@@ -4064,20 +4029,12 @@
         <w:jc w:val="center"/>
         <w:rPr>
           <w:rFonts w:ascii="Times New Roman" w:hAnsi="Times New Roman" w:cs="Times New Roman"/>
-          <w:sz w:val="30"/>
-          <w:szCs w:val="30"/>
-        </w:rPr>
-      </w:pPr>
-      <w:r>
-        <w:rPr>
-          <w:rFonts w:ascii="Times New Roman" w:hAnsi="Times New Roman" w:cs="Times New Roman"/>
           <w:i/>
           <w:iCs/>
           <w:sz w:val="30"/>
           <w:szCs w:val="30"/>
         </w:rPr>
-        <w:t xml:space="preserve">Hình </w:t>
-      </w:r>
+      </w:pPr>
       <w:r>
         <w:rPr>
           <w:rFonts w:ascii="Times New Roman" w:hAnsi="Times New Roman" w:cs="Times New Roman"/>
@@ -4086,7 +4043,7 @@
           <w:sz w:val="30"/>
           <w:szCs w:val="30"/>
         </w:rPr>
-        <w:t>4</w:t>
+        <w:t xml:space="preserve">Hình </w:t>
       </w:r>
       <w:r>
         <w:rPr>
@@ -4096,7 +4053,7 @@
           <w:sz w:val="30"/>
           <w:szCs w:val="30"/>
         </w:rPr>
-        <w:t xml:space="preserve">. </w:t>
+        <w:t>4</w:t>
       </w:r>
       <w:r>
         <w:rPr>
@@ -4106,8 +4063,495 @@
           <w:sz w:val="30"/>
           <w:szCs w:val="30"/>
         </w:rPr>
+        <w:t xml:space="preserve">. </w:t>
+      </w:r>
+      <w:r>
+        <w:rPr>
+          <w:rFonts w:ascii="Times New Roman" w:hAnsi="Times New Roman" w:cs="Times New Roman"/>
+          <w:i/>
+          <w:iCs/>
+          <w:sz w:val="30"/>
+          <w:szCs w:val="30"/>
+        </w:rPr>
         <w:t>4-bit Ripple Carry Adder</w:t>
       </w:r>
+    </w:p>
+    <w:p>
+      <w:pPr>
+        <w:pStyle w:val="ListParagraph"/>
+        <w:spacing w:before="0" w:line="276" w:lineRule="auto"/>
+        <w:rPr>
+          <w:rFonts w:ascii="Times New Roman" w:hAnsi="Times New Roman" w:cs="Times New Roman"/>
+          <w:sz w:val="30"/>
+          <w:szCs w:val="30"/>
+        </w:rPr>
+      </w:pPr>
+      <w:r>
+        <w:rPr>
+          <w:rFonts w:ascii="Times New Roman" w:hAnsi="Times New Roman" w:cs="Times New Roman"/>
+          <w:sz w:val="30"/>
+          <w:szCs w:val="30"/>
+        </w:rPr>
+        <w:t>Ví dụ</w:t>
+      </w:r>
+      <w:r>
+        <w:rPr>
+          <w:rFonts w:ascii="Times New Roman" w:hAnsi="Times New Roman" w:cs="Times New Roman"/>
+          <w:sz w:val="30"/>
+          <w:szCs w:val="30"/>
+        </w:rPr>
+        <w:t>:</w:t>
+      </w:r>
+    </w:p>
+    <w:p>
+      <w:pPr>
+        <w:pStyle w:val="ListParagraph"/>
+        <w:spacing w:before="0" w:line="276" w:lineRule="auto"/>
+        <w:rPr>
+          <w:rFonts w:ascii="Times New Roman" w:hAnsi="Times New Roman" w:cs="Times New Roman"/>
+          <w:sz w:val="30"/>
+          <w:szCs w:val="30"/>
+        </w:rPr>
+      </w:pPr>
+    </w:p>
+    <w:tbl>
+      <w:tblPr>
+        <w:tblStyle w:val="TableGrid"/>
+        <w:tblW w:w="0" w:type="auto"/>
+        <w:tblInd w:w="720" w:type="dxa"/>
+        <w:tblLook w:val="04A0" w:firstRow="1" w:lastRow="0" w:firstColumn="1" w:lastColumn="0" w:noHBand="0" w:noVBand="1"/>
+      </w:tblPr>
+      <w:tblGrid>
+        <w:gridCol w:w="4183"/>
+        <w:gridCol w:w="4113"/>
+      </w:tblGrid>
+      <w:tr>
+        <w:tc>
+          <w:tcPr>
+            <w:tcW w:w="4508" w:type="dxa"/>
+          </w:tcPr>
+          <w:p>
+            <w:pPr>
+              <w:pStyle w:val="ListParagraph"/>
+              <w:spacing w:before="0" w:after="0" w:line="276" w:lineRule="auto"/>
+              <w:ind w:left="0"/>
+              <w:jc w:val="center"/>
+              <w:rPr>
+                <w:rFonts w:ascii="Times New Roman" w:hAnsi="Times New Roman" w:cs="Times New Roman"/>
+                <w:sz w:val="30"/>
+                <w:szCs w:val="30"/>
+                <w:vertAlign w:val="subscript"/>
+              </w:rPr>
+            </w:pPr>
+            <w:r>
+              <w:rPr>
+                <w:rFonts w:ascii="Times New Roman" w:hAnsi="Times New Roman" w:cs="Times New Roman"/>
+                <w:sz w:val="30"/>
+                <w:szCs w:val="30"/>
+              </w:rPr>
+              <w:t>A</w:t>
+            </w:r>
+            <w:r>
+              <w:rPr>
+                <w:rFonts w:ascii="Times New Roman" w:hAnsi="Times New Roman" w:cs="Times New Roman"/>
+                <w:sz w:val="30"/>
+                <w:szCs w:val="30"/>
+                <w:vertAlign w:val="subscript"/>
+              </w:rPr>
+              <w:t>3</w:t>
+            </w:r>
+            <w:r>
+              <w:rPr>
+                <w:rFonts w:ascii="Times New Roman" w:hAnsi="Times New Roman" w:cs="Times New Roman"/>
+                <w:sz w:val="30"/>
+                <w:szCs w:val="30"/>
+              </w:rPr>
+              <w:t>A</w:t>
+            </w:r>
+            <w:r>
+              <w:rPr>
+                <w:rFonts w:ascii="Times New Roman" w:hAnsi="Times New Roman" w:cs="Times New Roman"/>
+                <w:sz w:val="30"/>
+                <w:szCs w:val="30"/>
+                <w:vertAlign w:val="subscript"/>
+              </w:rPr>
+              <w:t>2</w:t>
+            </w:r>
+            <w:r>
+              <w:rPr>
+                <w:rFonts w:ascii="Times New Roman" w:hAnsi="Times New Roman" w:cs="Times New Roman"/>
+                <w:sz w:val="30"/>
+                <w:szCs w:val="30"/>
+              </w:rPr>
+              <w:t>A</w:t>
+            </w:r>
+            <w:r>
+              <w:rPr>
+                <w:rFonts w:ascii="Times New Roman" w:hAnsi="Times New Roman" w:cs="Times New Roman"/>
+                <w:sz w:val="30"/>
+                <w:szCs w:val="30"/>
+                <w:vertAlign w:val="subscript"/>
+              </w:rPr>
+              <w:t>1</w:t>
+            </w:r>
+            <w:r>
+              <w:rPr>
+                <w:rFonts w:ascii="Times New Roman" w:hAnsi="Times New Roman" w:cs="Times New Roman"/>
+                <w:sz w:val="30"/>
+                <w:szCs w:val="30"/>
+              </w:rPr>
+              <w:t>A</w:t>
+            </w:r>
+            <w:r>
+              <w:rPr>
+                <w:rFonts w:ascii="Times New Roman" w:hAnsi="Times New Roman" w:cs="Times New Roman"/>
+                <w:sz w:val="30"/>
+                <w:szCs w:val="30"/>
+                <w:vertAlign w:val="subscript"/>
+              </w:rPr>
+              <w:t>0</w:t>
+            </w:r>
+          </w:p>
+        </w:tc>
+        <w:tc>
+          <w:tcPr>
+            <w:tcW w:w="4508" w:type="dxa"/>
+          </w:tcPr>
+          <w:p>
+            <w:pPr>
+              <w:pStyle w:val="ListParagraph"/>
+              <w:spacing w:before="0" w:after="0" w:line="276" w:lineRule="auto"/>
+              <w:ind w:left="0"/>
+              <w:jc w:val="center"/>
+              <w:rPr>
+                <w:rFonts w:ascii="Times New Roman" w:hAnsi="Times New Roman" w:cs="Times New Roman"/>
+                <w:sz w:val="30"/>
+                <w:szCs w:val="30"/>
+              </w:rPr>
+            </w:pPr>
+            <w:r>
+              <w:rPr>
+                <w:rFonts w:ascii="Times New Roman" w:hAnsi="Times New Roman" w:cs="Times New Roman"/>
+                <w:sz w:val="30"/>
+                <w:szCs w:val="30"/>
+              </w:rPr>
+              <w:t>1010</w:t>
+            </w:r>
+          </w:p>
+        </w:tc>
+      </w:tr>
+      <w:tr>
+        <w:tc>
+          <w:tcPr>
+            <w:tcW w:w="4508" w:type="dxa"/>
+          </w:tcPr>
+          <w:p>
+            <w:pPr>
+              <w:pStyle w:val="ListParagraph"/>
+              <w:spacing w:before="0" w:after="0" w:line="276" w:lineRule="auto"/>
+              <w:ind w:left="0"/>
+              <w:jc w:val="center"/>
+              <w:rPr>
+                <w:rFonts w:ascii="Times New Roman" w:hAnsi="Times New Roman" w:cs="Times New Roman"/>
+                <w:sz w:val="30"/>
+                <w:szCs w:val="30"/>
+              </w:rPr>
+            </w:pPr>
+            <w:r>
+              <w:rPr>
+                <w:rFonts w:ascii="Times New Roman" w:hAnsi="Times New Roman" w:cs="Times New Roman"/>
+                <w:sz w:val="30"/>
+                <w:szCs w:val="30"/>
+              </w:rPr>
+              <w:t>B</w:t>
+            </w:r>
+            <w:r>
+              <w:rPr>
+                <w:rFonts w:ascii="Times New Roman" w:hAnsi="Times New Roman" w:cs="Times New Roman"/>
+                <w:sz w:val="30"/>
+                <w:szCs w:val="30"/>
+                <w:vertAlign w:val="subscript"/>
+              </w:rPr>
+              <w:t>3</w:t>
+            </w:r>
+            <w:r>
+              <w:rPr>
+                <w:rFonts w:ascii="Times New Roman" w:hAnsi="Times New Roman" w:cs="Times New Roman"/>
+                <w:sz w:val="30"/>
+                <w:szCs w:val="30"/>
+              </w:rPr>
+              <w:t>B</w:t>
+            </w:r>
+            <w:r>
+              <w:rPr>
+                <w:rFonts w:ascii="Times New Roman" w:hAnsi="Times New Roman" w:cs="Times New Roman"/>
+                <w:sz w:val="30"/>
+                <w:szCs w:val="30"/>
+                <w:vertAlign w:val="subscript"/>
+              </w:rPr>
+              <w:t>2</w:t>
+            </w:r>
+            <w:r>
+              <w:rPr>
+                <w:rFonts w:ascii="Times New Roman" w:hAnsi="Times New Roman" w:cs="Times New Roman"/>
+                <w:sz w:val="30"/>
+                <w:szCs w:val="30"/>
+              </w:rPr>
+              <w:t>B</w:t>
+            </w:r>
+            <w:r>
+              <w:rPr>
+                <w:rFonts w:ascii="Times New Roman" w:hAnsi="Times New Roman" w:cs="Times New Roman"/>
+                <w:sz w:val="30"/>
+                <w:szCs w:val="30"/>
+                <w:vertAlign w:val="subscript"/>
+              </w:rPr>
+              <w:t>1</w:t>
+            </w:r>
+            <w:r>
+              <w:rPr>
+                <w:rFonts w:ascii="Times New Roman" w:hAnsi="Times New Roman" w:cs="Times New Roman"/>
+                <w:sz w:val="30"/>
+                <w:szCs w:val="30"/>
+              </w:rPr>
+              <w:t>B</w:t>
+            </w:r>
+            <w:r>
+              <w:rPr>
+                <w:rFonts w:ascii="Times New Roman" w:hAnsi="Times New Roman" w:cs="Times New Roman"/>
+                <w:sz w:val="30"/>
+                <w:szCs w:val="30"/>
+                <w:vertAlign w:val="subscript"/>
+              </w:rPr>
+              <w:t>0</w:t>
+            </w:r>
+          </w:p>
+        </w:tc>
+        <w:tc>
+          <w:tcPr>
+            <w:tcW w:w="4508" w:type="dxa"/>
+          </w:tcPr>
+          <w:p>
+            <w:pPr>
+              <w:pStyle w:val="ListParagraph"/>
+              <w:spacing w:before="0" w:after="0" w:line="276" w:lineRule="auto"/>
+              <w:ind w:left="0"/>
+              <w:jc w:val="center"/>
+              <w:rPr>
+                <w:rFonts w:ascii="Times New Roman" w:hAnsi="Times New Roman" w:cs="Times New Roman"/>
+                <w:sz w:val="30"/>
+                <w:szCs w:val="30"/>
+              </w:rPr>
+            </w:pPr>
+            <w:r>
+              <w:rPr>
+                <w:rFonts w:ascii="Times New Roman" w:hAnsi="Times New Roman" w:cs="Times New Roman"/>
+                <w:sz w:val="30"/>
+                <w:szCs w:val="30"/>
+              </w:rPr>
+              <w:t>0111</w:t>
+            </w:r>
+          </w:p>
+        </w:tc>
+      </w:tr>
+      <w:tr>
+        <w:tc>
+          <w:tcPr>
+            <w:tcW w:w="4508" w:type="dxa"/>
+          </w:tcPr>
+          <w:p>
+            <w:pPr>
+              <w:pStyle w:val="ListParagraph"/>
+              <w:spacing w:before="0" w:after="0" w:line="276" w:lineRule="auto"/>
+              <w:ind w:left="0"/>
+              <w:jc w:val="center"/>
+              <w:rPr>
+                <w:rFonts w:ascii="Times New Roman" w:hAnsi="Times New Roman" w:cs="Times New Roman"/>
+                <w:sz w:val="30"/>
+                <w:szCs w:val="30"/>
+              </w:rPr>
+            </w:pPr>
+            <w:r>
+              <w:rPr>
+                <w:rFonts w:ascii="Times New Roman" w:hAnsi="Times New Roman" w:cs="Times New Roman"/>
+                <w:sz w:val="30"/>
+                <w:szCs w:val="30"/>
+              </w:rPr>
+              <w:t>S</w:t>
+            </w:r>
+            <w:r>
+              <w:rPr>
+                <w:rFonts w:ascii="Times New Roman" w:hAnsi="Times New Roman" w:cs="Times New Roman"/>
+                <w:sz w:val="30"/>
+                <w:szCs w:val="30"/>
+                <w:vertAlign w:val="subscript"/>
+              </w:rPr>
+              <w:t>3</w:t>
+            </w:r>
+            <w:r>
+              <w:rPr>
+                <w:rFonts w:ascii="Times New Roman" w:hAnsi="Times New Roman" w:cs="Times New Roman"/>
+                <w:sz w:val="30"/>
+                <w:szCs w:val="30"/>
+              </w:rPr>
+              <w:t>S</w:t>
+            </w:r>
+            <w:r>
+              <w:rPr>
+                <w:rFonts w:ascii="Times New Roman" w:hAnsi="Times New Roman" w:cs="Times New Roman"/>
+                <w:sz w:val="30"/>
+                <w:szCs w:val="30"/>
+                <w:vertAlign w:val="subscript"/>
+              </w:rPr>
+              <w:t>2</w:t>
+            </w:r>
+            <w:r>
+              <w:rPr>
+                <w:rFonts w:ascii="Times New Roman" w:hAnsi="Times New Roman" w:cs="Times New Roman"/>
+                <w:sz w:val="30"/>
+                <w:szCs w:val="30"/>
+              </w:rPr>
+              <w:t>S</w:t>
+            </w:r>
+            <w:r>
+              <w:rPr>
+                <w:rFonts w:ascii="Times New Roman" w:hAnsi="Times New Roman" w:cs="Times New Roman"/>
+                <w:sz w:val="30"/>
+                <w:szCs w:val="30"/>
+                <w:vertAlign w:val="subscript"/>
+              </w:rPr>
+              <w:t>1</w:t>
+            </w:r>
+            <w:r>
+              <w:rPr>
+                <w:rFonts w:ascii="Times New Roman" w:hAnsi="Times New Roman" w:cs="Times New Roman"/>
+                <w:sz w:val="30"/>
+                <w:szCs w:val="30"/>
+              </w:rPr>
+              <w:t>S</w:t>
+            </w:r>
+            <w:r>
+              <w:rPr>
+                <w:rFonts w:ascii="Times New Roman" w:hAnsi="Times New Roman" w:cs="Times New Roman"/>
+                <w:sz w:val="30"/>
+                <w:szCs w:val="30"/>
+                <w:vertAlign w:val="subscript"/>
+              </w:rPr>
+              <w:t>0</w:t>
+            </w:r>
+          </w:p>
+        </w:tc>
+        <w:tc>
+          <w:tcPr>
+            <w:tcW w:w="4508" w:type="dxa"/>
+          </w:tcPr>
+          <w:p>
+            <w:pPr>
+              <w:pStyle w:val="ListParagraph"/>
+              <w:spacing w:before="0" w:after="0" w:line="276" w:lineRule="auto"/>
+              <w:ind w:left="0"/>
+              <w:jc w:val="center"/>
+              <w:rPr>
+                <w:rFonts w:ascii="Times New Roman" w:hAnsi="Times New Roman" w:cs="Times New Roman"/>
+                <w:sz w:val="30"/>
+                <w:szCs w:val="30"/>
+              </w:rPr>
+            </w:pPr>
+            <w:r>
+              <w:rPr>
+                <w:rFonts w:ascii="Times New Roman" w:hAnsi="Times New Roman" w:cs="Times New Roman"/>
+                <w:sz w:val="30"/>
+                <w:szCs w:val="30"/>
+              </w:rPr>
+              <w:t>000</w:t>
+            </w:r>
+            <w:r>
+              <w:rPr>
+                <w:rFonts w:ascii="Times New Roman" w:hAnsi="Times New Roman" w:cs="Times New Roman"/>
+                <w:sz w:val="30"/>
+                <w:szCs w:val="30"/>
+              </w:rPr>
+              <w:t>1</w:t>
+            </w:r>
+          </w:p>
+        </w:tc>
+      </w:tr>
+      <w:tr>
+        <w:tc>
+          <w:tcPr>
+            <w:tcW w:w="4508" w:type="dxa"/>
+          </w:tcPr>
+          <w:p>
+            <w:pPr>
+              <w:pStyle w:val="ListParagraph"/>
+              <w:spacing w:before="0" w:after="0" w:line="276" w:lineRule="auto"/>
+              <w:ind w:left="0"/>
+              <w:jc w:val="center"/>
+              <w:rPr>
+                <w:rFonts w:ascii="Times New Roman" w:hAnsi="Times New Roman" w:cs="Times New Roman"/>
+                <w:sz w:val="30"/>
+                <w:szCs w:val="30"/>
+                <w:vertAlign w:val="subscript"/>
+              </w:rPr>
+            </w:pPr>
+            <w:r>
+              <w:rPr>
+                <w:rFonts w:ascii="Times New Roman" w:hAnsi="Times New Roman" w:cs="Times New Roman"/>
+                <w:sz w:val="30"/>
+                <w:szCs w:val="30"/>
+              </w:rPr>
+              <w:t>C</w:t>
+            </w:r>
+            <w:r>
+              <w:rPr>
+                <w:rFonts w:ascii="Times New Roman" w:hAnsi="Times New Roman" w:cs="Times New Roman"/>
+                <w:sz w:val="30"/>
+                <w:szCs w:val="30"/>
+                <w:vertAlign w:val="subscript"/>
+              </w:rPr>
+              <w:t>OUT</w:t>
+            </w:r>
+          </w:p>
+        </w:tc>
+        <w:tc>
+          <w:tcPr>
+            <w:tcW w:w="4508" w:type="dxa"/>
+          </w:tcPr>
+          <w:p>
+            <w:pPr>
+              <w:pStyle w:val="ListParagraph"/>
+              <w:spacing w:before="0" w:after="0" w:line="276" w:lineRule="auto"/>
+              <w:ind w:left="0"/>
+              <w:jc w:val="center"/>
+              <w:rPr>
+                <w:rFonts w:ascii="Times New Roman" w:hAnsi="Times New Roman" w:cs="Times New Roman"/>
+                <w:sz w:val="30"/>
+                <w:szCs w:val="30"/>
+              </w:rPr>
+            </w:pPr>
+            <w:r>
+              <w:rPr>
+                <w:rFonts w:ascii="Times New Roman" w:hAnsi="Times New Roman" w:cs="Times New Roman"/>
+                <w:sz w:val="30"/>
+                <w:szCs w:val="30"/>
+              </w:rPr>
+              <w:t>1</w:t>
+            </w:r>
+          </w:p>
+        </w:tc>
+      </w:tr>
+    </w:tbl>
+    <w:p>
+      <w:pPr>
+        <w:pStyle w:val="ListParagraph"/>
+        <w:spacing w:before="0" w:after="0" w:line="276" w:lineRule="auto"/>
+        <w:jc w:val="center"/>
+        <w:rPr>
+          <w:rFonts w:ascii="Times New Roman" w:hAnsi="Times New Roman" w:cs="Times New Roman"/>
+          <w:sz w:val="30"/>
+          <w:szCs w:val="30"/>
+        </w:rPr>
+      </w:pPr>
     </w:p>
     <w:p>
       <w:pPr>
@@ -4142,6 +4586,13 @@
         <w:pStyle w:val="ListParagraph"/>
         <w:spacing w:line="276" w:lineRule="auto"/>
         <w:jc w:val="center"/>
+      </w:pPr>
+    </w:p>
+    <w:p>
+      <w:pPr>
+        <w:pStyle w:val="ListParagraph"/>
+        <w:spacing w:line="276" w:lineRule="auto"/>
+        <w:jc w:val="center"/>
         <w:rPr>
           <w:rFonts w:ascii="Times New Roman" w:hAnsi="Times New Roman" w:cs="Times New Roman"/>
           <w:b/>
@@ -4152,10 +4603,10 @@
       </w:pPr>
       <w:r>
         <w:drawing>
-          <wp:inline distT="0" distB="0" distL="0" distR="0" wp14:anchorId="75FF4D6D" wp14:editId="1AE7CDBC">
-            <wp:extent cx="4982244" cy="2468880"/>
-            <wp:effectExtent l="0" t="0" r="8890" b="7620"/>
-            <wp:docPr id="569702436" name="Picture 1"/>
+          <wp:inline distT="0" distB="0" distL="0" distR="0" wp14:anchorId="3B924E86" wp14:editId="40979A0A">
+            <wp:extent cx="5253954" cy="2651760"/>
+            <wp:effectExtent l="0" t="0" r="4445" b="0"/>
+            <wp:docPr id="629404585" name="Picture 1"/>
             <wp:cNvGraphicFramePr>
               <a:graphicFrameLocks xmlns:a="http://schemas.openxmlformats.org/drawingml/2006/main" noChangeAspect="1"/>
             </wp:cNvGraphicFramePr>
@@ -4163,18 +4614,18 @@
               <a:graphicData uri="http://schemas.openxmlformats.org/drawingml/2006/picture">
                 <pic:pic xmlns:pic="http://schemas.openxmlformats.org/drawingml/2006/picture">
                   <pic:nvPicPr>
-                    <pic:cNvPr id="569702436" name=""/>
+                    <pic:cNvPr id="629404585" name=""/>
                     <pic:cNvPicPr/>
                   </pic:nvPicPr>
                   <pic:blipFill rotWithShape="1">
                     <a:blip r:embed="rId12"/>
-                    <a:srcRect l="34035" t="25054" r="36184" b="48710"/>
+                    <a:srcRect l="35365" t="25527" r="36450" b="49183"/>
                     <a:stretch/>
                   </pic:blipFill>
                   <pic:spPr bwMode="auto">
                     <a:xfrm>
                       <a:off x="0" y="0"/>
-                      <a:ext cx="4991358" cy="2473396"/>
+                      <a:ext cx="5276623" cy="2663201"/>
                     </a:xfrm>
                     <a:prstGeom prst="rect">
                       <a:avLst/>
@@ -4202,20 +4653,12 @@
         <w:jc w:val="center"/>
         <w:rPr>
           <w:rFonts w:ascii="Times New Roman" w:hAnsi="Times New Roman" w:cs="Times New Roman"/>
-          <w:sz w:val="30"/>
-          <w:szCs w:val="30"/>
-        </w:rPr>
-      </w:pPr>
-      <w:r>
-        <w:rPr>
-          <w:rFonts w:ascii="Times New Roman" w:hAnsi="Times New Roman" w:cs="Times New Roman"/>
           <w:i/>
           <w:iCs/>
           <w:sz w:val="30"/>
           <w:szCs w:val="30"/>
         </w:rPr>
-        <w:t xml:space="preserve">Hình </w:t>
-      </w:r>
+      </w:pPr>
       <w:r>
         <w:rPr>
           <w:rFonts w:ascii="Times New Roman" w:hAnsi="Times New Roman" w:cs="Times New Roman"/>
@@ -4224,7 +4667,7 @@
           <w:sz w:val="30"/>
           <w:szCs w:val="30"/>
         </w:rPr>
-        <w:t>5</w:t>
+        <w:t xml:space="preserve">Hình </w:t>
       </w:r>
       <w:r>
         <w:rPr>
@@ -4234,7 +4677,7 @@
           <w:sz w:val="30"/>
           <w:szCs w:val="30"/>
         </w:rPr>
-        <w:t>.</w:t>
+        <w:t>5</w:t>
       </w:r>
       <w:r>
         <w:rPr>
@@ -4244,7 +4687,7 @@
           <w:sz w:val="30"/>
           <w:szCs w:val="30"/>
         </w:rPr>
-        <w:t xml:space="preserve"> Sơ đồ nguyên lý</w:t>
+        <w:t>.</w:t>
       </w:r>
       <w:r>
         <w:rPr>
@@ -4254,7 +4697,7 @@
           <w:sz w:val="30"/>
           <w:szCs w:val="30"/>
         </w:rPr>
-        <w:t xml:space="preserve"> </w:t>
+        <w:t xml:space="preserve"> Sơ đồ nguyên lý</w:t>
       </w:r>
       <w:r>
         <w:rPr>
@@ -4264,7 +4707,7 @@
           <w:sz w:val="30"/>
           <w:szCs w:val="30"/>
         </w:rPr>
-        <w:t>4-bit Ripple Carry Adder</w:t>
+        <w:t xml:space="preserve"> </w:t>
       </w:r>
       <w:r>
         <w:rPr>
@@ -4274,7 +4717,7 @@
           <w:sz w:val="30"/>
           <w:szCs w:val="30"/>
         </w:rPr>
-        <w:t xml:space="preserve"> (</w:t>
+        <w:t>4-bit Ripple Carry Adder (</w:t>
       </w:r>
       <w:r>
         <w:rPr>
@@ -4284,7 +4727,7 @@
           <w:sz w:val="30"/>
           <w:szCs w:val="30"/>
         </w:rPr>
-        <w:t>A1, B1, S1</w:t>
+        <w:t>mỗi khối FA là 1 Full Adder</w:t>
       </w:r>
       <w:r>
         <w:rPr>
@@ -4294,28 +4737,20 @@
           <w:sz w:val="30"/>
           <w:szCs w:val="30"/>
         </w:rPr>
-        <w:t xml:space="preserve"> là </w:t>
-      </w:r>
-      <w:r>
-        <w:rPr>
-          <w:rFonts w:ascii="Times New Roman" w:hAnsi="Times New Roman" w:cs="Times New Roman"/>
-          <w:i/>
-          <w:iCs/>
-          <w:sz w:val="30"/>
-          <w:szCs w:val="30"/>
-        </w:rPr>
-        <w:t xml:space="preserve">các </w:t>
-      </w:r>
-      <w:r>
-        <w:rPr>
-          <w:rFonts w:ascii="Times New Roman" w:hAnsi="Times New Roman" w:cs="Times New Roman"/>
-          <w:i/>
-          <w:iCs/>
-          <w:sz w:val="30"/>
-          <w:szCs w:val="30"/>
-        </w:rPr>
-        <w:t>LSB)</w:t>
-      </w:r>
+        <w:t>)</w:t>
+      </w:r>
+    </w:p>
+    <w:p>
+      <w:pPr>
+        <w:pStyle w:val="ListParagraph"/>
+        <w:spacing w:before="0" w:after="0" w:line="276" w:lineRule="auto"/>
+        <w:jc w:val="center"/>
+        <w:rPr>
+          <w:rFonts w:ascii="Times New Roman" w:hAnsi="Times New Roman" w:cs="Times New Roman"/>
+          <w:sz w:val="30"/>
+          <w:szCs w:val="30"/>
+        </w:rPr>
+      </w:pPr>
     </w:p>
     <w:p>
       <w:pPr>
@@ -4372,8 +4807,25 @@
           <w:sz w:val="34"/>
           <w:szCs w:val="34"/>
         </w:rPr>
-        <w:t xml:space="preserve"> 7483</w:t>
-      </w:r>
+        <w:t xml:space="preserve"> 748</w:t>
+      </w:r>
+      <w:r>
+        <w:rPr>
+          <w:rFonts w:ascii="Times New Roman" w:hAnsi="Times New Roman" w:cs="Times New Roman"/>
+          <w:b/>
+          <w:bCs/>
+          <w:sz w:val="34"/>
+          <w:szCs w:val="34"/>
+        </w:rPr>
+        <w:t>3</w:t>
+      </w:r>
+    </w:p>
+    <w:p>
+      <w:pPr>
+        <w:pStyle w:val="ListParagraph"/>
+        <w:spacing w:line="276" w:lineRule="auto"/>
+        <w:jc w:val="center"/>
+      </w:pPr>
     </w:p>
     <w:p>
       <w:pPr>
@@ -4389,7 +4841,49 @@
         </w:rPr>
       </w:pPr>
       <w:r>
-        <w:t xml:space="preserve"> </w:t>
+        <w:lastRenderedPageBreak/>
+        <w:drawing>
+          <wp:inline distT="0" distB="0" distL="0" distR="0" wp14:anchorId="1AA401CB" wp14:editId="69D988C3">
+            <wp:extent cx="5528310" cy="2064973"/>
+            <wp:effectExtent l="0" t="0" r="0" b="0"/>
+            <wp:docPr id="300803914" name="Picture 1"/>
+            <wp:cNvGraphicFramePr>
+              <a:graphicFrameLocks xmlns:a="http://schemas.openxmlformats.org/drawingml/2006/main" noChangeAspect="1"/>
+            </wp:cNvGraphicFramePr>
+            <a:graphic xmlns:a="http://schemas.openxmlformats.org/drawingml/2006/main">
+              <a:graphicData uri="http://schemas.openxmlformats.org/drawingml/2006/picture">
+                <pic:pic xmlns:pic="http://schemas.openxmlformats.org/drawingml/2006/picture">
+                  <pic:nvPicPr>
+                    <pic:cNvPr id="300803914" name=""/>
+                    <pic:cNvPicPr/>
+                  </pic:nvPicPr>
+                  <pic:blipFill rotWithShape="1">
+                    <a:blip r:embed="rId13"/>
+                    <a:srcRect l="26989" t="60120" r="41103" b="18692"/>
+                    <a:stretch/>
+                  </pic:blipFill>
+                  <pic:spPr bwMode="auto">
+                    <a:xfrm>
+                      <a:off x="0" y="0"/>
+                      <a:ext cx="5533234" cy="2066812"/>
+                    </a:xfrm>
+                    <a:prstGeom prst="rect">
+                      <a:avLst/>
+                    </a:prstGeom>
+                    <a:ln>
+                      <a:noFill/>
+                    </a:ln>
+                    <a:extLst>
+                      <a:ext uri="{53640926-AAD7-44D8-BBD7-CCE9431645EC}">
+                        <a14:shadowObscured xmlns:a14="http://schemas.microsoft.com/office/drawing/2010/main"/>
+                      </a:ext>
+                    </a:extLst>
+                  </pic:spPr>
+                </pic:pic>
+              </a:graphicData>
+            </a:graphic>
+          </wp:inline>
+        </w:drawing>
       </w:r>
     </w:p>
     <w:p>
@@ -4423,7 +4917,7 @@
           <w:sz w:val="30"/>
           <w:szCs w:val="30"/>
         </w:rPr>
-        <w:t>3</w:t>
+        <w:t>6</w:t>
       </w:r>
       <w:r>
         <w:rPr>
@@ -4435,19 +4929,31 @@
         </w:rPr>
         <w:t xml:space="preserve">. Sơ đồ nối dây </w:t>
       </w:r>
+      <w:r>
+        <w:rPr>
+          <w:rFonts w:ascii="Times New Roman" w:hAnsi="Times New Roman" w:cs="Times New Roman"/>
+          <w:i/>
+          <w:iCs/>
+          <w:sz w:val="30"/>
+          <w:szCs w:val="30"/>
+        </w:rPr>
+        <w:t>4-bit Ripple Carry Adder</w:t>
+      </w:r>
+      <w:r>
+        <w:rPr>
+          <w:rFonts w:ascii="Times New Roman" w:hAnsi="Times New Roman" w:cs="Times New Roman"/>
+          <w:i/>
+          <w:iCs/>
+          <w:sz w:val="30"/>
+          <w:szCs w:val="30"/>
+        </w:rPr>
+        <w:t xml:space="preserve"> dùng IC 7483</w:t>
+      </w:r>
     </w:p>
     <w:p>
       <w:pPr>
         <w:pStyle w:val="ListParagraph"/>
         <w:spacing w:line="276" w:lineRule="auto"/>
-        <w:jc w:val="center"/>
-      </w:pPr>
-    </w:p>
-    <w:p>
-      <w:pPr>
-        <w:pStyle w:val="ListParagraph"/>
-        <w:spacing w:line="276" w:lineRule="auto"/>
-        <w:jc w:val="center"/>
       </w:pPr>
     </w:p>
     <w:p>
@@ -4660,7 +5166,7 @@
           <w:p>
             <w:pPr>
               <w:pStyle w:val="ListParagraph"/>
-              <w:spacing w:line="276" w:lineRule="auto"/>
+              <w:spacing w:before="0" w:after="0" w:line="276" w:lineRule="auto"/>
               <w:ind w:left="0"/>
               <w:jc w:val="center"/>
               <w:rPr>
@@ -4687,7 +5193,7 @@
           <w:p>
             <w:pPr>
               <w:pStyle w:val="ListParagraph"/>
-              <w:spacing w:line="276" w:lineRule="auto"/>
+              <w:spacing w:before="0" w:after="0" w:line="276" w:lineRule="auto"/>
               <w:ind w:left="0"/>
               <w:jc w:val="center"/>
               <w:rPr>
@@ -4717,30 +5223,46 @@
           <w:p>
             <w:pPr>
               <w:pStyle w:val="ListParagraph"/>
-              <w:spacing w:line="276" w:lineRule="auto"/>
-              <w:ind w:left="0"/>
-              <w:jc w:val="center"/>
-              <w:rPr>
-                <w:rFonts w:ascii="Times New Roman" w:hAnsi="Times New Roman" w:cs="Times New Roman"/>
-                <w:sz w:val="30"/>
-                <w:szCs w:val="30"/>
-              </w:rPr>
-            </w:pPr>
-            <w:r>
-              <w:rPr>
-                <w:rFonts w:ascii="Times New Roman" w:hAnsi="Times New Roman" w:cs="Times New Roman"/>
-                <w:sz w:val="30"/>
-                <w:szCs w:val="30"/>
-              </w:rPr>
-              <w:t>Chân 14 của IC 740</w:t>
-            </w:r>
-            <w:r>
-              <w:rPr>
-                <w:rFonts w:ascii="Times New Roman" w:hAnsi="Times New Roman" w:cs="Times New Roman"/>
-                <w:sz w:val="30"/>
-                <w:szCs w:val="30"/>
-              </w:rPr>
-              <w:t>4</w:t>
+              <w:spacing w:before="0" w:after="0" w:line="276" w:lineRule="auto"/>
+              <w:ind w:left="0"/>
+              <w:jc w:val="center"/>
+              <w:rPr>
+                <w:rFonts w:ascii="Times New Roman" w:hAnsi="Times New Roman" w:cs="Times New Roman"/>
+                <w:sz w:val="30"/>
+                <w:szCs w:val="30"/>
+              </w:rPr>
+            </w:pPr>
+            <w:r>
+              <w:rPr>
+                <w:rFonts w:ascii="Times New Roman" w:hAnsi="Times New Roman" w:cs="Times New Roman"/>
+                <w:sz w:val="30"/>
+                <w:szCs w:val="30"/>
+              </w:rPr>
+              <w:t xml:space="preserve">Chân </w:t>
+            </w:r>
+            <w:r>
+              <w:rPr>
+                <w:rFonts w:ascii="Times New Roman" w:hAnsi="Times New Roman" w:cs="Times New Roman"/>
+                <w:sz w:val="30"/>
+                <w:szCs w:val="30"/>
+              </w:rPr>
+              <w:t>5</w:t>
+            </w:r>
+            <w:r>
+              <w:rPr>
+                <w:rFonts w:ascii="Times New Roman" w:hAnsi="Times New Roman" w:cs="Times New Roman"/>
+                <w:sz w:val="30"/>
+                <w:szCs w:val="30"/>
+              </w:rPr>
+              <w:t xml:space="preserve"> của IC 74</w:t>
+            </w:r>
+            <w:r>
+              <w:rPr>
+                <w:rFonts w:ascii="Times New Roman" w:hAnsi="Times New Roman" w:cs="Times New Roman"/>
+                <w:sz w:val="30"/>
+                <w:szCs w:val="30"/>
+              </w:rPr>
+              <w:t>83</w:t>
             </w:r>
           </w:p>
         </w:tc>
@@ -4781,7 +5303,7 @@
           <w:p>
             <w:pPr>
               <w:pStyle w:val="ListParagraph"/>
-              <w:spacing w:line="276" w:lineRule="auto"/>
+              <w:spacing w:before="0" w:after="0" w:line="276" w:lineRule="auto"/>
               <w:ind w:left="0"/>
               <w:jc w:val="center"/>
               <w:rPr>
@@ -4808,22 +5330,22 @@
           <w:p>
             <w:pPr>
               <w:pStyle w:val="ListParagraph"/>
-              <w:spacing w:line="276" w:lineRule="auto"/>
-              <w:ind w:left="0"/>
-              <w:jc w:val="center"/>
-              <w:rPr>
-                <w:rFonts w:ascii="Times New Roman" w:hAnsi="Times New Roman" w:cs="Times New Roman"/>
-                <w:sz w:val="30"/>
-                <w:szCs w:val="30"/>
-              </w:rPr>
-            </w:pPr>
-            <w:r>
-              <w:rPr>
-                <w:rFonts w:ascii="Times New Roman" w:hAnsi="Times New Roman" w:cs="Times New Roman"/>
-                <w:sz w:val="30"/>
-                <w:szCs w:val="30"/>
-              </w:rPr>
-              <w:t>5V</w:t>
+              <w:spacing w:before="0" w:after="0" w:line="276" w:lineRule="auto"/>
+              <w:ind w:left="0"/>
+              <w:jc w:val="center"/>
+              <w:rPr>
+                <w:rFonts w:ascii="Times New Roman" w:hAnsi="Times New Roman" w:cs="Times New Roman"/>
+                <w:sz w:val="30"/>
+                <w:szCs w:val="30"/>
+              </w:rPr>
+            </w:pPr>
+            <w:r>
+              <w:rPr>
+                <w:rFonts w:ascii="Times New Roman" w:hAnsi="Times New Roman" w:cs="Times New Roman"/>
+                <w:sz w:val="30"/>
+                <w:szCs w:val="30"/>
+              </w:rPr>
+              <w:t>GND</w:t>
             </w:r>
           </w:p>
         </w:tc>
@@ -4838,30 +5360,38 @@
           <w:p>
             <w:pPr>
               <w:pStyle w:val="ListParagraph"/>
-              <w:spacing w:line="276" w:lineRule="auto"/>
-              <w:ind w:left="0"/>
-              <w:jc w:val="center"/>
-              <w:rPr>
-                <w:rFonts w:ascii="Times New Roman" w:hAnsi="Times New Roman" w:cs="Times New Roman"/>
-                <w:sz w:val="30"/>
-                <w:szCs w:val="30"/>
-              </w:rPr>
-            </w:pPr>
-            <w:r>
-              <w:rPr>
-                <w:rFonts w:ascii="Times New Roman" w:hAnsi="Times New Roman" w:cs="Times New Roman"/>
-                <w:sz w:val="30"/>
-                <w:szCs w:val="30"/>
-              </w:rPr>
-              <w:t>Chân 14 của IC 74</w:t>
-            </w:r>
-            <w:r>
-              <w:rPr>
-                <w:rFonts w:ascii="Times New Roman" w:hAnsi="Times New Roman" w:cs="Times New Roman"/>
-                <w:sz w:val="30"/>
-                <w:szCs w:val="30"/>
-              </w:rPr>
-              <w:t>32</w:t>
+              <w:spacing w:before="0" w:after="0" w:line="276" w:lineRule="auto"/>
+              <w:ind w:left="0"/>
+              <w:jc w:val="center"/>
+              <w:rPr>
+                <w:rFonts w:ascii="Times New Roman" w:hAnsi="Times New Roman" w:cs="Times New Roman"/>
+                <w:sz w:val="30"/>
+                <w:szCs w:val="30"/>
+              </w:rPr>
+            </w:pPr>
+            <w:r>
+              <w:rPr>
+                <w:rFonts w:ascii="Times New Roman" w:hAnsi="Times New Roman" w:cs="Times New Roman"/>
+                <w:sz w:val="30"/>
+                <w:szCs w:val="30"/>
+              </w:rPr>
+              <w:t>Chân 12</w:t>
+            </w:r>
+            <w:r>
+              <w:rPr>
+                <w:rFonts w:ascii="Times New Roman" w:hAnsi="Times New Roman" w:cs="Times New Roman"/>
+                <w:sz w:val="30"/>
+                <w:szCs w:val="30"/>
+              </w:rPr>
+              <w:t>, 13</w:t>
+            </w:r>
+            <w:r>
+              <w:rPr>
+                <w:rFonts w:ascii="Times New Roman" w:hAnsi="Times New Roman" w:cs="Times New Roman"/>
+                <w:sz w:val="30"/>
+                <w:szCs w:val="30"/>
+              </w:rPr>
+              <w:t xml:space="preserve"> của IC 7483</w:t>
             </w:r>
           </w:p>
         </w:tc>
@@ -4902,22 +5432,21 @@
           <w:p>
             <w:pPr>
               <w:pStyle w:val="ListParagraph"/>
-              <w:spacing w:line="276" w:lineRule="auto"/>
-              <w:ind w:left="0"/>
-              <w:jc w:val="center"/>
-              <w:rPr>
-                <w:rFonts w:ascii="Times New Roman" w:hAnsi="Times New Roman" w:cs="Times New Roman"/>
-                <w:sz w:val="30"/>
-                <w:szCs w:val="30"/>
-              </w:rPr>
-            </w:pPr>
-            <w:r>
-              <w:rPr>
-                <w:rFonts w:ascii="Times New Roman" w:hAnsi="Times New Roman" w:cs="Times New Roman"/>
-                <w:sz w:val="30"/>
-                <w:szCs w:val="30"/>
-              </w:rPr>
-              <w:lastRenderedPageBreak/>
+              <w:spacing w:before="0" w:after="0" w:line="276" w:lineRule="auto"/>
+              <w:ind w:left="0"/>
+              <w:jc w:val="center"/>
+              <w:rPr>
+                <w:rFonts w:ascii="Times New Roman" w:hAnsi="Times New Roman" w:cs="Times New Roman"/>
+                <w:sz w:val="30"/>
+                <w:szCs w:val="30"/>
+              </w:rPr>
+            </w:pPr>
+            <w:r>
+              <w:rPr>
+                <w:rFonts w:ascii="Times New Roman" w:hAnsi="Times New Roman" w:cs="Times New Roman"/>
+                <w:sz w:val="30"/>
+                <w:szCs w:val="30"/>
+              </w:rPr>
               <w:t>3</w:t>
             </w:r>
           </w:p>
@@ -4930,22 +5459,38 @@
           <w:p>
             <w:pPr>
               <w:pStyle w:val="ListParagraph"/>
-              <w:spacing w:line="276" w:lineRule="auto"/>
-              <w:ind w:left="0"/>
-              <w:jc w:val="center"/>
-              <w:rPr>
-                <w:rFonts w:ascii="Times New Roman" w:hAnsi="Times New Roman" w:cs="Times New Roman"/>
-                <w:sz w:val="30"/>
-                <w:szCs w:val="30"/>
-              </w:rPr>
-            </w:pPr>
-            <w:r>
-              <w:rPr>
-                <w:rFonts w:ascii="Times New Roman" w:hAnsi="Times New Roman" w:cs="Times New Roman"/>
-                <w:sz w:val="30"/>
-                <w:szCs w:val="30"/>
-              </w:rPr>
-              <w:t>5V</w:t>
+              <w:spacing w:before="0" w:after="0" w:line="276" w:lineRule="auto"/>
+              <w:ind w:left="0"/>
+              <w:jc w:val="center"/>
+              <w:rPr>
+                <w:rFonts w:ascii="Times New Roman" w:hAnsi="Times New Roman" w:cs="Times New Roman"/>
+                <w:sz w:val="30"/>
+                <w:szCs w:val="30"/>
+              </w:rPr>
+            </w:pPr>
+            <w:r>
+              <w:rPr>
+                <w:rFonts w:ascii="Times New Roman" w:hAnsi="Times New Roman" w:cs="Times New Roman"/>
+                <w:sz w:val="30"/>
+                <w:szCs w:val="30"/>
+              </w:rPr>
+              <w:t>SW0 (A</w:t>
+            </w:r>
+            <w:r>
+              <w:rPr>
+                <w:rFonts w:ascii="Times New Roman" w:hAnsi="Times New Roman" w:cs="Times New Roman"/>
+                <w:sz w:val="30"/>
+                <w:szCs w:val="30"/>
+              </w:rPr>
+              <w:t>0</w:t>
+            </w:r>
+            <w:r>
+              <w:rPr>
+                <w:rFonts w:ascii="Times New Roman" w:hAnsi="Times New Roman" w:cs="Times New Roman"/>
+                <w:sz w:val="30"/>
+                <w:szCs w:val="30"/>
+              </w:rPr>
+              <w:t>)</w:t>
             </w:r>
           </w:p>
         </w:tc>
@@ -4960,30 +5505,22 @@
           <w:p>
             <w:pPr>
               <w:pStyle w:val="ListParagraph"/>
-              <w:spacing w:line="276" w:lineRule="auto"/>
-              <w:ind w:left="0"/>
-              <w:jc w:val="center"/>
-              <w:rPr>
-                <w:rFonts w:ascii="Times New Roman" w:hAnsi="Times New Roman" w:cs="Times New Roman"/>
-                <w:sz w:val="30"/>
-                <w:szCs w:val="30"/>
-              </w:rPr>
-            </w:pPr>
-            <w:r>
-              <w:rPr>
-                <w:rFonts w:ascii="Times New Roman" w:hAnsi="Times New Roman" w:cs="Times New Roman"/>
-                <w:sz w:val="30"/>
-                <w:szCs w:val="30"/>
-              </w:rPr>
-              <w:t>Chân 14 của IC 74</w:t>
-            </w:r>
-            <w:r>
-              <w:rPr>
-                <w:rFonts w:ascii="Times New Roman" w:hAnsi="Times New Roman" w:cs="Times New Roman"/>
-                <w:sz w:val="30"/>
-                <w:szCs w:val="30"/>
-              </w:rPr>
-              <w:t>08</w:t>
+              <w:spacing w:before="0" w:after="0" w:line="276" w:lineRule="auto"/>
+              <w:ind w:left="0"/>
+              <w:jc w:val="center"/>
+              <w:rPr>
+                <w:rFonts w:ascii="Times New Roman" w:hAnsi="Times New Roman" w:cs="Times New Roman"/>
+                <w:sz w:val="30"/>
+                <w:szCs w:val="30"/>
+              </w:rPr>
+            </w:pPr>
+            <w:r>
+              <w:rPr>
+                <w:rFonts w:ascii="Times New Roman" w:hAnsi="Times New Roman" w:cs="Times New Roman"/>
+                <w:sz w:val="30"/>
+                <w:szCs w:val="30"/>
+              </w:rPr>
+              <w:t>Chân 10 của IC 7483</w:t>
             </w:r>
           </w:p>
         </w:tc>
@@ -5024,7 +5561,7 @@
           <w:p>
             <w:pPr>
               <w:pStyle w:val="ListParagraph"/>
-              <w:spacing w:line="276" w:lineRule="auto"/>
+              <w:spacing w:before="0" w:after="0" w:line="276" w:lineRule="auto"/>
               <w:ind w:left="0"/>
               <w:jc w:val="center"/>
               <w:rPr>
@@ -5051,22 +5588,38 @@
           <w:p>
             <w:pPr>
               <w:pStyle w:val="ListParagraph"/>
-              <w:spacing w:line="276" w:lineRule="auto"/>
-              <w:ind w:left="0"/>
-              <w:jc w:val="center"/>
-              <w:rPr>
-                <w:rFonts w:ascii="Times New Roman" w:hAnsi="Times New Roman" w:cs="Times New Roman"/>
-                <w:sz w:val="30"/>
-                <w:szCs w:val="30"/>
-              </w:rPr>
-            </w:pPr>
-            <w:r>
-              <w:rPr>
-                <w:rFonts w:ascii="Times New Roman" w:hAnsi="Times New Roman" w:cs="Times New Roman"/>
-                <w:sz w:val="30"/>
-                <w:szCs w:val="30"/>
-              </w:rPr>
-              <w:t>GND</w:t>
+              <w:spacing w:before="0" w:after="0" w:line="276" w:lineRule="auto"/>
+              <w:ind w:left="0"/>
+              <w:jc w:val="center"/>
+              <w:rPr>
+                <w:rFonts w:ascii="Times New Roman" w:hAnsi="Times New Roman" w:cs="Times New Roman"/>
+                <w:sz w:val="30"/>
+                <w:szCs w:val="30"/>
+              </w:rPr>
+            </w:pPr>
+            <w:r>
+              <w:rPr>
+                <w:rFonts w:ascii="Times New Roman" w:hAnsi="Times New Roman" w:cs="Times New Roman"/>
+                <w:sz w:val="30"/>
+                <w:szCs w:val="30"/>
+              </w:rPr>
+              <w:t>SW1 (A</w:t>
+            </w:r>
+            <w:r>
+              <w:rPr>
+                <w:rFonts w:ascii="Times New Roman" w:hAnsi="Times New Roman" w:cs="Times New Roman"/>
+                <w:sz w:val="30"/>
+                <w:szCs w:val="30"/>
+              </w:rPr>
+              <w:t>1</w:t>
+            </w:r>
+            <w:r>
+              <w:rPr>
+                <w:rFonts w:ascii="Times New Roman" w:hAnsi="Times New Roman" w:cs="Times New Roman"/>
+                <w:sz w:val="30"/>
+                <w:szCs w:val="30"/>
+              </w:rPr>
+              <w:t>)</w:t>
             </w:r>
           </w:p>
         </w:tc>
@@ -5081,30 +5634,22 @@
           <w:p>
             <w:pPr>
               <w:pStyle w:val="ListParagraph"/>
-              <w:spacing w:line="276" w:lineRule="auto"/>
-              <w:ind w:left="0"/>
-              <w:jc w:val="center"/>
-              <w:rPr>
-                <w:rFonts w:ascii="Times New Roman" w:hAnsi="Times New Roman" w:cs="Times New Roman"/>
-                <w:sz w:val="30"/>
-                <w:szCs w:val="30"/>
-              </w:rPr>
-            </w:pPr>
-            <w:r>
-              <w:rPr>
-                <w:rFonts w:ascii="Times New Roman" w:hAnsi="Times New Roman" w:cs="Times New Roman"/>
-                <w:sz w:val="30"/>
-                <w:szCs w:val="30"/>
-              </w:rPr>
-              <w:t>Chân 7 của IC 740</w:t>
-            </w:r>
-            <w:r>
-              <w:rPr>
-                <w:rFonts w:ascii="Times New Roman" w:hAnsi="Times New Roman" w:cs="Times New Roman"/>
-                <w:sz w:val="30"/>
-                <w:szCs w:val="30"/>
-              </w:rPr>
-              <w:t>4</w:t>
+              <w:spacing w:before="0" w:after="0" w:line="276" w:lineRule="auto"/>
+              <w:ind w:left="0"/>
+              <w:jc w:val="center"/>
+              <w:rPr>
+                <w:rFonts w:ascii="Times New Roman" w:hAnsi="Times New Roman" w:cs="Times New Roman"/>
+                <w:sz w:val="30"/>
+                <w:szCs w:val="30"/>
+              </w:rPr>
+            </w:pPr>
+            <w:r>
+              <w:rPr>
+                <w:rFonts w:ascii="Times New Roman" w:hAnsi="Times New Roman" w:cs="Times New Roman"/>
+                <w:sz w:val="30"/>
+                <w:szCs w:val="30"/>
+              </w:rPr>
+              <w:t>Chân 8 của IC 7483</w:t>
             </w:r>
           </w:p>
         </w:tc>
@@ -5145,7 +5690,7 @@
           <w:p>
             <w:pPr>
               <w:pStyle w:val="ListParagraph"/>
-              <w:spacing w:line="276" w:lineRule="auto"/>
+              <w:spacing w:before="0" w:after="0" w:line="276" w:lineRule="auto"/>
               <w:ind w:left="0"/>
               <w:jc w:val="center"/>
               <w:rPr>
@@ -5172,22 +5717,38 @@
           <w:p>
             <w:pPr>
               <w:pStyle w:val="ListParagraph"/>
-              <w:spacing w:line="276" w:lineRule="auto"/>
-              <w:ind w:left="0"/>
-              <w:jc w:val="center"/>
-              <w:rPr>
-                <w:rFonts w:ascii="Times New Roman" w:hAnsi="Times New Roman" w:cs="Times New Roman"/>
-                <w:sz w:val="30"/>
-                <w:szCs w:val="30"/>
-              </w:rPr>
-            </w:pPr>
-            <w:r>
-              <w:rPr>
-                <w:rFonts w:ascii="Times New Roman" w:hAnsi="Times New Roman" w:cs="Times New Roman"/>
-                <w:sz w:val="30"/>
-                <w:szCs w:val="30"/>
-              </w:rPr>
-              <w:t>GND</w:t>
+              <w:spacing w:before="0" w:after="0" w:line="276" w:lineRule="auto"/>
+              <w:ind w:left="0"/>
+              <w:jc w:val="center"/>
+              <w:rPr>
+                <w:rFonts w:ascii="Times New Roman" w:hAnsi="Times New Roman" w:cs="Times New Roman"/>
+                <w:sz w:val="30"/>
+                <w:szCs w:val="30"/>
+              </w:rPr>
+            </w:pPr>
+            <w:r>
+              <w:rPr>
+                <w:rFonts w:ascii="Times New Roman" w:hAnsi="Times New Roman" w:cs="Times New Roman"/>
+                <w:sz w:val="30"/>
+                <w:szCs w:val="30"/>
+              </w:rPr>
+              <w:t>SW2 (A</w:t>
+            </w:r>
+            <w:r>
+              <w:rPr>
+                <w:rFonts w:ascii="Times New Roman" w:hAnsi="Times New Roman" w:cs="Times New Roman"/>
+                <w:sz w:val="30"/>
+                <w:szCs w:val="30"/>
+              </w:rPr>
+              <w:t>2</w:t>
+            </w:r>
+            <w:r>
+              <w:rPr>
+                <w:rFonts w:ascii="Times New Roman" w:hAnsi="Times New Roman" w:cs="Times New Roman"/>
+                <w:sz w:val="30"/>
+                <w:szCs w:val="30"/>
+              </w:rPr>
+              <w:t>)</w:t>
             </w:r>
           </w:p>
         </w:tc>
@@ -5202,46 +5763,22 @@
           <w:p>
             <w:pPr>
               <w:pStyle w:val="ListParagraph"/>
-              <w:spacing w:line="276" w:lineRule="auto"/>
-              <w:ind w:left="0"/>
-              <w:jc w:val="center"/>
-              <w:rPr>
-                <w:rFonts w:ascii="Times New Roman" w:hAnsi="Times New Roman" w:cs="Times New Roman"/>
-                <w:sz w:val="30"/>
-                <w:szCs w:val="30"/>
-              </w:rPr>
-            </w:pPr>
-            <w:r>
-              <w:rPr>
-                <w:rFonts w:ascii="Times New Roman" w:hAnsi="Times New Roman" w:cs="Times New Roman"/>
-                <w:sz w:val="30"/>
-                <w:szCs w:val="30"/>
-              </w:rPr>
-              <w:t xml:space="preserve">Chân </w:t>
-            </w:r>
-            <w:r>
-              <w:rPr>
-                <w:rFonts w:ascii="Times New Roman" w:hAnsi="Times New Roman" w:cs="Times New Roman"/>
-                <w:sz w:val="30"/>
-                <w:szCs w:val="30"/>
-              </w:rPr>
-              <w:t>7</w:t>
-            </w:r>
-            <w:r>
-              <w:rPr>
-                <w:rFonts w:ascii="Times New Roman" w:hAnsi="Times New Roman" w:cs="Times New Roman"/>
-                <w:sz w:val="30"/>
-                <w:szCs w:val="30"/>
-              </w:rPr>
-              <w:t xml:space="preserve"> của IC 74</w:t>
-            </w:r>
-            <w:r>
-              <w:rPr>
-                <w:rFonts w:ascii="Times New Roman" w:hAnsi="Times New Roman" w:cs="Times New Roman"/>
-                <w:sz w:val="30"/>
-                <w:szCs w:val="30"/>
-              </w:rPr>
-              <w:t>32</w:t>
+              <w:spacing w:before="0" w:after="0" w:line="276" w:lineRule="auto"/>
+              <w:ind w:left="0"/>
+              <w:jc w:val="center"/>
+              <w:rPr>
+                <w:rFonts w:ascii="Times New Roman" w:hAnsi="Times New Roman" w:cs="Times New Roman"/>
+                <w:sz w:val="30"/>
+                <w:szCs w:val="30"/>
+              </w:rPr>
+            </w:pPr>
+            <w:r>
+              <w:rPr>
+                <w:rFonts w:ascii="Times New Roman" w:hAnsi="Times New Roman" w:cs="Times New Roman"/>
+                <w:sz w:val="30"/>
+                <w:szCs w:val="30"/>
+              </w:rPr>
+              <w:t>Chân 3 của IC 7483</w:t>
             </w:r>
           </w:p>
         </w:tc>
@@ -5282,7 +5819,7 @@
           <w:p>
             <w:pPr>
               <w:pStyle w:val="ListParagraph"/>
-              <w:spacing w:line="276" w:lineRule="auto"/>
+              <w:spacing w:before="0" w:after="0" w:line="276" w:lineRule="auto"/>
               <w:ind w:left="0"/>
               <w:jc w:val="center"/>
               <w:rPr>
@@ -5309,22 +5846,38 @@
           <w:p>
             <w:pPr>
               <w:pStyle w:val="ListParagraph"/>
-              <w:spacing w:line="276" w:lineRule="auto"/>
-              <w:ind w:left="0"/>
-              <w:jc w:val="center"/>
-              <w:rPr>
-                <w:rFonts w:ascii="Times New Roman" w:hAnsi="Times New Roman" w:cs="Times New Roman"/>
-                <w:sz w:val="30"/>
-                <w:szCs w:val="30"/>
-              </w:rPr>
-            </w:pPr>
-            <w:r>
-              <w:rPr>
-                <w:rFonts w:ascii="Times New Roman" w:hAnsi="Times New Roman" w:cs="Times New Roman"/>
-                <w:sz w:val="30"/>
-                <w:szCs w:val="30"/>
-              </w:rPr>
-              <w:t>GND</w:t>
+              <w:spacing w:before="0" w:after="0" w:line="276" w:lineRule="auto"/>
+              <w:ind w:left="0"/>
+              <w:jc w:val="center"/>
+              <w:rPr>
+                <w:rFonts w:ascii="Times New Roman" w:hAnsi="Times New Roman" w:cs="Times New Roman"/>
+                <w:sz w:val="30"/>
+                <w:szCs w:val="30"/>
+              </w:rPr>
+            </w:pPr>
+            <w:r>
+              <w:rPr>
+                <w:rFonts w:ascii="Times New Roman" w:hAnsi="Times New Roman" w:cs="Times New Roman"/>
+                <w:sz w:val="30"/>
+                <w:szCs w:val="30"/>
+              </w:rPr>
+              <w:t>SW3 (A</w:t>
+            </w:r>
+            <w:r>
+              <w:rPr>
+                <w:rFonts w:ascii="Times New Roman" w:hAnsi="Times New Roman" w:cs="Times New Roman"/>
+                <w:sz w:val="30"/>
+                <w:szCs w:val="30"/>
+              </w:rPr>
+              <w:t>3</w:t>
+            </w:r>
+            <w:r>
+              <w:rPr>
+                <w:rFonts w:ascii="Times New Roman" w:hAnsi="Times New Roman" w:cs="Times New Roman"/>
+                <w:sz w:val="30"/>
+                <w:szCs w:val="30"/>
+              </w:rPr>
+              <w:t>)</w:t>
             </w:r>
           </w:p>
         </w:tc>
@@ -5339,46 +5892,22 @@
           <w:p>
             <w:pPr>
               <w:pStyle w:val="ListParagraph"/>
-              <w:spacing w:line="276" w:lineRule="auto"/>
-              <w:ind w:left="0"/>
-              <w:jc w:val="center"/>
-              <w:rPr>
-                <w:rFonts w:ascii="Times New Roman" w:hAnsi="Times New Roman" w:cs="Times New Roman"/>
-                <w:sz w:val="30"/>
-                <w:szCs w:val="30"/>
-              </w:rPr>
-            </w:pPr>
-            <w:r>
-              <w:rPr>
-                <w:rFonts w:ascii="Times New Roman" w:hAnsi="Times New Roman" w:cs="Times New Roman"/>
-                <w:sz w:val="30"/>
-                <w:szCs w:val="30"/>
-              </w:rPr>
-              <w:t xml:space="preserve">Chân </w:t>
-            </w:r>
-            <w:r>
-              <w:rPr>
-                <w:rFonts w:ascii="Times New Roman" w:hAnsi="Times New Roman" w:cs="Times New Roman"/>
-                <w:sz w:val="30"/>
-                <w:szCs w:val="30"/>
-              </w:rPr>
-              <w:t>7</w:t>
-            </w:r>
-            <w:r>
-              <w:rPr>
-                <w:rFonts w:ascii="Times New Roman" w:hAnsi="Times New Roman" w:cs="Times New Roman"/>
-                <w:sz w:val="30"/>
-                <w:szCs w:val="30"/>
-              </w:rPr>
-              <w:t xml:space="preserve"> của IC 74</w:t>
-            </w:r>
-            <w:r>
-              <w:rPr>
-                <w:rFonts w:ascii="Times New Roman" w:hAnsi="Times New Roman" w:cs="Times New Roman"/>
-                <w:sz w:val="30"/>
-                <w:szCs w:val="30"/>
-              </w:rPr>
-              <w:t>08</w:t>
+              <w:spacing w:before="0" w:after="0" w:line="276" w:lineRule="auto"/>
+              <w:ind w:left="0"/>
+              <w:jc w:val="center"/>
+              <w:rPr>
+                <w:rFonts w:ascii="Times New Roman" w:hAnsi="Times New Roman" w:cs="Times New Roman"/>
+                <w:sz w:val="30"/>
+                <w:szCs w:val="30"/>
+              </w:rPr>
+            </w:pPr>
+            <w:r>
+              <w:rPr>
+                <w:rFonts w:ascii="Times New Roman" w:hAnsi="Times New Roman" w:cs="Times New Roman"/>
+                <w:sz w:val="30"/>
+                <w:szCs w:val="30"/>
+              </w:rPr>
+              <w:t>Chân 1 của IC 7483</w:t>
             </w:r>
           </w:p>
         </w:tc>
@@ -5419,7 +5948,7 @@
           <w:p>
             <w:pPr>
               <w:pStyle w:val="ListParagraph"/>
-              <w:spacing w:line="276" w:lineRule="auto"/>
+              <w:spacing w:before="0" w:after="0" w:line="276" w:lineRule="auto"/>
               <w:ind w:left="0"/>
               <w:jc w:val="center"/>
               <w:rPr>
@@ -5446,30 +5975,38 @@
           <w:p>
             <w:pPr>
               <w:pStyle w:val="ListParagraph"/>
-              <w:spacing w:line="276" w:lineRule="auto"/>
-              <w:ind w:left="0"/>
-              <w:jc w:val="center"/>
-              <w:rPr>
-                <w:rFonts w:ascii="Times New Roman" w:hAnsi="Times New Roman" w:cs="Times New Roman"/>
-                <w:sz w:val="30"/>
-                <w:szCs w:val="30"/>
-              </w:rPr>
-            </w:pPr>
-            <w:r>
-              <w:rPr>
-                <w:rFonts w:ascii="Times New Roman" w:hAnsi="Times New Roman" w:cs="Times New Roman"/>
-                <w:sz w:val="30"/>
-                <w:szCs w:val="30"/>
-              </w:rPr>
-              <w:t>SW0</w:t>
-            </w:r>
-            <w:r>
-              <w:rPr>
-                <w:rFonts w:ascii="Times New Roman" w:hAnsi="Times New Roman" w:cs="Times New Roman"/>
-                <w:sz w:val="30"/>
-                <w:szCs w:val="30"/>
-              </w:rPr>
-              <w:t xml:space="preserve"> (A)</w:t>
+              <w:spacing w:before="0" w:after="0" w:line="276" w:lineRule="auto"/>
+              <w:ind w:left="0"/>
+              <w:jc w:val="center"/>
+              <w:rPr>
+                <w:rFonts w:ascii="Times New Roman" w:hAnsi="Times New Roman" w:cs="Times New Roman"/>
+                <w:sz w:val="30"/>
+                <w:szCs w:val="30"/>
+              </w:rPr>
+            </w:pPr>
+            <w:r>
+              <w:rPr>
+                <w:rFonts w:ascii="Times New Roman" w:hAnsi="Times New Roman" w:cs="Times New Roman"/>
+                <w:sz w:val="30"/>
+                <w:szCs w:val="30"/>
+              </w:rPr>
+              <w:t>SW4 (B</w:t>
+            </w:r>
+            <w:r>
+              <w:rPr>
+                <w:rFonts w:ascii="Times New Roman" w:hAnsi="Times New Roman" w:cs="Times New Roman"/>
+                <w:sz w:val="30"/>
+                <w:szCs w:val="30"/>
+              </w:rPr>
+              <w:t>0</w:t>
+            </w:r>
+            <w:r>
+              <w:rPr>
+                <w:rFonts w:ascii="Times New Roman" w:hAnsi="Times New Roman" w:cs="Times New Roman"/>
+                <w:sz w:val="30"/>
+                <w:szCs w:val="30"/>
+              </w:rPr>
+              <w:t>)</w:t>
             </w:r>
           </w:p>
         </w:tc>
@@ -5484,30 +6021,22 @@
           <w:p>
             <w:pPr>
               <w:pStyle w:val="ListParagraph"/>
-              <w:spacing w:line="276" w:lineRule="auto"/>
-              <w:ind w:left="0"/>
-              <w:jc w:val="center"/>
-              <w:rPr>
-                <w:rFonts w:ascii="Times New Roman" w:hAnsi="Times New Roman" w:cs="Times New Roman"/>
-                <w:sz w:val="30"/>
-                <w:szCs w:val="30"/>
-              </w:rPr>
-            </w:pPr>
-            <w:r>
-              <w:rPr>
-                <w:rFonts w:ascii="Times New Roman" w:hAnsi="Times New Roman" w:cs="Times New Roman"/>
-                <w:sz w:val="30"/>
-                <w:szCs w:val="30"/>
-              </w:rPr>
-              <w:t>Chân 1 của IC 74</w:t>
-            </w:r>
-            <w:r>
-              <w:rPr>
-                <w:rFonts w:ascii="Times New Roman" w:hAnsi="Times New Roman" w:cs="Times New Roman"/>
-                <w:sz w:val="30"/>
-                <w:szCs w:val="30"/>
-              </w:rPr>
-              <w:t>08</w:t>
+              <w:spacing w:before="0" w:after="0" w:line="276" w:lineRule="auto"/>
+              <w:ind w:left="0"/>
+              <w:jc w:val="center"/>
+              <w:rPr>
+                <w:rFonts w:ascii="Times New Roman" w:hAnsi="Times New Roman" w:cs="Times New Roman"/>
+                <w:sz w:val="30"/>
+                <w:szCs w:val="30"/>
+              </w:rPr>
+            </w:pPr>
+            <w:r>
+              <w:rPr>
+                <w:rFonts w:ascii="Times New Roman" w:hAnsi="Times New Roman" w:cs="Times New Roman"/>
+                <w:sz w:val="30"/>
+                <w:szCs w:val="30"/>
+              </w:rPr>
+              <w:t>Chân 11 của IC 7483</w:t>
             </w:r>
           </w:p>
         </w:tc>
@@ -5548,7 +6077,7 @@
           <w:p>
             <w:pPr>
               <w:pStyle w:val="ListParagraph"/>
-              <w:spacing w:line="276" w:lineRule="auto"/>
+              <w:spacing w:before="0" w:after="0" w:line="276" w:lineRule="auto"/>
               <w:ind w:left="0"/>
               <w:jc w:val="center"/>
               <w:rPr>
@@ -5575,30 +6104,38 @@
           <w:p>
             <w:pPr>
               <w:pStyle w:val="ListParagraph"/>
-              <w:spacing w:line="276" w:lineRule="auto"/>
-              <w:ind w:left="0"/>
-              <w:jc w:val="center"/>
-              <w:rPr>
-                <w:rFonts w:ascii="Times New Roman" w:hAnsi="Times New Roman" w:cs="Times New Roman"/>
-                <w:sz w:val="30"/>
-                <w:szCs w:val="30"/>
-              </w:rPr>
-            </w:pPr>
-            <w:r>
-              <w:rPr>
-                <w:rFonts w:ascii="Times New Roman" w:hAnsi="Times New Roman" w:cs="Times New Roman"/>
-                <w:sz w:val="30"/>
-                <w:szCs w:val="30"/>
-              </w:rPr>
-              <w:t>SW1</w:t>
-            </w:r>
-            <w:r>
-              <w:rPr>
-                <w:rFonts w:ascii="Times New Roman" w:hAnsi="Times New Roman" w:cs="Times New Roman"/>
-                <w:sz w:val="30"/>
-                <w:szCs w:val="30"/>
-              </w:rPr>
-              <w:t xml:space="preserve"> (B)</w:t>
+              <w:spacing w:before="0" w:after="0" w:line="276" w:lineRule="auto"/>
+              <w:ind w:left="0"/>
+              <w:jc w:val="center"/>
+              <w:rPr>
+                <w:rFonts w:ascii="Times New Roman" w:hAnsi="Times New Roman" w:cs="Times New Roman"/>
+                <w:sz w:val="30"/>
+                <w:szCs w:val="30"/>
+              </w:rPr>
+            </w:pPr>
+            <w:r>
+              <w:rPr>
+                <w:rFonts w:ascii="Times New Roman" w:hAnsi="Times New Roman" w:cs="Times New Roman"/>
+                <w:sz w:val="30"/>
+                <w:szCs w:val="30"/>
+              </w:rPr>
+              <w:t>SW5 (B</w:t>
+            </w:r>
+            <w:r>
+              <w:rPr>
+                <w:rFonts w:ascii="Times New Roman" w:hAnsi="Times New Roman" w:cs="Times New Roman"/>
+                <w:sz w:val="30"/>
+                <w:szCs w:val="30"/>
+              </w:rPr>
+              <w:t>1</w:t>
+            </w:r>
+            <w:r>
+              <w:rPr>
+                <w:rFonts w:ascii="Times New Roman" w:hAnsi="Times New Roman" w:cs="Times New Roman"/>
+                <w:sz w:val="30"/>
+                <w:szCs w:val="30"/>
+              </w:rPr>
+              <w:t>)</w:t>
             </w:r>
           </w:p>
         </w:tc>
@@ -5613,30 +6150,38 @@
           <w:p>
             <w:pPr>
               <w:pStyle w:val="ListParagraph"/>
-              <w:spacing w:line="276" w:lineRule="auto"/>
-              <w:ind w:left="0"/>
-              <w:jc w:val="center"/>
-              <w:rPr>
-                <w:rFonts w:ascii="Times New Roman" w:hAnsi="Times New Roman" w:cs="Times New Roman"/>
-                <w:sz w:val="30"/>
-                <w:szCs w:val="30"/>
-              </w:rPr>
-            </w:pPr>
-            <w:r>
-              <w:rPr>
-                <w:rFonts w:ascii="Times New Roman" w:hAnsi="Times New Roman" w:cs="Times New Roman"/>
-                <w:sz w:val="30"/>
-                <w:szCs w:val="30"/>
-              </w:rPr>
-              <w:t>Chân 2 của IC 74</w:t>
-            </w:r>
-            <w:r>
-              <w:rPr>
-                <w:rFonts w:ascii="Times New Roman" w:hAnsi="Times New Roman" w:cs="Times New Roman"/>
-                <w:sz w:val="30"/>
-                <w:szCs w:val="30"/>
-              </w:rPr>
-              <w:t>08</w:t>
+              <w:spacing w:before="0" w:after="0" w:line="276" w:lineRule="auto"/>
+              <w:ind w:left="0"/>
+              <w:jc w:val="center"/>
+              <w:rPr>
+                <w:rFonts w:ascii="Times New Roman" w:hAnsi="Times New Roman" w:cs="Times New Roman"/>
+                <w:sz w:val="30"/>
+                <w:szCs w:val="30"/>
+              </w:rPr>
+            </w:pPr>
+            <w:r>
+              <w:rPr>
+                <w:rFonts w:ascii="Times New Roman" w:hAnsi="Times New Roman" w:cs="Times New Roman"/>
+                <w:sz w:val="30"/>
+                <w:szCs w:val="30"/>
+              </w:rPr>
+              <w:t xml:space="preserve">Chân </w:t>
+            </w:r>
+            <w:r>
+              <w:rPr>
+                <w:rFonts w:ascii="Times New Roman" w:hAnsi="Times New Roman" w:cs="Times New Roman"/>
+                <w:sz w:val="30"/>
+                <w:szCs w:val="30"/>
+              </w:rPr>
+              <w:t>7</w:t>
+            </w:r>
+            <w:r>
+              <w:rPr>
+                <w:rFonts w:ascii="Times New Roman" w:hAnsi="Times New Roman" w:cs="Times New Roman"/>
+                <w:sz w:val="30"/>
+                <w:szCs w:val="30"/>
+              </w:rPr>
+              <w:t xml:space="preserve"> của IC 7483</w:t>
             </w:r>
           </w:p>
         </w:tc>
@@ -5677,7 +6222,7 @@
           <w:p>
             <w:pPr>
               <w:pStyle w:val="ListParagraph"/>
-              <w:spacing w:line="276" w:lineRule="auto"/>
+              <w:spacing w:before="0" w:after="0" w:line="276" w:lineRule="auto"/>
               <w:ind w:left="0"/>
               <w:jc w:val="center"/>
               <w:rPr>
@@ -5704,30 +6249,38 @@
           <w:p>
             <w:pPr>
               <w:pStyle w:val="ListParagraph"/>
-              <w:spacing w:line="276" w:lineRule="auto"/>
-              <w:ind w:left="0"/>
-              <w:jc w:val="center"/>
-              <w:rPr>
-                <w:rFonts w:ascii="Times New Roman" w:hAnsi="Times New Roman" w:cs="Times New Roman"/>
-                <w:sz w:val="30"/>
-                <w:szCs w:val="30"/>
-              </w:rPr>
-            </w:pPr>
-            <w:r>
-              <w:rPr>
-                <w:rFonts w:ascii="Times New Roman" w:hAnsi="Times New Roman" w:cs="Times New Roman"/>
-                <w:sz w:val="30"/>
-                <w:szCs w:val="30"/>
-              </w:rPr>
-              <w:t>SW2</w:t>
-            </w:r>
-            <w:r>
-              <w:rPr>
-                <w:rFonts w:ascii="Times New Roman" w:hAnsi="Times New Roman" w:cs="Times New Roman"/>
-                <w:sz w:val="30"/>
-                <w:szCs w:val="30"/>
-              </w:rPr>
-              <w:t xml:space="preserve"> (C)</w:t>
+              <w:spacing w:before="0" w:after="0" w:line="276" w:lineRule="auto"/>
+              <w:ind w:left="0"/>
+              <w:jc w:val="center"/>
+              <w:rPr>
+                <w:rFonts w:ascii="Times New Roman" w:hAnsi="Times New Roman" w:cs="Times New Roman"/>
+                <w:sz w:val="30"/>
+                <w:szCs w:val="30"/>
+              </w:rPr>
+            </w:pPr>
+            <w:r>
+              <w:rPr>
+                <w:rFonts w:ascii="Times New Roman" w:hAnsi="Times New Roman" w:cs="Times New Roman"/>
+                <w:sz w:val="30"/>
+                <w:szCs w:val="30"/>
+              </w:rPr>
+              <w:t>SW6 (B</w:t>
+            </w:r>
+            <w:r>
+              <w:rPr>
+                <w:rFonts w:ascii="Times New Roman" w:hAnsi="Times New Roman" w:cs="Times New Roman"/>
+                <w:sz w:val="30"/>
+                <w:szCs w:val="30"/>
+              </w:rPr>
+              <w:t>2</w:t>
+            </w:r>
+            <w:r>
+              <w:rPr>
+                <w:rFonts w:ascii="Times New Roman" w:hAnsi="Times New Roman" w:cs="Times New Roman"/>
+                <w:sz w:val="30"/>
+                <w:szCs w:val="30"/>
+              </w:rPr>
+              <w:t>)</w:t>
             </w:r>
           </w:p>
         </w:tc>
@@ -5742,22 +6295,22 @@
           <w:p>
             <w:pPr>
               <w:pStyle w:val="ListParagraph"/>
-              <w:spacing w:line="276" w:lineRule="auto"/>
-              <w:ind w:left="0"/>
-              <w:jc w:val="center"/>
-              <w:rPr>
-                <w:rFonts w:ascii="Times New Roman" w:hAnsi="Times New Roman" w:cs="Times New Roman"/>
-                <w:sz w:val="30"/>
-                <w:szCs w:val="30"/>
-              </w:rPr>
-            </w:pPr>
-            <w:r>
-              <w:rPr>
-                <w:rFonts w:ascii="Times New Roman" w:hAnsi="Times New Roman" w:cs="Times New Roman"/>
-                <w:sz w:val="30"/>
-                <w:szCs w:val="30"/>
-              </w:rPr>
-              <w:t>Chân 1 của IC 7404</w:t>
+              <w:spacing w:before="0" w:after="0" w:line="276" w:lineRule="auto"/>
+              <w:ind w:left="0"/>
+              <w:jc w:val="center"/>
+              <w:rPr>
+                <w:rFonts w:ascii="Times New Roman" w:hAnsi="Times New Roman" w:cs="Times New Roman"/>
+                <w:sz w:val="30"/>
+                <w:szCs w:val="30"/>
+              </w:rPr>
+            </w:pPr>
+            <w:r>
+              <w:rPr>
+                <w:rFonts w:ascii="Times New Roman" w:hAnsi="Times New Roman" w:cs="Times New Roman"/>
+                <w:sz w:val="30"/>
+                <w:szCs w:val="30"/>
+              </w:rPr>
+              <w:t>Chân 4 của IC 7483</w:t>
             </w:r>
           </w:p>
         </w:tc>
@@ -5798,22 +6351,30 @@
           <w:p>
             <w:pPr>
               <w:pStyle w:val="ListParagraph"/>
-              <w:spacing w:line="276" w:lineRule="auto"/>
-              <w:ind w:left="0"/>
-              <w:jc w:val="center"/>
-              <w:rPr>
-                <w:rFonts w:ascii="Times New Roman" w:hAnsi="Times New Roman" w:cs="Times New Roman"/>
-                <w:sz w:val="30"/>
-                <w:szCs w:val="30"/>
-              </w:rPr>
-            </w:pPr>
-            <w:r>
-              <w:rPr>
-                <w:rFonts w:ascii="Times New Roman" w:hAnsi="Times New Roman" w:cs="Times New Roman"/>
-                <w:sz w:val="30"/>
-                <w:szCs w:val="30"/>
-              </w:rPr>
-              <w:t>10</w:t>
+              <w:spacing w:before="0" w:after="0" w:line="276" w:lineRule="auto"/>
+              <w:ind w:left="0"/>
+              <w:jc w:val="center"/>
+              <w:rPr>
+                <w:rFonts w:ascii="Times New Roman" w:hAnsi="Times New Roman" w:cs="Times New Roman"/>
+                <w:sz w:val="30"/>
+                <w:szCs w:val="30"/>
+              </w:rPr>
+            </w:pPr>
+            <w:r>
+              <w:rPr>
+                <w:rFonts w:ascii="Times New Roman" w:hAnsi="Times New Roman" w:cs="Times New Roman"/>
+                <w:sz w:val="30"/>
+                <w:szCs w:val="30"/>
+              </w:rPr>
+              <w:t>1</w:t>
+            </w:r>
+            <w:r>
+              <w:rPr>
+                <w:rFonts w:ascii="Times New Roman" w:hAnsi="Times New Roman" w:cs="Times New Roman"/>
+                <w:sz w:val="30"/>
+                <w:szCs w:val="30"/>
+              </w:rPr>
+              <w:t>0</w:t>
             </w:r>
           </w:p>
         </w:tc>
@@ -5825,30 +6386,38 @@
           <w:p>
             <w:pPr>
               <w:pStyle w:val="ListParagraph"/>
-              <w:spacing w:line="276" w:lineRule="auto"/>
-              <w:ind w:left="0"/>
-              <w:jc w:val="center"/>
-              <w:rPr>
-                <w:rFonts w:ascii="Times New Roman" w:hAnsi="Times New Roman" w:cs="Times New Roman"/>
-                <w:sz w:val="30"/>
-                <w:szCs w:val="30"/>
-              </w:rPr>
-            </w:pPr>
-            <w:r>
-              <w:rPr>
-                <w:rFonts w:ascii="Times New Roman" w:hAnsi="Times New Roman" w:cs="Times New Roman"/>
-                <w:sz w:val="30"/>
-                <w:szCs w:val="30"/>
-              </w:rPr>
-              <w:t>Chân 3 của IC 74</w:t>
-            </w:r>
-            <w:r>
-              <w:rPr>
-                <w:rFonts w:ascii="Times New Roman" w:hAnsi="Times New Roman" w:cs="Times New Roman"/>
-                <w:sz w:val="30"/>
-                <w:szCs w:val="30"/>
-              </w:rPr>
-              <w:t>08</w:t>
+              <w:spacing w:before="0" w:after="0" w:line="276" w:lineRule="auto"/>
+              <w:ind w:left="0"/>
+              <w:jc w:val="center"/>
+              <w:rPr>
+                <w:rFonts w:ascii="Times New Roman" w:hAnsi="Times New Roman" w:cs="Times New Roman"/>
+                <w:sz w:val="30"/>
+                <w:szCs w:val="30"/>
+              </w:rPr>
+            </w:pPr>
+            <w:r>
+              <w:rPr>
+                <w:rFonts w:ascii="Times New Roman" w:hAnsi="Times New Roman" w:cs="Times New Roman"/>
+                <w:sz w:val="30"/>
+                <w:szCs w:val="30"/>
+              </w:rPr>
+              <w:t>SW7 (B</w:t>
+            </w:r>
+            <w:r>
+              <w:rPr>
+                <w:rFonts w:ascii="Times New Roman" w:hAnsi="Times New Roman" w:cs="Times New Roman"/>
+                <w:sz w:val="30"/>
+                <w:szCs w:val="30"/>
+              </w:rPr>
+              <w:t>3</w:t>
+            </w:r>
+            <w:r>
+              <w:rPr>
+                <w:rFonts w:ascii="Times New Roman" w:hAnsi="Times New Roman" w:cs="Times New Roman"/>
+                <w:sz w:val="30"/>
+                <w:szCs w:val="30"/>
+              </w:rPr>
+              <w:t>)</w:t>
             </w:r>
           </w:p>
         </w:tc>
@@ -5863,30 +6432,22 @@
           <w:p>
             <w:pPr>
               <w:pStyle w:val="ListParagraph"/>
-              <w:spacing w:line="276" w:lineRule="auto"/>
-              <w:ind w:left="0"/>
-              <w:jc w:val="center"/>
-              <w:rPr>
-                <w:rFonts w:ascii="Times New Roman" w:hAnsi="Times New Roman" w:cs="Times New Roman"/>
-                <w:sz w:val="30"/>
-                <w:szCs w:val="30"/>
-              </w:rPr>
-            </w:pPr>
-            <w:r>
-              <w:rPr>
-                <w:rFonts w:ascii="Times New Roman" w:hAnsi="Times New Roman" w:cs="Times New Roman"/>
-                <w:sz w:val="30"/>
-                <w:szCs w:val="30"/>
-              </w:rPr>
-              <w:t>Chân 1 của IC 74</w:t>
-            </w:r>
-            <w:r>
-              <w:rPr>
-                <w:rFonts w:ascii="Times New Roman" w:hAnsi="Times New Roman" w:cs="Times New Roman"/>
-                <w:sz w:val="30"/>
-                <w:szCs w:val="30"/>
-              </w:rPr>
-              <w:t>32</w:t>
+              <w:spacing w:before="0" w:after="0" w:line="276" w:lineRule="auto"/>
+              <w:ind w:left="0"/>
+              <w:jc w:val="center"/>
+              <w:rPr>
+                <w:rFonts w:ascii="Times New Roman" w:hAnsi="Times New Roman" w:cs="Times New Roman"/>
+                <w:sz w:val="30"/>
+                <w:szCs w:val="30"/>
+              </w:rPr>
+            </w:pPr>
+            <w:r>
+              <w:rPr>
+                <w:rFonts w:ascii="Times New Roman" w:hAnsi="Times New Roman" w:cs="Times New Roman"/>
+                <w:sz w:val="30"/>
+                <w:szCs w:val="30"/>
+              </w:rPr>
+              <w:t>Chân 16 của IC 7483</w:t>
             </w:r>
           </w:p>
         </w:tc>
@@ -5927,22 +6488,30 @@
           <w:p>
             <w:pPr>
               <w:pStyle w:val="ListParagraph"/>
-              <w:spacing w:line="276" w:lineRule="auto"/>
-              <w:ind w:left="0"/>
-              <w:jc w:val="center"/>
-              <w:rPr>
-                <w:rFonts w:ascii="Times New Roman" w:hAnsi="Times New Roman" w:cs="Times New Roman"/>
-                <w:sz w:val="30"/>
-                <w:szCs w:val="30"/>
-              </w:rPr>
-            </w:pPr>
-            <w:r>
-              <w:rPr>
-                <w:rFonts w:ascii="Times New Roman" w:hAnsi="Times New Roman" w:cs="Times New Roman"/>
-                <w:sz w:val="30"/>
-                <w:szCs w:val="30"/>
-              </w:rPr>
-              <w:t>11</w:t>
+              <w:spacing w:before="0" w:after="0" w:line="276" w:lineRule="auto"/>
+              <w:ind w:left="0"/>
+              <w:jc w:val="center"/>
+              <w:rPr>
+                <w:rFonts w:ascii="Times New Roman" w:hAnsi="Times New Roman" w:cs="Times New Roman"/>
+                <w:sz w:val="30"/>
+                <w:szCs w:val="30"/>
+              </w:rPr>
+            </w:pPr>
+            <w:r>
+              <w:rPr>
+                <w:rFonts w:ascii="Times New Roman" w:hAnsi="Times New Roman" w:cs="Times New Roman"/>
+                <w:sz w:val="30"/>
+                <w:szCs w:val="30"/>
+              </w:rPr>
+              <w:t>1</w:t>
+            </w:r>
+            <w:r>
+              <w:rPr>
+                <w:rFonts w:ascii="Times New Roman" w:hAnsi="Times New Roman" w:cs="Times New Roman"/>
+                <w:sz w:val="30"/>
+                <w:szCs w:val="30"/>
+              </w:rPr>
+              <w:t>1</w:t>
             </w:r>
           </w:p>
         </w:tc>
@@ -5954,22 +6523,22 @@
           <w:p>
             <w:pPr>
               <w:pStyle w:val="ListParagraph"/>
-              <w:spacing w:line="276" w:lineRule="auto"/>
-              <w:ind w:left="0"/>
-              <w:jc w:val="center"/>
-              <w:rPr>
-                <w:rFonts w:ascii="Times New Roman" w:hAnsi="Times New Roman" w:cs="Times New Roman"/>
-                <w:sz w:val="30"/>
-                <w:szCs w:val="30"/>
-              </w:rPr>
-            </w:pPr>
-            <w:r>
-              <w:rPr>
-                <w:rFonts w:ascii="Times New Roman" w:hAnsi="Times New Roman" w:cs="Times New Roman"/>
-                <w:sz w:val="30"/>
-                <w:szCs w:val="30"/>
-              </w:rPr>
-              <w:t>Chân 2 của IC 7404</w:t>
+              <w:spacing w:before="0" w:after="0" w:line="276" w:lineRule="auto"/>
+              <w:ind w:left="0"/>
+              <w:jc w:val="center"/>
+              <w:rPr>
+                <w:rFonts w:ascii="Times New Roman" w:hAnsi="Times New Roman" w:cs="Times New Roman"/>
+                <w:sz w:val="30"/>
+                <w:szCs w:val="30"/>
+              </w:rPr>
+            </w:pPr>
+            <w:r>
+              <w:rPr>
+                <w:rFonts w:ascii="Times New Roman" w:hAnsi="Times New Roman" w:cs="Times New Roman"/>
+                <w:sz w:val="30"/>
+                <w:szCs w:val="30"/>
+              </w:rPr>
+              <w:t>Chân 9 của IC 7483</w:t>
             </w:r>
           </w:p>
         </w:tc>
@@ -5984,30 +6553,38 @@
           <w:p>
             <w:pPr>
               <w:pStyle w:val="ListParagraph"/>
-              <w:spacing w:line="276" w:lineRule="auto"/>
-              <w:ind w:left="0"/>
-              <w:jc w:val="center"/>
-              <w:rPr>
-                <w:rFonts w:ascii="Times New Roman" w:hAnsi="Times New Roman" w:cs="Times New Roman"/>
-                <w:sz w:val="30"/>
-                <w:szCs w:val="30"/>
-              </w:rPr>
-            </w:pPr>
-            <w:r>
-              <w:rPr>
-                <w:rFonts w:ascii="Times New Roman" w:hAnsi="Times New Roman" w:cs="Times New Roman"/>
-                <w:sz w:val="30"/>
-                <w:szCs w:val="30"/>
-              </w:rPr>
-              <w:t>Chân 2 của IC 74</w:t>
-            </w:r>
-            <w:r>
-              <w:rPr>
-                <w:rFonts w:ascii="Times New Roman" w:hAnsi="Times New Roman" w:cs="Times New Roman"/>
-                <w:sz w:val="30"/>
-                <w:szCs w:val="30"/>
-              </w:rPr>
-              <w:t>32</w:t>
+              <w:spacing w:before="0" w:after="0" w:line="276" w:lineRule="auto"/>
+              <w:ind w:left="0"/>
+              <w:jc w:val="center"/>
+              <w:rPr>
+                <w:rFonts w:ascii="Times New Roman" w:hAnsi="Times New Roman" w:cs="Times New Roman"/>
+                <w:sz w:val="30"/>
+                <w:szCs w:val="30"/>
+              </w:rPr>
+            </w:pPr>
+            <w:r>
+              <w:rPr>
+                <w:rFonts w:ascii="Times New Roman" w:hAnsi="Times New Roman" w:cs="Times New Roman"/>
+                <w:sz w:val="30"/>
+                <w:szCs w:val="30"/>
+              </w:rPr>
+              <w:t>LED0 (S</w:t>
+            </w:r>
+            <w:r>
+              <w:rPr>
+                <w:rFonts w:ascii="Times New Roman" w:hAnsi="Times New Roman" w:cs="Times New Roman"/>
+                <w:sz w:val="30"/>
+                <w:szCs w:val="30"/>
+              </w:rPr>
+              <w:t>0</w:t>
+            </w:r>
+            <w:r>
+              <w:rPr>
+                <w:rFonts w:ascii="Times New Roman" w:hAnsi="Times New Roman" w:cs="Times New Roman"/>
+                <w:sz w:val="30"/>
+                <w:szCs w:val="30"/>
+              </w:rPr>
+              <w:t>)</w:t>
             </w:r>
           </w:p>
         </w:tc>
@@ -6048,22 +6625,30 @@
           <w:p>
             <w:pPr>
               <w:pStyle w:val="ListParagraph"/>
-              <w:spacing w:line="276" w:lineRule="auto"/>
-              <w:ind w:left="0"/>
-              <w:jc w:val="center"/>
-              <w:rPr>
-                <w:rFonts w:ascii="Times New Roman" w:hAnsi="Times New Roman" w:cs="Times New Roman"/>
-                <w:sz w:val="30"/>
-                <w:szCs w:val="30"/>
-              </w:rPr>
-            </w:pPr>
-            <w:r>
-              <w:rPr>
-                <w:rFonts w:ascii="Times New Roman" w:hAnsi="Times New Roman" w:cs="Times New Roman"/>
-                <w:sz w:val="30"/>
-                <w:szCs w:val="30"/>
-              </w:rPr>
-              <w:t>12</w:t>
+              <w:spacing w:before="0" w:after="0" w:line="276" w:lineRule="auto"/>
+              <w:ind w:left="0"/>
+              <w:jc w:val="center"/>
+              <w:rPr>
+                <w:rFonts w:ascii="Times New Roman" w:hAnsi="Times New Roman" w:cs="Times New Roman"/>
+                <w:sz w:val="30"/>
+                <w:szCs w:val="30"/>
+              </w:rPr>
+            </w:pPr>
+            <w:r>
+              <w:rPr>
+                <w:rFonts w:ascii="Times New Roman" w:hAnsi="Times New Roman" w:cs="Times New Roman"/>
+                <w:sz w:val="30"/>
+                <w:szCs w:val="30"/>
+              </w:rPr>
+              <w:t>1</w:t>
+            </w:r>
+            <w:r>
+              <w:rPr>
+                <w:rFonts w:ascii="Times New Roman" w:hAnsi="Times New Roman" w:cs="Times New Roman"/>
+                <w:sz w:val="30"/>
+                <w:szCs w:val="30"/>
+              </w:rPr>
+              <w:t>2</w:t>
             </w:r>
           </w:p>
         </w:tc>
@@ -6075,30 +6660,22 @@
           <w:p>
             <w:pPr>
               <w:pStyle w:val="ListParagraph"/>
-              <w:spacing w:line="276" w:lineRule="auto"/>
-              <w:ind w:left="0"/>
-              <w:jc w:val="center"/>
-              <w:rPr>
-                <w:rFonts w:ascii="Times New Roman" w:hAnsi="Times New Roman" w:cs="Times New Roman"/>
-                <w:sz w:val="30"/>
-                <w:szCs w:val="30"/>
-              </w:rPr>
-            </w:pPr>
-            <w:r>
-              <w:rPr>
-                <w:rFonts w:ascii="Times New Roman" w:hAnsi="Times New Roman" w:cs="Times New Roman"/>
-                <w:sz w:val="30"/>
-                <w:szCs w:val="30"/>
-              </w:rPr>
-              <w:t>Chân 3 của IC 74</w:t>
-            </w:r>
-            <w:r>
-              <w:rPr>
-                <w:rFonts w:ascii="Times New Roman" w:hAnsi="Times New Roman" w:cs="Times New Roman"/>
-                <w:sz w:val="30"/>
-                <w:szCs w:val="30"/>
-              </w:rPr>
-              <w:t>32</w:t>
+              <w:spacing w:before="0" w:after="0" w:line="276" w:lineRule="auto"/>
+              <w:ind w:left="0"/>
+              <w:jc w:val="center"/>
+              <w:rPr>
+                <w:rFonts w:ascii="Times New Roman" w:hAnsi="Times New Roman" w:cs="Times New Roman"/>
+                <w:sz w:val="30"/>
+                <w:szCs w:val="30"/>
+              </w:rPr>
+            </w:pPr>
+            <w:r>
+              <w:rPr>
+                <w:rFonts w:ascii="Times New Roman" w:hAnsi="Times New Roman" w:cs="Times New Roman"/>
+                <w:sz w:val="30"/>
+                <w:szCs w:val="30"/>
+              </w:rPr>
+              <w:t>Chân 6 của IC 7483</w:t>
             </w:r>
           </w:p>
         </w:tc>
@@ -6113,30 +6690,38 @@
           <w:p>
             <w:pPr>
               <w:pStyle w:val="ListParagraph"/>
-              <w:spacing w:line="276" w:lineRule="auto"/>
-              <w:ind w:left="0"/>
-              <w:jc w:val="center"/>
-              <w:rPr>
-                <w:rFonts w:ascii="Times New Roman" w:hAnsi="Times New Roman" w:cs="Times New Roman"/>
-                <w:sz w:val="30"/>
-                <w:szCs w:val="30"/>
-              </w:rPr>
-            </w:pPr>
-            <w:r>
-              <w:rPr>
-                <w:rFonts w:ascii="Times New Roman" w:hAnsi="Times New Roman" w:cs="Times New Roman"/>
-                <w:sz w:val="30"/>
-                <w:szCs w:val="30"/>
-              </w:rPr>
-              <w:t>LED0</w:t>
-            </w:r>
-            <w:r>
-              <w:rPr>
-                <w:rFonts w:ascii="Times New Roman" w:hAnsi="Times New Roman" w:cs="Times New Roman"/>
-                <w:sz w:val="30"/>
-                <w:szCs w:val="30"/>
-              </w:rPr>
-              <w:t xml:space="preserve"> (X)</w:t>
+              <w:spacing w:before="0" w:after="0" w:line="276" w:lineRule="auto"/>
+              <w:ind w:left="0"/>
+              <w:jc w:val="center"/>
+              <w:rPr>
+                <w:rFonts w:ascii="Times New Roman" w:hAnsi="Times New Roman" w:cs="Times New Roman"/>
+                <w:sz w:val="30"/>
+                <w:szCs w:val="30"/>
+              </w:rPr>
+            </w:pPr>
+            <w:r>
+              <w:rPr>
+                <w:rFonts w:ascii="Times New Roman" w:hAnsi="Times New Roman" w:cs="Times New Roman"/>
+                <w:sz w:val="30"/>
+                <w:szCs w:val="30"/>
+              </w:rPr>
+              <w:t>LED1 (S</w:t>
+            </w:r>
+            <w:r>
+              <w:rPr>
+                <w:rFonts w:ascii="Times New Roman" w:hAnsi="Times New Roman" w:cs="Times New Roman"/>
+                <w:sz w:val="30"/>
+                <w:szCs w:val="30"/>
+              </w:rPr>
+              <w:t>1</w:t>
+            </w:r>
+            <w:r>
+              <w:rPr>
+                <w:rFonts w:ascii="Times New Roman" w:hAnsi="Times New Roman" w:cs="Times New Roman"/>
+                <w:sz w:val="30"/>
+                <w:szCs w:val="30"/>
+              </w:rPr>
+              <w:t>)</w:t>
             </w:r>
           </w:p>
         </w:tc>
@@ -6165,16 +6750,456 @@
           </w:p>
         </w:tc>
       </w:tr>
+      <w:tr>
+        <w:trPr>
+          <w:jc w:val="right"/>
+        </w:trPr>
+        <w:tc>
+          <w:tcPr>
+            <w:tcW w:w="1192" w:type="dxa"/>
+            <w:vAlign w:val="center"/>
+          </w:tcPr>
+          <w:p>
+            <w:pPr>
+              <w:pStyle w:val="ListParagraph"/>
+              <w:spacing w:before="0" w:after="0" w:line="276" w:lineRule="auto"/>
+              <w:ind w:left="0"/>
+              <w:jc w:val="center"/>
+              <w:rPr>
+                <w:rFonts w:ascii="Times New Roman" w:hAnsi="Times New Roman" w:cs="Times New Roman"/>
+                <w:sz w:val="30"/>
+                <w:szCs w:val="30"/>
+              </w:rPr>
+            </w:pPr>
+            <w:r>
+              <w:rPr>
+                <w:rFonts w:ascii="Times New Roman" w:hAnsi="Times New Roman" w:cs="Times New Roman"/>
+                <w:sz w:val="30"/>
+                <w:szCs w:val="30"/>
+              </w:rPr>
+              <w:t>1</w:t>
+            </w:r>
+            <w:r>
+              <w:rPr>
+                <w:rFonts w:ascii="Times New Roman" w:hAnsi="Times New Roman" w:cs="Times New Roman"/>
+                <w:sz w:val="30"/>
+                <w:szCs w:val="30"/>
+              </w:rPr>
+              <w:t>3</w:t>
+            </w:r>
+          </w:p>
+        </w:tc>
+        <w:tc>
+          <w:tcPr>
+            <w:tcW w:w="2766" w:type="dxa"/>
+            <w:vAlign w:val="center"/>
+          </w:tcPr>
+          <w:p>
+            <w:pPr>
+              <w:pStyle w:val="ListParagraph"/>
+              <w:spacing w:before="0" w:after="0" w:line="276" w:lineRule="auto"/>
+              <w:ind w:left="0"/>
+              <w:jc w:val="center"/>
+              <w:rPr>
+                <w:rFonts w:ascii="Times New Roman" w:hAnsi="Times New Roman" w:cs="Times New Roman"/>
+                <w:sz w:val="30"/>
+                <w:szCs w:val="30"/>
+              </w:rPr>
+            </w:pPr>
+            <w:r>
+              <w:rPr>
+                <w:rFonts w:ascii="Times New Roman" w:hAnsi="Times New Roman" w:cs="Times New Roman"/>
+                <w:sz w:val="30"/>
+                <w:szCs w:val="30"/>
+              </w:rPr>
+              <w:t xml:space="preserve">Chân </w:t>
+            </w:r>
+            <w:r>
+              <w:rPr>
+                <w:rFonts w:ascii="Times New Roman" w:hAnsi="Times New Roman" w:cs="Times New Roman"/>
+                <w:sz w:val="30"/>
+                <w:szCs w:val="30"/>
+              </w:rPr>
+              <w:t>2</w:t>
+            </w:r>
+            <w:r>
+              <w:rPr>
+                <w:rFonts w:ascii="Times New Roman" w:hAnsi="Times New Roman" w:cs="Times New Roman"/>
+                <w:sz w:val="30"/>
+                <w:szCs w:val="30"/>
+              </w:rPr>
+              <w:t xml:space="preserve"> của IC 7483</w:t>
+            </w:r>
+          </w:p>
+        </w:tc>
+        <w:tc>
+          <w:tcPr>
+            <w:tcW w:w="2766" w:type="dxa"/>
+            <w:tcBorders>
+              <w:right w:val="single" w:sz="4" w:space="0" w:color="auto"/>
+            </w:tcBorders>
+            <w:vAlign w:val="center"/>
+          </w:tcPr>
+          <w:p>
+            <w:pPr>
+              <w:pStyle w:val="ListParagraph"/>
+              <w:spacing w:before="0" w:after="0" w:line="276" w:lineRule="auto"/>
+              <w:ind w:left="0"/>
+              <w:jc w:val="center"/>
+              <w:rPr>
+                <w:rFonts w:ascii="Times New Roman" w:hAnsi="Times New Roman" w:cs="Times New Roman"/>
+                <w:sz w:val="30"/>
+                <w:szCs w:val="30"/>
+              </w:rPr>
+            </w:pPr>
+            <w:r>
+              <w:rPr>
+                <w:rFonts w:ascii="Times New Roman" w:hAnsi="Times New Roman" w:cs="Times New Roman"/>
+                <w:sz w:val="30"/>
+                <w:szCs w:val="30"/>
+              </w:rPr>
+              <w:t>LED</w:t>
+            </w:r>
+            <w:r>
+              <w:rPr>
+                <w:rFonts w:ascii="Times New Roman" w:hAnsi="Times New Roman" w:cs="Times New Roman"/>
+                <w:sz w:val="30"/>
+                <w:szCs w:val="30"/>
+              </w:rPr>
+              <w:t>2</w:t>
+            </w:r>
+            <w:r>
+              <w:rPr>
+                <w:rFonts w:ascii="Times New Roman" w:hAnsi="Times New Roman" w:cs="Times New Roman"/>
+                <w:sz w:val="30"/>
+                <w:szCs w:val="30"/>
+              </w:rPr>
+              <w:t xml:space="preserve"> (S</w:t>
+            </w:r>
+            <w:r>
+              <w:rPr>
+                <w:rFonts w:ascii="Times New Roman" w:hAnsi="Times New Roman" w:cs="Times New Roman"/>
+                <w:sz w:val="30"/>
+                <w:szCs w:val="30"/>
+              </w:rPr>
+              <w:t>2</w:t>
+            </w:r>
+            <w:r>
+              <w:rPr>
+                <w:rFonts w:ascii="Times New Roman" w:hAnsi="Times New Roman" w:cs="Times New Roman"/>
+                <w:sz w:val="30"/>
+                <w:szCs w:val="30"/>
+              </w:rPr>
+              <w:t>)</w:t>
+            </w:r>
+          </w:p>
+        </w:tc>
+        <w:tc>
+          <w:tcPr>
+            <w:tcW w:w="741" w:type="dxa"/>
+            <w:tcBorders>
+              <w:top w:val="nil"/>
+              <w:left w:val="single" w:sz="4" w:space="0" w:color="auto"/>
+              <w:bottom w:val="nil"/>
+              <w:right w:val="nil"/>
+            </w:tcBorders>
+          </w:tcPr>
+          <w:p>
+            <w:pPr>
+              <w:pStyle w:val="ListParagraph"/>
+              <w:spacing w:line="276" w:lineRule="auto"/>
+              <w:ind w:left="0"/>
+              <w:jc w:val="center"/>
+              <w:rPr>
+                <w:rFonts w:ascii="Times New Roman" w:hAnsi="Times New Roman" w:cs="Times New Roman"/>
+                <w:sz w:val="30"/>
+                <w:szCs w:val="30"/>
+              </w:rPr>
+            </w:pPr>
+          </w:p>
+        </w:tc>
+      </w:tr>
+      <w:tr>
+        <w:trPr>
+          <w:jc w:val="right"/>
+        </w:trPr>
+        <w:tc>
+          <w:tcPr>
+            <w:tcW w:w="1192" w:type="dxa"/>
+            <w:vAlign w:val="center"/>
+          </w:tcPr>
+          <w:p>
+            <w:pPr>
+              <w:pStyle w:val="ListParagraph"/>
+              <w:spacing w:before="0" w:after="0" w:line="276" w:lineRule="auto"/>
+              <w:ind w:left="0"/>
+              <w:jc w:val="center"/>
+              <w:rPr>
+                <w:rFonts w:ascii="Times New Roman" w:hAnsi="Times New Roman" w:cs="Times New Roman"/>
+                <w:sz w:val="30"/>
+                <w:szCs w:val="30"/>
+              </w:rPr>
+            </w:pPr>
+            <w:r>
+              <w:rPr>
+                <w:rFonts w:ascii="Times New Roman" w:hAnsi="Times New Roman" w:cs="Times New Roman"/>
+                <w:sz w:val="30"/>
+                <w:szCs w:val="30"/>
+              </w:rPr>
+              <w:lastRenderedPageBreak/>
+              <w:t>1</w:t>
+            </w:r>
+            <w:r>
+              <w:rPr>
+                <w:rFonts w:ascii="Times New Roman" w:hAnsi="Times New Roman" w:cs="Times New Roman"/>
+                <w:sz w:val="30"/>
+                <w:szCs w:val="30"/>
+              </w:rPr>
+              <w:t>4</w:t>
+            </w:r>
+          </w:p>
+        </w:tc>
+        <w:tc>
+          <w:tcPr>
+            <w:tcW w:w="2766" w:type="dxa"/>
+            <w:vAlign w:val="center"/>
+          </w:tcPr>
+          <w:p>
+            <w:pPr>
+              <w:pStyle w:val="ListParagraph"/>
+              <w:spacing w:before="0" w:after="0" w:line="276" w:lineRule="auto"/>
+              <w:ind w:left="0"/>
+              <w:jc w:val="center"/>
+              <w:rPr>
+                <w:rFonts w:ascii="Times New Roman" w:hAnsi="Times New Roman" w:cs="Times New Roman"/>
+                <w:sz w:val="30"/>
+                <w:szCs w:val="30"/>
+              </w:rPr>
+            </w:pPr>
+            <w:r>
+              <w:rPr>
+                <w:rFonts w:ascii="Times New Roman" w:hAnsi="Times New Roman" w:cs="Times New Roman"/>
+                <w:sz w:val="30"/>
+                <w:szCs w:val="30"/>
+              </w:rPr>
+              <w:t>Chân 15 của IC 7483</w:t>
+            </w:r>
+          </w:p>
+        </w:tc>
+        <w:tc>
+          <w:tcPr>
+            <w:tcW w:w="2766" w:type="dxa"/>
+            <w:tcBorders>
+              <w:right w:val="single" w:sz="4" w:space="0" w:color="auto"/>
+            </w:tcBorders>
+            <w:vAlign w:val="center"/>
+          </w:tcPr>
+          <w:p>
+            <w:pPr>
+              <w:pStyle w:val="ListParagraph"/>
+              <w:spacing w:before="0" w:after="0" w:line="276" w:lineRule="auto"/>
+              <w:ind w:left="0"/>
+              <w:jc w:val="center"/>
+              <w:rPr>
+                <w:rFonts w:ascii="Times New Roman" w:hAnsi="Times New Roman" w:cs="Times New Roman"/>
+                <w:sz w:val="30"/>
+                <w:szCs w:val="30"/>
+              </w:rPr>
+            </w:pPr>
+            <w:r>
+              <w:rPr>
+                <w:rFonts w:ascii="Times New Roman" w:hAnsi="Times New Roman" w:cs="Times New Roman"/>
+                <w:sz w:val="30"/>
+                <w:szCs w:val="30"/>
+              </w:rPr>
+              <w:t>LED3 (S</w:t>
+            </w:r>
+            <w:r>
+              <w:rPr>
+                <w:rFonts w:ascii="Times New Roman" w:hAnsi="Times New Roman" w:cs="Times New Roman"/>
+                <w:sz w:val="30"/>
+                <w:szCs w:val="30"/>
+              </w:rPr>
+              <w:t>3</w:t>
+            </w:r>
+            <w:r>
+              <w:rPr>
+                <w:rFonts w:ascii="Times New Roman" w:hAnsi="Times New Roman" w:cs="Times New Roman"/>
+                <w:sz w:val="30"/>
+                <w:szCs w:val="30"/>
+              </w:rPr>
+              <w:t>)</w:t>
+            </w:r>
+          </w:p>
+        </w:tc>
+        <w:tc>
+          <w:tcPr>
+            <w:tcW w:w="741" w:type="dxa"/>
+            <w:tcBorders>
+              <w:top w:val="nil"/>
+              <w:left w:val="single" w:sz="4" w:space="0" w:color="auto"/>
+              <w:bottom w:val="nil"/>
+              <w:right w:val="nil"/>
+            </w:tcBorders>
+          </w:tcPr>
+          <w:p>
+            <w:pPr>
+              <w:pStyle w:val="ListParagraph"/>
+              <w:spacing w:line="276" w:lineRule="auto"/>
+              <w:ind w:left="0"/>
+              <w:jc w:val="center"/>
+              <w:rPr>
+                <w:rFonts w:ascii="Times New Roman" w:hAnsi="Times New Roman" w:cs="Times New Roman"/>
+                <w:sz w:val="30"/>
+                <w:szCs w:val="30"/>
+              </w:rPr>
+            </w:pPr>
+          </w:p>
+        </w:tc>
+      </w:tr>
+      <w:tr>
+        <w:trPr>
+          <w:jc w:val="right"/>
+        </w:trPr>
+        <w:tc>
+          <w:tcPr>
+            <w:tcW w:w="1192" w:type="dxa"/>
+            <w:vAlign w:val="center"/>
+          </w:tcPr>
+          <w:p>
+            <w:pPr>
+              <w:pStyle w:val="ListParagraph"/>
+              <w:spacing w:before="0" w:after="0" w:line="276" w:lineRule="auto"/>
+              <w:ind w:left="0"/>
+              <w:jc w:val="center"/>
+              <w:rPr>
+                <w:rFonts w:ascii="Times New Roman" w:hAnsi="Times New Roman" w:cs="Times New Roman"/>
+                <w:sz w:val="30"/>
+                <w:szCs w:val="30"/>
+              </w:rPr>
+            </w:pPr>
+            <w:r>
+              <w:rPr>
+                <w:rFonts w:ascii="Times New Roman" w:hAnsi="Times New Roman" w:cs="Times New Roman"/>
+                <w:sz w:val="30"/>
+                <w:szCs w:val="30"/>
+              </w:rPr>
+              <w:t>1</w:t>
+            </w:r>
+            <w:r>
+              <w:rPr>
+                <w:rFonts w:ascii="Times New Roman" w:hAnsi="Times New Roman" w:cs="Times New Roman"/>
+                <w:sz w:val="30"/>
+                <w:szCs w:val="30"/>
+              </w:rPr>
+              <w:t>5</w:t>
+            </w:r>
+          </w:p>
+        </w:tc>
+        <w:tc>
+          <w:tcPr>
+            <w:tcW w:w="2766" w:type="dxa"/>
+            <w:vAlign w:val="center"/>
+          </w:tcPr>
+          <w:p>
+            <w:pPr>
+              <w:pStyle w:val="ListParagraph"/>
+              <w:spacing w:before="0" w:after="0" w:line="276" w:lineRule="auto"/>
+              <w:ind w:left="0"/>
+              <w:jc w:val="center"/>
+              <w:rPr>
+                <w:rFonts w:ascii="Times New Roman" w:hAnsi="Times New Roman" w:cs="Times New Roman"/>
+                <w:sz w:val="30"/>
+                <w:szCs w:val="30"/>
+              </w:rPr>
+            </w:pPr>
+            <w:r>
+              <w:rPr>
+                <w:rFonts w:ascii="Times New Roman" w:hAnsi="Times New Roman" w:cs="Times New Roman"/>
+                <w:sz w:val="30"/>
+                <w:szCs w:val="30"/>
+              </w:rPr>
+              <w:t>Chân 14 của IC 7483</w:t>
+            </w:r>
+          </w:p>
+        </w:tc>
+        <w:tc>
+          <w:tcPr>
+            <w:tcW w:w="2766" w:type="dxa"/>
+            <w:tcBorders>
+              <w:right w:val="single" w:sz="4" w:space="0" w:color="auto"/>
+            </w:tcBorders>
+            <w:vAlign w:val="center"/>
+          </w:tcPr>
+          <w:p>
+            <w:pPr>
+              <w:pStyle w:val="ListParagraph"/>
+              <w:spacing w:before="0" w:after="0" w:line="276" w:lineRule="auto"/>
+              <w:ind w:left="0"/>
+              <w:jc w:val="center"/>
+              <w:rPr>
+                <w:rFonts w:ascii="Times New Roman" w:hAnsi="Times New Roman" w:cs="Times New Roman"/>
+                <w:sz w:val="30"/>
+                <w:szCs w:val="30"/>
+              </w:rPr>
+            </w:pPr>
+            <w:r>
+              <w:rPr>
+                <w:rFonts w:ascii="Times New Roman" w:hAnsi="Times New Roman" w:cs="Times New Roman"/>
+                <w:sz w:val="30"/>
+                <w:szCs w:val="30"/>
+              </w:rPr>
+              <w:t>LED4 (C</w:t>
+            </w:r>
+            <w:r>
+              <w:rPr>
+                <w:rFonts w:ascii="Times New Roman" w:hAnsi="Times New Roman" w:cs="Times New Roman"/>
+                <w:sz w:val="30"/>
+                <w:szCs w:val="30"/>
+                <w:vertAlign w:val="subscript"/>
+              </w:rPr>
+              <w:t>OUT</w:t>
+            </w:r>
+            <w:r>
+              <w:rPr>
+                <w:rFonts w:ascii="Times New Roman" w:hAnsi="Times New Roman" w:cs="Times New Roman"/>
+                <w:sz w:val="30"/>
+                <w:szCs w:val="30"/>
+              </w:rPr>
+              <w:t>)</w:t>
+            </w:r>
+          </w:p>
+        </w:tc>
+        <w:tc>
+          <w:tcPr>
+            <w:tcW w:w="741" w:type="dxa"/>
+            <w:tcBorders>
+              <w:top w:val="nil"/>
+              <w:left w:val="single" w:sz="4" w:space="0" w:color="auto"/>
+              <w:bottom w:val="nil"/>
+              <w:right w:val="nil"/>
+            </w:tcBorders>
+          </w:tcPr>
+          <w:p>
+            <w:pPr>
+              <w:pStyle w:val="ListParagraph"/>
+              <w:spacing w:line="276" w:lineRule="auto"/>
+              <w:ind w:left="0"/>
+              <w:jc w:val="center"/>
+              <w:rPr>
+                <w:rFonts w:ascii="Times New Roman" w:hAnsi="Times New Roman" w:cs="Times New Roman"/>
+                <w:sz w:val="30"/>
+                <w:szCs w:val="30"/>
+              </w:rPr>
+            </w:pPr>
+          </w:p>
+        </w:tc>
+      </w:tr>
     </w:tbl>
     <w:p>
       <w:pPr>
-        <w:pStyle w:val="ListParagraph"/>
-        <w:numPr>
-          <w:ilvl w:val="0"/>
-          <w:numId w:val="30"/>
-        </w:numPr>
         <w:spacing w:line="276" w:lineRule="auto"/>
-        <w:ind w:left="540" w:hanging="540"/>
+        <w:ind w:left="0"/>
         <w:jc w:val="left"/>
         <w:rPr>
           <w:rFonts w:ascii="Times New Roman" w:hAnsi="Times New Roman" w:cs="Times New Roman"/>
@@ -6184,7 +7209,12 @@
           <w:szCs w:val="40"/>
         </w:rPr>
       </w:pPr>
-      <w:r>
+    </w:p>
+    <w:p>
+      <w:pPr>
+        <w:spacing w:line="276" w:lineRule="auto"/>
+        <w:ind w:left="0"/>
+        <w:jc w:val="left"/>
         <w:rPr>
           <w:rFonts w:ascii="Times New Roman" w:hAnsi="Times New Roman" w:cs="Times New Roman"/>
           <w:b/>
@@ -6192,8 +7222,7 @@
           <w:sz w:val="40"/>
           <w:szCs w:val="40"/>
         </w:rPr>
-        <w:t xml:space="preserve">Bài </w:t>
-      </w:r>
+      </w:pPr>
       <w:r>
         <w:rPr>
           <w:rFonts w:ascii="Times New Roman" w:hAnsi="Times New Roman" w:cs="Times New Roman"/>
@@ -6202,7 +7231,17 @@
           <w:sz w:val="40"/>
           <w:szCs w:val="40"/>
         </w:rPr>
-        <w:t>3</w:t>
+        <w:t xml:space="preserve">III. </w:t>
+      </w:r>
+      <w:r>
+        <w:rPr>
+          <w:rFonts w:ascii="Times New Roman" w:hAnsi="Times New Roman" w:cs="Times New Roman"/>
+          <w:b/>
+          <w:bCs/>
+          <w:sz w:val="40"/>
+          <w:szCs w:val="40"/>
+        </w:rPr>
+        <w:t>Bài 3</w:t>
       </w:r>
       <w:r>
         <w:rPr>
@@ -6260,7 +7299,63 @@
           <w:sz w:val="30"/>
           <w:szCs w:val="30"/>
         </w:rPr>
-        <w:t>Thiết kế, mô phỏng và thực nghiệm một bộ đếm bất đồng bộ MOD-10 dùng J-k Flip-flop (IC 7473)</w:t>
+        <w:t>Thiết kế, mô phỏng và thực nghiệm một bộ đếm</w:t>
+      </w:r>
+      <w:r>
+        <w:rPr>
+          <w:rFonts w:ascii="Times New Roman" w:hAnsi="Times New Roman" w:cs="Times New Roman"/>
+          <w:sz w:val="30"/>
+          <w:szCs w:val="30"/>
+        </w:rPr>
+        <w:t xml:space="preserve"> lên</w:t>
+      </w:r>
+      <w:r>
+        <w:rPr>
+          <w:rFonts w:ascii="Times New Roman" w:hAnsi="Times New Roman" w:cs="Times New Roman"/>
+          <w:sz w:val="30"/>
+          <w:szCs w:val="30"/>
+        </w:rPr>
+        <w:t xml:space="preserve"> bất đồng bộ MOD-10 dùng</w:t>
+      </w:r>
+      <w:r>
+        <w:rPr>
+          <w:rFonts w:ascii="Times New Roman" w:hAnsi="Times New Roman" w:cs="Times New Roman"/>
+          <w:sz w:val="30"/>
+          <w:szCs w:val="30"/>
+        </w:rPr>
+        <w:t xml:space="preserve"> các</w:t>
+      </w:r>
+      <w:r>
+        <w:rPr>
+          <w:rFonts w:ascii="Times New Roman" w:hAnsi="Times New Roman" w:cs="Times New Roman"/>
+          <w:sz w:val="30"/>
+          <w:szCs w:val="30"/>
+        </w:rPr>
+        <w:t xml:space="preserve"> J-</w:t>
+      </w:r>
+      <w:r>
+        <w:rPr>
+          <w:rFonts w:ascii="Times New Roman" w:hAnsi="Times New Roman" w:cs="Times New Roman"/>
+          <w:sz w:val="30"/>
+          <w:szCs w:val="30"/>
+        </w:rPr>
+        <w:t>K</w:t>
+      </w:r>
+      <w:r>
+        <w:rPr>
+          <w:rFonts w:ascii="Times New Roman" w:hAnsi="Times New Roman" w:cs="Times New Roman"/>
+          <w:sz w:val="30"/>
+          <w:szCs w:val="30"/>
+        </w:rPr>
+        <w:t xml:space="preserve"> Flip-flop (IC 7473)</w:t>
+      </w:r>
+      <w:r>
+        <w:rPr>
+          <w:rFonts w:ascii="Times New Roman" w:hAnsi="Times New Roman" w:cs="Times New Roman"/>
+          <w:sz w:val="30"/>
+          <w:szCs w:val="30"/>
+        </w:rPr>
+        <w:t>.</w:t>
       </w:r>
     </w:p>
     <w:p>
@@ -6288,14 +7383,302 @@
           <w:sz w:val="34"/>
           <w:szCs w:val="34"/>
         </w:rPr>
-        <w:t>Bảng chân trị</w:t>
+        <w:t>Thiết kế</w:t>
       </w:r>
     </w:p>
     <w:p>
       <w:pPr>
         <w:pStyle w:val="ListParagraph"/>
+        <w:numPr>
+          <w:ilvl w:val="0"/>
+          <w:numId w:val="45"/>
+        </w:numPr>
         <w:spacing w:line="360" w:lineRule="auto"/>
         <w:jc w:val="left"/>
+        <w:rPr>
+          <w:rFonts w:ascii="Times New Roman" w:hAnsi="Times New Roman" w:cs="Times New Roman"/>
+          <w:sz w:val="30"/>
+          <w:szCs w:val="30"/>
+        </w:rPr>
+      </w:pPr>
+      <w:r>
+        <w:rPr>
+          <w:rFonts w:ascii="Times New Roman" w:hAnsi="Times New Roman" w:cs="Times New Roman"/>
+          <w:sz w:val="30"/>
+          <w:szCs w:val="30"/>
+        </w:rPr>
+        <w:t xml:space="preserve">Để thiết kế một bộ đếm </w:t>
+      </w:r>
+      <w:r>
+        <w:rPr>
+          <w:rFonts w:ascii="Times New Roman" w:hAnsi="Times New Roman" w:cs="Times New Roman"/>
+          <w:sz w:val="30"/>
+          <w:szCs w:val="30"/>
+        </w:rPr>
+        <w:t xml:space="preserve">lên </w:t>
+      </w:r>
+      <w:r>
+        <w:rPr>
+          <w:rFonts w:ascii="Times New Roman" w:hAnsi="Times New Roman" w:cs="Times New Roman"/>
+          <w:sz w:val="30"/>
+          <w:szCs w:val="30"/>
+        </w:rPr>
+        <w:t xml:space="preserve">bất đồng bộ </w:t>
+      </w:r>
+      <w:r>
+        <w:rPr>
+          <w:rFonts w:ascii="Times New Roman" w:hAnsi="Times New Roman" w:cs="Times New Roman"/>
+          <w:sz w:val="30"/>
+          <w:szCs w:val="30"/>
+        </w:rPr>
+        <w:t>MOD-10 gồm 10 trạng thái khác nhau, từ 0000 đếm tới 10</w:t>
+      </w:r>
+      <w:r>
+        <w:rPr>
+          <w:rFonts w:ascii="Times New Roman" w:hAnsi="Times New Roman" w:cs="Times New Roman"/>
+          <w:sz w:val="30"/>
+          <w:szCs w:val="30"/>
+        </w:rPr>
+        <w:t>01</w:t>
+      </w:r>
+      <w:r>
+        <w:rPr>
+          <w:rFonts w:ascii="Times New Roman" w:hAnsi="Times New Roman" w:cs="Times New Roman"/>
+          <w:sz w:val="30"/>
+          <w:szCs w:val="30"/>
+        </w:rPr>
+        <w:t xml:space="preserve"> rồi ngay lập tức về lại 0000</w:t>
+      </w:r>
+      <w:r>
+        <w:rPr>
+          <w:rFonts w:ascii="Times New Roman" w:hAnsi="Times New Roman" w:cs="Times New Roman"/>
+          <w:sz w:val="30"/>
+          <w:szCs w:val="30"/>
+        </w:rPr>
+        <w:t>, thì bộ đếm của chúng ta cần ít nhất 4 J-K Flip-flop.</w:t>
+      </w:r>
+    </w:p>
+    <w:p>
+      <w:pPr>
+        <w:pStyle w:val="ListParagraph"/>
+        <w:numPr>
+          <w:ilvl w:val="0"/>
+          <w:numId w:val="45"/>
+        </w:numPr>
+        <w:spacing w:line="360" w:lineRule="auto"/>
+        <w:jc w:val="left"/>
+        <w:rPr>
+          <w:rFonts w:ascii="Times New Roman" w:hAnsi="Times New Roman" w:cs="Times New Roman"/>
+          <w:sz w:val="30"/>
+          <w:szCs w:val="30"/>
+        </w:rPr>
+      </w:pPr>
+      <w:r>
+        <w:rPr>
+          <w:rFonts w:ascii="Times New Roman" w:hAnsi="Times New Roman" w:cs="Times New Roman"/>
+          <w:sz w:val="30"/>
+          <w:szCs w:val="30"/>
+        </w:rPr>
+        <w:t>Trong bộ đếm lên MOD-10, khi bộ đếm đạt giá trị là 1001, thì lần đếm tiếp theo nó phải trở về 0000, thay vì lên 1010</w:t>
+      </w:r>
+      <w:r>
+        <w:rPr>
+          <w:rFonts w:ascii="Times New Roman" w:hAnsi="Times New Roman" w:cs="Times New Roman"/>
+          <w:sz w:val="30"/>
+          <w:szCs w:val="30"/>
+        </w:rPr>
+        <w:t xml:space="preserve">. Do đó cần thiết kế một mạch tổ hợp sao cho trong khoảnh khắc bộ đếm đạt 1010, thì nó ngay lập tức bị </w:t>
+      </w:r>
+      <w:r>
+        <w:rPr>
+          <w:rFonts w:ascii="Times New Roman" w:hAnsi="Times New Roman" w:cs="Times New Roman"/>
+          <w:sz w:val="30"/>
+          <w:szCs w:val="30"/>
+        </w:rPr>
+        <w:t>Clear</w:t>
+      </w:r>
+      <w:r>
+        <w:rPr>
+          <w:rFonts w:ascii="Times New Roman" w:hAnsi="Times New Roman" w:cs="Times New Roman"/>
+          <w:sz w:val="30"/>
+          <w:szCs w:val="30"/>
+        </w:rPr>
+        <w:t xml:space="preserve"> về 0000</w:t>
+      </w:r>
+      <w:r>
+        <w:rPr>
+          <w:rFonts w:ascii="Times New Roman" w:hAnsi="Times New Roman" w:cs="Times New Roman"/>
+          <w:sz w:val="30"/>
+          <w:szCs w:val="30"/>
+        </w:rPr>
+        <w:t>.</w:t>
+      </w:r>
+      <w:r>
+        <w:rPr>
+          <w:rFonts w:ascii="Times New Roman" w:hAnsi="Times New Roman" w:cs="Times New Roman"/>
+          <w:sz w:val="30"/>
+          <w:szCs w:val="30"/>
+        </w:rPr>
+        <w:t xml:space="preserve"> </w:t>
+      </w:r>
+      <w:r>
+        <w:rPr>
+          <w:rFonts w:ascii="Times New Roman" w:hAnsi="Times New Roman" w:cs="Times New Roman"/>
+          <w:sz w:val="30"/>
+          <w:szCs w:val="30"/>
+        </w:rPr>
+        <w:t>Mà</w:t>
+      </w:r>
+      <w:r>
+        <w:rPr>
+          <w:rFonts w:ascii="Times New Roman" w:hAnsi="Times New Roman" w:cs="Times New Roman"/>
+          <w:sz w:val="30"/>
+          <w:szCs w:val="30"/>
+        </w:rPr>
+        <w:t xml:space="preserve"> từ 0</w:t>
+      </w:r>
+      <w:r>
+        <w:rPr>
+          <w:rFonts w:ascii="Times New Roman" w:hAnsi="Times New Roman" w:cs="Times New Roman"/>
+          <w:sz w:val="30"/>
+          <w:szCs w:val="30"/>
+        </w:rPr>
+        <w:t>000</w:t>
+      </w:r>
+      <w:r>
+        <w:rPr>
+          <w:rFonts w:ascii="Times New Roman" w:hAnsi="Times New Roman" w:cs="Times New Roman"/>
+          <w:sz w:val="30"/>
+          <w:szCs w:val="30"/>
+        </w:rPr>
+        <w:t xml:space="preserve"> đến 10</w:t>
+      </w:r>
+      <w:r>
+        <w:rPr>
+          <w:rFonts w:ascii="Times New Roman" w:hAnsi="Times New Roman" w:cs="Times New Roman"/>
+          <w:sz w:val="30"/>
+          <w:szCs w:val="30"/>
+        </w:rPr>
+        <w:t>10</w:t>
+      </w:r>
+      <w:r>
+        <w:rPr>
+          <w:rFonts w:ascii="Times New Roman" w:hAnsi="Times New Roman" w:cs="Times New Roman"/>
+          <w:sz w:val="30"/>
+          <w:szCs w:val="30"/>
+        </w:rPr>
+        <w:t>, chỉ có thời điểm bộ đếm có giá trị 10</w:t>
+      </w:r>
+      <w:r>
+        <w:rPr>
+          <w:rFonts w:ascii="Times New Roman" w:hAnsi="Times New Roman" w:cs="Times New Roman"/>
+          <w:sz w:val="30"/>
+          <w:szCs w:val="30"/>
+        </w:rPr>
+        <w:t>10</w:t>
+      </w:r>
+      <w:r>
+        <w:rPr>
+          <w:rFonts w:ascii="Times New Roman" w:hAnsi="Times New Roman" w:cs="Times New Roman"/>
+          <w:sz w:val="30"/>
+          <w:szCs w:val="30"/>
+        </w:rPr>
+        <w:t xml:space="preserve"> thì</w:t>
+      </w:r>
+      <w:r>
+        <w:rPr>
+          <w:rFonts w:ascii="Times New Roman" w:hAnsi="Times New Roman" w:cs="Times New Roman"/>
+          <w:sz w:val="30"/>
+          <w:szCs w:val="30"/>
+        </w:rPr>
+        <w:t xml:space="preserve"> MSB</w:t>
+      </w:r>
+      <w:r>
+        <w:rPr>
+          <w:rFonts w:ascii="Times New Roman" w:hAnsi="Times New Roman" w:cs="Times New Roman"/>
+          <w:sz w:val="30"/>
+          <w:szCs w:val="30"/>
+        </w:rPr>
+        <w:t xml:space="preserve"> Bit</w:t>
+      </w:r>
+      <w:r>
+        <w:rPr>
+          <w:rFonts w:ascii="Times New Roman" w:hAnsi="Times New Roman" w:cs="Times New Roman"/>
+          <w:sz w:val="30"/>
+          <w:szCs w:val="30"/>
+        </w:rPr>
+        <w:t xml:space="preserve"> (QD)</w:t>
+      </w:r>
+      <w:r>
+        <w:rPr>
+          <w:rFonts w:ascii="Times New Roman" w:hAnsi="Times New Roman" w:cs="Times New Roman"/>
+          <w:sz w:val="30"/>
+          <w:szCs w:val="30"/>
+        </w:rPr>
+        <w:t xml:space="preserve"> và </w:t>
+      </w:r>
+      <w:r>
+        <w:rPr>
+          <w:rFonts w:ascii="Times New Roman" w:hAnsi="Times New Roman" w:cs="Times New Roman"/>
+          <w:sz w:val="30"/>
+          <w:szCs w:val="30"/>
+        </w:rPr>
+        <w:t xml:space="preserve">Bit </w:t>
+      </w:r>
+      <w:r>
+        <w:rPr>
+          <w:rFonts w:ascii="Times New Roman" w:hAnsi="Times New Roman" w:cs="Times New Roman"/>
+          <w:sz w:val="30"/>
+          <w:szCs w:val="30"/>
+        </w:rPr>
+        <w:t>thứ 3 kể từ MSB</w:t>
+      </w:r>
+      <w:r>
+        <w:rPr>
+          <w:rFonts w:ascii="Times New Roman" w:hAnsi="Times New Roman" w:cs="Times New Roman"/>
+          <w:sz w:val="30"/>
+          <w:szCs w:val="30"/>
+        </w:rPr>
+        <w:t xml:space="preserve"> (QB)</w:t>
+      </w:r>
+      <w:r>
+        <w:rPr>
+          <w:rFonts w:ascii="Times New Roman" w:hAnsi="Times New Roman" w:cs="Times New Roman"/>
+          <w:sz w:val="30"/>
+          <w:szCs w:val="30"/>
+        </w:rPr>
+        <w:t xml:space="preserve"> mới đồng thời có giá trị bằng 1, nên ta có dùng </w:t>
+      </w:r>
+      <w:r>
+        <w:rPr>
+          <w:rFonts w:ascii="Times New Roman" w:hAnsi="Times New Roman" w:cs="Times New Roman"/>
+          <w:sz w:val="30"/>
+          <w:szCs w:val="30"/>
+        </w:rPr>
+        <w:t>nó làm điều kiện</w:t>
+      </w:r>
+      <w:r>
+        <w:rPr>
+          <w:rFonts w:ascii="Times New Roman" w:hAnsi="Times New Roman" w:cs="Times New Roman"/>
+          <w:sz w:val="30"/>
+          <w:szCs w:val="30"/>
+        </w:rPr>
+        <w:t xml:space="preserve"> phát tín hiệu Clear</w:t>
+      </w:r>
+      <w:r>
+        <w:rPr>
+          <w:rFonts w:ascii="Times New Roman" w:hAnsi="Times New Roman" w:cs="Times New Roman"/>
+          <w:sz w:val="30"/>
+          <w:szCs w:val="30"/>
+        </w:rPr>
+        <w:t>:</w:t>
+      </w:r>
+    </w:p>
+    <w:p>
+      <w:pPr>
+        <w:pStyle w:val="ListParagraph"/>
+        <w:spacing w:line="360" w:lineRule="auto"/>
+        <w:jc w:val="center"/>
         <w:rPr>
           <w:rFonts w:ascii="Times New Roman" w:hAnsi="Times New Roman" w:cs="Times New Roman"/>
           <w:b/>
@@ -6304,6 +7687,155 @@
           <w:szCs w:val="34"/>
         </w:rPr>
       </w:pPr>
+      <w:r>
+        <w:drawing>
+          <wp:inline distT="0" distB="0" distL="0" distR="0" wp14:anchorId="1BA79157" wp14:editId="5517072E">
+            <wp:extent cx="3352800" cy="975360"/>
+            <wp:effectExtent l="0" t="0" r="0" b="0"/>
+            <wp:docPr id="1621035957" name="Picture 1"/>
+            <wp:cNvGraphicFramePr>
+              <a:graphicFrameLocks xmlns:a="http://schemas.openxmlformats.org/drawingml/2006/main" noChangeAspect="1"/>
+            </wp:cNvGraphicFramePr>
+            <a:graphic xmlns:a="http://schemas.openxmlformats.org/drawingml/2006/main">
+              <a:graphicData uri="http://schemas.openxmlformats.org/drawingml/2006/picture">
+                <pic:pic xmlns:pic="http://schemas.openxmlformats.org/drawingml/2006/picture">
+                  <pic:nvPicPr>
+                    <pic:cNvPr id="1621035957" name=""/>
+                    <pic:cNvPicPr/>
+                  </pic:nvPicPr>
+                  <pic:blipFill rotWithShape="1">
+                    <a:blip r:embed="rId14"/>
+                    <a:srcRect l="73787" t="60035" r="11588" b="32402"/>
+                    <a:stretch/>
+                  </pic:blipFill>
+                  <pic:spPr bwMode="auto">
+                    <a:xfrm>
+                      <a:off x="0" y="0"/>
+                      <a:ext cx="3355180" cy="976052"/>
+                    </a:xfrm>
+                    <a:prstGeom prst="rect">
+                      <a:avLst/>
+                    </a:prstGeom>
+                    <a:ln>
+                      <a:noFill/>
+                    </a:ln>
+                    <a:extLst>
+                      <a:ext uri="{53640926-AAD7-44D8-BBD7-CCE9431645EC}">
+                        <a14:shadowObscured xmlns:a14="http://schemas.microsoft.com/office/drawing/2010/main"/>
+                      </a:ext>
+                    </a:extLst>
+                  </pic:spPr>
+                </pic:pic>
+              </a:graphicData>
+            </a:graphic>
+          </wp:inline>
+        </w:drawing>
+      </w:r>
+    </w:p>
+    <w:p>
+      <w:pPr>
+        <w:pStyle w:val="ListParagraph"/>
+        <w:spacing w:line="360" w:lineRule="auto"/>
+        <w:jc w:val="center"/>
+        <w:rPr>
+          <w:rFonts w:ascii="Times New Roman" w:hAnsi="Times New Roman" w:cs="Times New Roman"/>
+          <w:b/>
+          <w:bCs/>
+          <w:sz w:val="34"/>
+          <w:szCs w:val="34"/>
+        </w:rPr>
+      </w:pPr>
+      <w:r>
+        <w:rPr>
+          <w:rFonts w:ascii="Times New Roman" w:hAnsi="Times New Roman" w:cs="Times New Roman"/>
+          <w:i/>
+          <w:iCs/>
+          <w:sz w:val="30"/>
+          <w:szCs w:val="30"/>
+        </w:rPr>
+        <w:t xml:space="preserve">Hình </w:t>
+      </w:r>
+      <w:r>
+        <w:rPr>
+          <w:rFonts w:ascii="Times New Roman" w:hAnsi="Times New Roman" w:cs="Times New Roman"/>
+          <w:i/>
+          <w:iCs/>
+          <w:sz w:val="30"/>
+          <w:szCs w:val="30"/>
+        </w:rPr>
+        <w:t>7</w:t>
+      </w:r>
+      <w:r>
+        <w:rPr>
+          <w:rFonts w:ascii="Times New Roman" w:hAnsi="Times New Roman" w:cs="Times New Roman"/>
+          <w:i/>
+          <w:iCs/>
+          <w:sz w:val="30"/>
+          <w:szCs w:val="30"/>
+        </w:rPr>
+        <w:t>. Sơ đồ</w:t>
+      </w:r>
+      <w:r>
+        <w:rPr>
+          <w:rFonts w:ascii="Times New Roman" w:hAnsi="Times New Roman" w:cs="Times New Roman"/>
+          <w:i/>
+          <w:iCs/>
+          <w:sz w:val="30"/>
+          <w:szCs w:val="30"/>
+        </w:rPr>
+        <w:t xml:space="preserve"> mạch phát tín hiệu Clear</w:t>
+      </w:r>
+    </w:p>
+    <w:p>
+      <w:pPr>
+        <w:pStyle w:val="ListParagraph"/>
+        <w:numPr>
+          <w:ilvl w:val="0"/>
+          <w:numId w:val="45"/>
+        </w:numPr>
+        <w:spacing w:line="360" w:lineRule="auto"/>
+        <w:jc w:val="left"/>
+        <w:rPr>
+          <w:rFonts w:ascii="Times New Roman" w:hAnsi="Times New Roman" w:cs="Times New Roman"/>
+          <w:b/>
+          <w:bCs/>
+          <w:sz w:val="34"/>
+          <w:szCs w:val="34"/>
+        </w:rPr>
+      </w:pPr>
+      <w:r>
+        <w:rPr>
+          <w:rFonts w:ascii="Times New Roman" w:hAnsi="Times New Roman" w:cs="Times New Roman"/>
+          <w:sz w:val="30"/>
+          <w:szCs w:val="30"/>
+        </w:rPr>
+        <w:lastRenderedPageBreak/>
+        <w:t>Khi QD</w:t>
+      </w:r>
+      <w:r>
+        <w:rPr>
+          <w:rFonts w:ascii="Times New Roman" w:hAnsi="Times New Roman" w:cs="Times New Roman"/>
+          <w:sz w:val="30"/>
+          <w:szCs w:val="30"/>
+        </w:rPr>
+        <w:t xml:space="preserve">, QB </w:t>
+      </w:r>
+      <w:r>
+        <w:rPr>
+          <w:rFonts w:ascii="Times New Roman" w:hAnsi="Times New Roman" w:cs="Times New Roman"/>
+          <w:sz w:val="30"/>
+          <w:szCs w:val="30"/>
+        </w:rPr>
+        <w:t xml:space="preserve">đều ở mức 1 </w:t>
+      </w:r>
+      <w:r>
+        <w:rPr>
+          <w:rFonts w:ascii="Times New Roman" w:hAnsi="Times New Roman" w:cs="Times New Roman"/>
+          <w:sz w:val="30"/>
+          <w:szCs w:val="30"/>
+        </w:rPr>
+        <w:t>thì CLR’ sẽ ở mức 0 (tích cực mức thấp) và làm cho toàn bộ ngõ Q của các J-K Flip-flop trở về 0, nếu không thì bộ đếm vẫn tiếp tục đếm lên bình thường.</w:t>
+      </w:r>
     </w:p>
     <w:p>
       <w:pPr>
@@ -6335,6 +7867,2997 @@
     </w:p>
     <w:p>
       <w:pPr>
+        <w:spacing w:line="360" w:lineRule="auto"/>
+        <w:jc w:val="left"/>
+        <w:rPr>
+          <w:rFonts w:ascii="Times New Roman" w:hAnsi="Times New Roman" w:cs="Times New Roman"/>
+          <w:b/>
+          <w:bCs/>
+          <w:sz w:val="34"/>
+          <w:szCs w:val="34"/>
+        </w:rPr>
+      </w:pPr>
+      <w:r>
+        <w:drawing>
+          <wp:inline distT="0" distB="0" distL="0" distR="0" wp14:anchorId="74A3B7F6" wp14:editId="13AE6D82">
+            <wp:extent cx="5454245" cy="1798320"/>
+            <wp:effectExtent l="0" t="0" r="0" b="0"/>
+            <wp:docPr id="188417069" name="Picture 1"/>
+            <wp:cNvGraphicFramePr>
+              <a:graphicFrameLocks xmlns:a="http://schemas.openxmlformats.org/drawingml/2006/main" noChangeAspect="1"/>
+            </wp:cNvGraphicFramePr>
+            <a:graphic xmlns:a="http://schemas.openxmlformats.org/drawingml/2006/main">
+              <a:graphicData uri="http://schemas.openxmlformats.org/drawingml/2006/picture">
+                <pic:pic xmlns:pic="http://schemas.openxmlformats.org/drawingml/2006/picture">
+                  <pic:nvPicPr>
+                    <pic:cNvPr id="188417069" name=""/>
+                    <pic:cNvPicPr/>
+                  </pic:nvPicPr>
+                  <pic:blipFill rotWithShape="1">
+                    <a:blip r:embed="rId15"/>
+                    <a:srcRect l="56903" t="13473" r="6403" b="65019"/>
+                    <a:stretch/>
+                  </pic:blipFill>
+                  <pic:spPr bwMode="auto">
+                    <a:xfrm>
+                      <a:off x="0" y="0"/>
+                      <a:ext cx="5470100" cy="1803547"/>
+                    </a:xfrm>
+                    <a:prstGeom prst="rect">
+                      <a:avLst/>
+                    </a:prstGeom>
+                    <a:ln>
+                      <a:noFill/>
+                    </a:ln>
+                    <a:extLst>
+                      <a:ext uri="{53640926-AAD7-44D8-BBD7-CCE9431645EC}">
+                        <a14:shadowObscured xmlns:a14="http://schemas.microsoft.com/office/drawing/2010/main"/>
+                      </a:ext>
+                    </a:extLst>
+                  </pic:spPr>
+                </pic:pic>
+              </a:graphicData>
+            </a:graphic>
+          </wp:inline>
+        </w:drawing>
+      </w:r>
+    </w:p>
+    <w:p>
+      <w:pPr>
+        <w:pStyle w:val="ListParagraph"/>
+        <w:spacing w:line="360" w:lineRule="auto"/>
+        <w:jc w:val="center"/>
+        <w:rPr>
+          <w:rFonts w:ascii="Times New Roman" w:hAnsi="Times New Roman" w:cs="Times New Roman"/>
+          <w:b/>
+          <w:bCs/>
+          <w:sz w:val="34"/>
+          <w:szCs w:val="34"/>
+        </w:rPr>
+      </w:pPr>
+      <w:r>
+        <w:rPr>
+          <w:rFonts w:ascii="Times New Roman" w:hAnsi="Times New Roman" w:cs="Times New Roman"/>
+          <w:i/>
+          <w:iCs/>
+          <w:sz w:val="30"/>
+          <w:szCs w:val="30"/>
+        </w:rPr>
+        <w:t xml:space="preserve">Hình </w:t>
+      </w:r>
+      <w:r>
+        <w:rPr>
+          <w:rFonts w:ascii="Times New Roman" w:hAnsi="Times New Roman" w:cs="Times New Roman"/>
+          <w:i/>
+          <w:iCs/>
+          <w:sz w:val="30"/>
+          <w:szCs w:val="30"/>
+        </w:rPr>
+        <w:t>8</w:t>
+      </w:r>
+      <w:r>
+        <w:rPr>
+          <w:rFonts w:ascii="Times New Roman" w:hAnsi="Times New Roman" w:cs="Times New Roman"/>
+          <w:i/>
+          <w:iCs/>
+          <w:sz w:val="30"/>
+          <w:szCs w:val="30"/>
+        </w:rPr>
+        <w:t>. Sơ đồ</w:t>
+      </w:r>
+      <w:r>
+        <w:rPr>
+          <w:rFonts w:ascii="Times New Roman" w:hAnsi="Times New Roman" w:cs="Times New Roman"/>
+          <w:i/>
+          <w:iCs/>
+          <w:sz w:val="30"/>
+          <w:szCs w:val="30"/>
+        </w:rPr>
+        <w:t xml:space="preserve"> mạch đếm lên bất đồng bộ MOD-10 (*)</w:t>
+      </w:r>
+    </w:p>
+    <w:p>
+      <w:pPr>
+        <w:spacing w:line="360" w:lineRule="auto"/>
+        <w:jc w:val="left"/>
+        <w:rPr>
+          <w:rFonts w:ascii="Times New Roman" w:hAnsi="Times New Roman" w:cs="Times New Roman"/>
+          <w:sz w:val="30"/>
+          <w:szCs w:val="30"/>
+        </w:rPr>
+      </w:pPr>
+      <w:r>
+        <w:rPr>
+          <w:rFonts w:ascii="Times New Roman" w:hAnsi="Times New Roman" w:cs="Times New Roman"/>
+          <w:sz w:val="30"/>
+          <w:szCs w:val="30"/>
+        </w:rPr>
+        <w:t xml:space="preserve">(*) </w:t>
+      </w:r>
+      <w:r>
+        <w:rPr>
+          <w:rFonts w:ascii="Times New Roman" w:hAnsi="Times New Roman" w:cs="Times New Roman"/>
+          <w:sz w:val="30"/>
+          <w:szCs w:val="30"/>
+        </w:rPr>
+        <w:t xml:space="preserve">Lưu ý ở đây dùng cổng NOT </w:t>
+      </w:r>
+      <w:r>
+        <w:rPr>
+          <w:rFonts w:ascii="Times New Roman" w:hAnsi="Times New Roman" w:cs="Times New Roman"/>
+          <w:sz w:val="30"/>
+          <w:szCs w:val="30"/>
+        </w:rPr>
+        <w:t>sau</w:t>
+      </w:r>
+      <w:r>
+        <w:rPr>
+          <w:rFonts w:ascii="Times New Roman" w:hAnsi="Times New Roman" w:cs="Times New Roman"/>
+          <w:sz w:val="30"/>
+          <w:szCs w:val="30"/>
+        </w:rPr>
+        <w:t xml:space="preserve"> cổng</w:t>
+      </w:r>
+      <w:r>
+        <w:rPr>
+          <w:rFonts w:ascii="Times New Roman" w:hAnsi="Times New Roman" w:cs="Times New Roman"/>
+          <w:sz w:val="30"/>
+          <w:szCs w:val="30"/>
+        </w:rPr>
+        <w:t xml:space="preserve"> NAND </w:t>
+      </w:r>
+      <w:r>
+        <w:rPr>
+          <w:rFonts w:ascii="Times New Roman" w:hAnsi="Times New Roman" w:cs="Times New Roman"/>
+          <w:sz w:val="30"/>
+          <w:szCs w:val="30"/>
+        </w:rPr>
+        <w:t>là vì các chân Clear và Preset trong Logisim tích cực mức cao.</w:t>
+      </w:r>
+    </w:p>
+    <w:p>
+      <w:pPr>
+        <w:pStyle w:val="ListParagraph"/>
+        <w:numPr>
+          <w:ilvl w:val="0"/>
+          <w:numId w:val="39"/>
+        </w:numPr>
+        <w:spacing w:line="360" w:lineRule="auto"/>
+        <w:jc w:val="left"/>
+        <w:rPr>
+          <w:rFonts w:ascii="Times New Roman" w:hAnsi="Times New Roman" w:cs="Times New Roman"/>
+          <w:b/>
+          <w:bCs/>
+          <w:sz w:val="34"/>
+          <w:szCs w:val="34"/>
+        </w:rPr>
+      </w:pPr>
+      <w:r>
+        <w:rPr>
+          <w:rFonts w:ascii="Times New Roman" w:hAnsi="Times New Roman" w:cs="Times New Roman"/>
+          <w:b/>
+          <w:bCs/>
+          <w:sz w:val="34"/>
+          <w:szCs w:val="34"/>
+        </w:rPr>
+        <w:t>Sơ đồ nối dây dùng các</w:t>
+      </w:r>
+      <w:r>
+        <w:rPr>
+          <w:rFonts w:ascii="Times New Roman" w:hAnsi="Times New Roman" w:cs="Times New Roman"/>
+          <w:b/>
+          <w:bCs/>
+          <w:sz w:val="34"/>
+          <w:szCs w:val="34"/>
+        </w:rPr>
+        <w:t xml:space="preserve"> IC</w:t>
+      </w:r>
+    </w:p>
+    <w:p>
+      <w:pPr>
+        <w:pStyle w:val="ListParagraph"/>
+        <w:spacing w:line="360" w:lineRule="auto"/>
+        <w:jc w:val="left"/>
+        <w:rPr>
+          <w:rFonts w:ascii="Times New Roman" w:hAnsi="Times New Roman" w:cs="Times New Roman"/>
+          <w:sz w:val="30"/>
+          <w:szCs w:val="30"/>
+        </w:rPr>
+      </w:pPr>
+      <w:r>
+        <w:rPr>
+          <w:rFonts w:ascii="Times New Roman" w:hAnsi="Times New Roman" w:cs="Times New Roman"/>
+          <w:sz w:val="30"/>
+          <w:szCs w:val="30"/>
+        </w:rPr>
+        <w:t xml:space="preserve">Ở đây cần sử dụng </w:t>
+      </w:r>
+      <w:r>
+        <w:rPr>
+          <w:rFonts w:ascii="Times New Roman" w:hAnsi="Times New Roman" w:cs="Times New Roman"/>
+          <w:sz w:val="30"/>
+          <w:szCs w:val="30"/>
+        </w:rPr>
+        <w:t xml:space="preserve">2 </w:t>
+      </w:r>
+      <w:r>
+        <w:rPr>
+          <w:rFonts w:ascii="Times New Roman" w:hAnsi="Times New Roman" w:cs="Times New Roman"/>
+          <w:sz w:val="30"/>
+          <w:szCs w:val="30"/>
+        </w:rPr>
+        <w:t xml:space="preserve">IC 7473 cho </w:t>
+      </w:r>
+      <w:r>
+        <w:rPr>
+          <w:rFonts w:ascii="Times New Roman" w:hAnsi="Times New Roman" w:cs="Times New Roman"/>
+          <w:sz w:val="30"/>
+          <w:szCs w:val="30"/>
+        </w:rPr>
+        <w:t>4</w:t>
+      </w:r>
+      <w:r>
+        <w:rPr>
+          <w:rFonts w:ascii="Times New Roman" w:hAnsi="Times New Roman" w:cs="Times New Roman"/>
+          <w:sz w:val="30"/>
+          <w:szCs w:val="30"/>
+        </w:rPr>
+        <w:t xml:space="preserve"> J-K Flip-flop và</w:t>
+      </w:r>
+      <w:r>
+        <w:rPr>
+          <w:rFonts w:ascii="Times New Roman" w:hAnsi="Times New Roman" w:cs="Times New Roman"/>
+          <w:sz w:val="30"/>
+          <w:szCs w:val="30"/>
+        </w:rPr>
+        <w:t xml:space="preserve"> 1</w:t>
+      </w:r>
+      <w:r>
+        <w:rPr>
+          <w:rFonts w:ascii="Times New Roman" w:hAnsi="Times New Roman" w:cs="Times New Roman"/>
+          <w:sz w:val="30"/>
+          <w:szCs w:val="30"/>
+        </w:rPr>
+        <w:t xml:space="preserve"> IC </w:t>
+      </w:r>
+      <w:r>
+        <w:rPr>
+          <w:rFonts w:ascii="Times New Roman" w:hAnsi="Times New Roman" w:cs="Times New Roman"/>
+          <w:sz w:val="30"/>
+          <w:szCs w:val="30"/>
+        </w:rPr>
+        <w:t xml:space="preserve">7400 cho </w:t>
+      </w:r>
+      <w:r>
+        <w:rPr>
+          <w:rFonts w:ascii="Times New Roman" w:hAnsi="Times New Roman" w:cs="Times New Roman"/>
+          <w:sz w:val="30"/>
+          <w:szCs w:val="30"/>
+        </w:rPr>
+        <w:t xml:space="preserve">1 </w:t>
+      </w:r>
+      <w:r>
+        <w:rPr>
+          <w:rFonts w:ascii="Times New Roman" w:hAnsi="Times New Roman" w:cs="Times New Roman"/>
+          <w:sz w:val="30"/>
+          <w:szCs w:val="30"/>
+        </w:rPr>
+        <w:t>cổng NAND.</w:t>
+      </w:r>
+      <w:r>
+        <w:rPr>
+          <w:rFonts w:ascii="Times New Roman" w:hAnsi="Times New Roman" w:cs="Times New Roman"/>
+          <w:sz w:val="30"/>
+          <w:szCs w:val="30"/>
+        </w:rPr>
+        <w:t xml:space="preserve"> Gọi IC 7473 bên trái là U1, IC 7473 bên phải là U2</w:t>
+      </w:r>
+      <w:r>
+        <w:rPr>
+          <w:rFonts w:ascii="Times New Roman" w:hAnsi="Times New Roman" w:cs="Times New Roman"/>
+          <w:sz w:val="30"/>
+          <w:szCs w:val="30"/>
+        </w:rPr>
+        <w:t>, IC 7400 là U3.</w:t>
+      </w:r>
+    </w:p>
+    <w:p>
+      <w:pPr>
+        <w:pStyle w:val="ListParagraph"/>
+        <w:spacing w:line="360" w:lineRule="auto"/>
+        <w:jc w:val="center"/>
+        <w:rPr>
+          <w:rFonts w:ascii="Times New Roman" w:hAnsi="Times New Roman" w:cs="Times New Roman"/>
+          <w:b/>
+          <w:bCs/>
+          <w:sz w:val="34"/>
+          <w:szCs w:val="34"/>
+        </w:rPr>
+      </w:pPr>
+      <w:r>
+        <w:lastRenderedPageBreak/>
+        <w:drawing>
+          <wp:inline distT="0" distB="0" distL="0" distR="0" wp14:anchorId="69B45B9E" wp14:editId="37ED764A">
+            <wp:extent cx="5250180" cy="3185789"/>
+            <wp:effectExtent l="0" t="0" r="7620" b="0"/>
+            <wp:docPr id="709565796" name="Picture 1"/>
+            <wp:cNvGraphicFramePr>
+              <a:graphicFrameLocks xmlns:a="http://schemas.openxmlformats.org/drawingml/2006/main" noChangeAspect="1"/>
+            </wp:cNvGraphicFramePr>
+            <a:graphic xmlns:a="http://schemas.openxmlformats.org/drawingml/2006/main">
+              <a:graphicData uri="http://schemas.openxmlformats.org/drawingml/2006/picture">
+                <pic:pic xmlns:pic="http://schemas.openxmlformats.org/drawingml/2006/picture">
+                  <pic:nvPicPr>
+                    <pic:cNvPr id="709565796" name=""/>
+                    <pic:cNvPicPr/>
+                  </pic:nvPicPr>
+                  <pic:blipFill rotWithShape="1">
+                    <a:blip r:embed="rId16"/>
+                    <a:srcRect l="68734" t="57199" r="3879" b="13256"/>
+                    <a:stretch/>
+                  </pic:blipFill>
+                  <pic:spPr bwMode="auto">
+                    <a:xfrm>
+                      <a:off x="0" y="0"/>
+                      <a:ext cx="5266988" cy="3195988"/>
+                    </a:xfrm>
+                    <a:prstGeom prst="rect">
+                      <a:avLst/>
+                    </a:prstGeom>
+                    <a:ln>
+                      <a:noFill/>
+                    </a:ln>
+                    <a:extLst>
+                      <a:ext uri="{53640926-AAD7-44D8-BBD7-CCE9431645EC}">
+                        <a14:shadowObscured xmlns:a14="http://schemas.microsoft.com/office/drawing/2010/main"/>
+                      </a:ext>
+                    </a:extLst>
+                  </pic:spPr>
+                </pic:pic>
+              </a:graphicData>
+            </a:graphic>
+          </wp:inline>
+        </w:drawing>
+      </w:r>
+    </w:p>
+    <w:p>
+      <w:pPr>
+        <w:pStyle w:val="ListParagraph"/>
+        <w:spacing w:line="360" w:lineRule="auto"/>
+        <w:jc w:val="center"/>
+        <w:rPr>
+          <w:rFonts w:ascii="Times New Roman" w:hAnsi="Times New Roman" w:cs="Times New Roman"/>
+          <w:i/>
+          <w:iCs/>
+          <w:sz w:val="30"/>
+          <w:szCs w:val="30"/>
+        </w:rPr>
+      </w:pPr>
+      <w:r>
+        <w:rPr>
+          <w:rFonts w:ascii="Times New Roman" w:hAnsi="Times New Roman" w:cs="Times New Roman"/>
+          <w:i/>
+          <w:iCs/>
+          <w:sz w:val="30"/>
+          <w:szCs w:val="30"/>
+        </w:rPr>
+        <w:t xml:space="preserve">Hình </w:t>
+      </w:r>
+      <w:r>
+        <w:rPr>
+          <w:rFonts w:ascii="Times New Roman" w:hAnsi="Times New Roman" w:cs="Times New Roman"/>
+          <w:i/>
+          <w:iCs/>
+          <w:sz w:val="30"/>
+          <w:szCs w:val="30"/>
+        </w:rPr>
+        <w:t>9</w:t>
+      </w:r>
+      <w:r>
+        <w:rPr>
+          <w:rFonts w:ascii="Times New Roman" w:hAnsi="Times New Roman" w:cs="Times New Roman"/>
+          <w:i/>
+          <w:iCs/>
+          <w:sz w:val="30"/>
+          <w:szCs w:val="30"/>
+        </w:rPr>
+        <w:t>. Sơ đồ</w:t>
+      </w:r>
+      <w:r>
+        <w:rPr>
+          <w:rFonts w:ascii="Times New Roman" w:hAnsi="Times New Roman" w:cs="Times New Roman"/>
+          <w:i/>
+          <w:iCs/>
+          <w:sz w:val="30"/>
+          <w:szCs w:val="30"/>
+        </w:rPr>
+        <w:t xml:space="preserve"> nối dây mạch đếm lên bất đồng bộ MOD-10</w:t>
+      </w:r>
+    </w:p>
+    <w:p>
+      <w:pPr>
+        <w:pStyle w:val="ListParagraph"/>
+        <w:numPr>
+          <w:ilvl w:val="0"/>
+          <w:numId w:val="38"/>
+        </w:numPr>
+        <w:spacing w:line="276" w:lineRule="auto"/>
+        <w:jc w:val="left"/>
+        <w:rPr>
+          <w:rFonts w:ascii="Times New Roman" w:hAnsi="Times New Roman" w:cs="Times New Roman"/>
+          <w:b/>
+          <w:bCs/>
+          <w:sz w:val="40"/>
+          <w:szCs w:val="40"/>
+        </w:rPr>
+      </w:pPr>
+      <w:r>
+        <w:rPr>
+          <w:rFonts w:ascii="Times New Roman" w:hAnsi="Times New Roman" w:cs="Times New Roman"/>
+          <w:b/>
+          <w:bCs/>
+          <w:sz w:val="34"/>
+          <w:szCs w:val="34"/>
+        </w:rPr>
+        <w:t>Netlist</w:t>
+      </w:r>
+    </w:p>
+    <w:p>
+      <w:pPr>
+        <w:pStyle w:val="ListParagraph"/>
+        <w:spacing w:line="360" w:lineRule="auto"/>
+        <w:jc w:val="center"/>
+        <w:rPr>
+          <w:rFonts w:ascii="Times New Roman" w:hAnsi="Times New Roman" w:cs="Times New Roman"/>
+          <w:i/>
+          <w:iCs/>
+          <w:sz w:val="30"/>
+          <w:szCs w:val="30"/>
+        </w:rPr>
+      </w:pPr>
+      <w:r>
+        <w:rPr>
+          <w:rFonts w:ascii="Times New Roman" w:hAnsi="Times New Roman" w:cs="Times New Roman"/>
+          <w:i/>
+          <w:iCs/>
+          <w:sz w:val="30"/>
+          <w:szCs w:val="30"/>
+        </w:rPr>
+        <w:t>Netlist cho sơ đồ nố</w:t>
+      </w:r>
+      <w:r>
+        <w:rPr>
+          <w:rFonts w:ascii="Times New Roman" w:hAnsi="Times New Roman" w:cs="Times New Roman"/>
+          <w:i/>
+          <w:iCs/>
+          <w:sz w:val="30"/>
+          <w:szCs w:val="30"/>
+        </w:rPr>
+        <w:t>i dây</w:t>
+      </w:r>
+    </w:p>
+    <w:tbl>
+      <w:tblPr>
+        <w:tblStyle w:val="TableGrid"/>
+        <w:tblW w:w="0" w:type="auto"/>
+        <w:jc w:val="right"/>
+        <w:tblLook w:val="04A0" w:firstRow="1" w:lastRow="0" w:firstColumn="1" w:lastColumn="0" w:noHBand="0" w:noVBand="1"/>
+      </w:tblPr>
+      <w:tblGrid>
+        <w:gridCol w:w="1192"/>
+        <w:gridCol w:w="2766"/>
+        <w:gridCol w:w="2766"/>
+        <w:gridCol w:w="741"/>
+      </w:tblGrid>
+      <w:tr>
+        <w:trPr>
+          <w:jc w:val="right"/>
+        </w:trPr>
+        <w:tc>
+          <w:tcPr>
+            <w:tcW w:w="1192" w:type="dxa"/>
+            <w:vAlign w:val="center"/>
+          </w:tcPr>
+          <w:p>
+            <w:pPr>
+              <w:pStyle w:val="ListParagraph"/>
+              <w:spacing w:before="0" w:after="0"/>
+              <w:ind w:left="0"/>
+              <w:jc w:val="center"/>
+              <w:rPr>
+                <w:rFonts w:ascii="Times New Roman" w:hAnsi="Times New Roman" w:cs="Times New Roman"/>
+                <w:sz w:val="30"/>
+                <w:szCs w:val="30"/>
+              </w:rPr>
+            </w:pPr>
+            <w:r>
+              <w:rPr>
+                <w:rFonts w:ascii="Times New Roman" w:hAnsi="Times New Roman" w:cs="Times New Roman"/>
+                <w:sz w:val="30"/>
+                <w:szCs w:val="30"/>
+              </w:rPr>
+              <w:t>STT</w:t>
+            </w:r>
+          </w:p>
+        </w:tc>
+        <w:tc>
+          <w:tcPr>
+            <w:tcW w:w="2766" w:type="dxa"/>
+            <w:vAlign w:val="center"/>
+          </w:tcPr>
+          <w:p>
+            <w:pPr>
+              <w:pStyle w:val="ListParagraph"/>
+              <w:spacing w:before="0" w:after="0"/>
+              <w:ind w:left="0"/>
+              <w:jc w:val="center"/>
+              <w:rPr>
+                <w:rFonts w:ascii="Times New Roman" w:hAnsi="Times New Roman" w:cs="Times New Roman"/>
+                <w:sz w:val="30"/>
+                <w:szCs w:val="30"/>
+              </w:rPr>
+            </w:pPr>
+            <w:r>
+              <w:rPr>
+                <w:rFonts w:ascii="Times New Roman" w:hAnsi="Times New Roman" w:cs="Times New Roman"/>
+                <w:sz w:val="30"/>
+                <w:szCs w:val="30"/>
+              </w:rPr>
+              <w:t>Đầu thứ nhất</w:t>
+            </w:r>
+          </w:p>
+        </w:tc>
+        <w:tc>
+          <w:tcPr>
+            <w:tcW w:w="2766" w:type="dxa"/>
+            <w:tcBorders>
+              <w:right w:val="single" w:sz="4" w:space="0" w:color="auto"/>
+            </w:tcBorders>
+            <w:vAlign w:val="center"/>
+          </w:tcPr>
+          <w:p>
+            <w:pPr>
+              <w:pStyle w:val="ListParagraph"/>
+              <w:spacing w:before="0" w:after="0"/>
+              <w:ind w:left="0"/>
+              <w:jc w:val="center"/>
+              <w:rPr>
+                <w:rFonts w:ascii="Times New Roman" w:hAnsi="Times New Roman" w:cs="Times New Roman"/>
+                <w:sz w:val="30"/>
+                <w:szCs w:val="30"/>
+              </w:rPr>
+            </w:pPr>
+            <w:r>
+              <w:rPr>
+                <w:rFonts w:ascii="Times New Roman" w:hAnsi="Times New Roman" w:cs="Times New Roman"/>
+                <w:sz w:val="30"/>
+                <w:szCs w:val="30"/>
+              </w:rPr>
+              <w:t>Đầu còn lại</w:t>
+            </w:r>
+          </w:p>
+        </w:tc>
+        <w:tc>
+          <w:tcPr>
+            <w:tcW w:w="741" w:type="dxa"/>
+            <w:tcBorders>
+              <w:top w:val="nil"/>
+              <w:left w:val="single" w:sz="4" w:space="0" w:color="auto"/>
+              <w:bottom w:val="nil"/>
+              <w:right w:val="nil"/>
+            </w:tcBorders>
+          </w:tcPr>
+          <w:p>
+            <w:pPr>
+              <w:pStyle w:val="ListParagraph"/>
+              <w:spacing w:line="276" w:lineRule="auto"/>
+              <w:ind w:left="0"/>
+              <w:jc w:val="center"/>
+              <w:rPr>
+                <w:rFonts w:ascii="Times New Roman" w:hAnsi="Times New Roman" w:cs="Times New Roman"/>
+                <w:sz w:val="30"/>
+                <w:szCs w:val="30"/>
+              </w:rPr>
+            </w:pPr>
+          </w:p>
+        </w:tc>
+      </w:tr>
+      <w:tr>
+        <w:trPr>
+          <w:jc w:val="right"/>
+        </w:trPr>
+        <w:tc>
+          <w:tcPr>
+            <w:tcW w:w="1192" w:type="dxa"/>
+            <w:vAlign w:val="center"/>
+          </w:tcPr>
+          <w:p>
+            <w:pPr>
+              <w:pStyle w:val="ListParagraph"/>
+              <w:spacing w:before="0" w:after="0"/>
+              <w:ind w:left="0"/>
+              <w:jc w:val="center"/>
+              <w:rPr>
+                <w:rFonts w:ascii="Times New Roman" w:hAnsi="Times New Roman" w:cs="Times New Roman"/>
+                <w:sz w:val="30"/>
+                <w:szCs w:val="30"/>
+              </w:rPr>
+            </w:pPr>
+            <w:r>
+              <w:rPr>
+                <w:rFonts w:ascii="Times New Roman" w:hAnsi="Times New Roman" w:cs="Times New Roman"/>
+                <w:sz w:val="30"/>
+                <w:szCs w:val="30"/>
+              </w:rPr>
+              <w:t>1</w:t>
+            </w:r>
+          </w:p>
+        </w:tc>
+        <w:tc>
+          <w:tcPr>
+            <w:tcW w:w="2766" w:type="dxa"/>
+            <w:vAlign w:val="center"/>
+          </w:tcPr>
+          <w:p>
+            <w:pPr>
+              <w:pStyle w:val="ListParagraph"/>
+              <w:spacing w:before="0" w:after="0"/>
+              <w:ind w:left="0"/>
+              <w:jc w:val="center"/>
+              <w:rPr>
+                <w:rFonts w:ascii="Times New Roman" w:hAnsi="Times New Roman" w:cs="Times New Roman"/>
+                <w:sz w:val="30"/>
+                <w:szCs w:val="30"/>
+              </w:rPr>
+            </w:pPr>
+            <w:r>
+              <w:rPr>
+                <w:rFonts w:ascii="Times New Roman" w:hAnsi="Times New Roman" w:cs="Times New Roman"/>
+                <w:sz w:val="30"/>
+                <w:szCs w:val="30"/>
+              </w:rPr>
+              <w:t>5V</w:t>
+            </w:r>
+          </w:p>
+        </w:tc>
+        <w:tc>
+          <w:tcPr>
+            <w:tcW w:w="2766" w:type="dxa"/>
+            <w:tcBorders>
+              <w:right w:val="single" w:sz="4" w:space="0" w:color="auto"/>
+            </w:tcBorders>
+            <w:vAlign w:val="center"/>
+          </w:tcPr>
+          <w:p>
+            <w:pPr>
+              <w:pStyle w:val="ListParagraph"/>
+              <w:spacing w:before="0" w:after="0"/>
+              <w:ind w:left="0"/>
+              <w:jc w:val="center"/>
+              <w:rPr>
+                <w:rFonts w:ascii="Times New Roman" w:hAnsi="Times New Roman" w:cs="Times New Roman"/>
+                <w:sz w:val="30"/>
+                <w:szCs w:val="30"/>
+              </w:rPr>
+            </w:pPr>
+            <w:r>
+              <w:rPr>
+                <w:rFonts w:ascii="Times New Roman" w:hAnsi="Times New Roman" w:cs="Times New Roman"/>
+                <w:sz w:val="30"/>
+                <w:szCs w:val="30"/>
+              </w:rPr>
+              <w:t xml:space="preserve">Chân </w:t>
+            </w:r>
+            <w:r>
+              <w:rPr>
+                <w:rFonts w:ascii="Times New Roman" w:hAnsi="Times New Roman" w:cs="Times New Roman"/>
+                <w:sz w:val="30"/>
+                <w:szCs w:val="30"/>
+              </w:rPr>
+              <w:t>3, 4, 7, 10, 14</w:t>
+            </w:r>
+            <w:r>
+              <w:rPr>
+                <w:rFonts w:ascii="Times New Roman" w:hAnsi="Times New Roman" w:cs="Times New Roman"/>
+                <w:sz w:val="30"/>
+                <w:szCs w:val="30"/>
+              </w:rPr>
+              <w:t xml:space="preserve"> của </w:t>
+            </w:r>
+            <w:r>
+              <w:rPr>
+                <w:rFonts w:ascii="Times New Roman" w:hAnsi="Times New Roman" w:cs="Times New Roman"/>
+                <w:sz w:val="30"/>
+                <w:szCs w:val="30"/>
+              </w:rPr>
+              <w:t>U1</w:t>
+            </w:r>
+          </w:p>
+        </w:tc>
+        <w:tc>
+          <w:tcPr>
+            <w:tcW w:w="741" w:type="dxa"/>
+            <w:tcBorders>
+              <w:top w:val="nil"/>
+              <w:left w:val="single" w:sz="4" w:space="0" w:color="auto"/>
+              <w:bottom w:val="nil"/>
+              <w:right w:val="nil"/>
+            </w:tcBorders>
+          </w:tcPr>
+          <w:p>
+            <w:pPr>
+              <w:pStyle w:val="ListParagraph"/>
+              <w:spacing w:line="276" w:lineRule="auto"/>
+              <w:ind w:left="0"/>
+              <w:jc w:val="center"/>
+              <w:rPr>
+                <w:rFonts w:ascii="Times New Roman" w:hAnsi="Times New Roman" w:cs="Times New Roman"/>
+                <w:sz w:val="30"/>
+                <w:szCs w:val="30"/>
+              </w:rPr>
+            </w:pPr>
+          </w:p>
+        </w:tc>
+      </w:tr>
+      <w:tr>
+        <w:trPr>
+          <w:jc w:val="right"/>
+        </w:trPr>
+        <w:tc>
+          <w:tcPr>
+            <w:tcW w:w="1192" w:type="dxa"/>
+            <w:vAlign w:val="center"/>
+          </w:tcPr>
+          <w:p>
+            <w:pPr>
+              <w:pStyle w:val="ListParagraph"/>
+              <w:spacing w:before="0" w:after="0"/>
+              <w:ind w:left="0"/>
+              <w:jc w:val="center"/>
+              <w:rPr>
+                <w:rFonts w:ascii="Times New Roman" w:hAnsi="Times New Roman" w:cs="Times New Roman"/>
+                <w:sz w:val="30"/>
+                <w:szCs w:val="30"/>
+              </w:rPr>
+            </w:pPr>
+            <w:r>
+              <w:rPr>
+                <w:rFonts w:ascii="Times New Roman" w:hAnsi="Times New Roman" w:cs="Times New Roman"/>
+                <w:sz w:val="30"/>
+                <w:szCs w:val="30"/>
+              </w:rPr>
+              <w:t>2</w:t>
+            </w:r>
+          </w:p>
+        </w:tc>
+        <w:tc>
+          <w:tcPr>
+            <w:tcW w:w="2766" w:type="dxa"/>
+            <w:vAlign w:val="center"/>
+          </w:tcPr>
+          <w:p>
+            <w:pPr>
+              <w:pStyle w:val="ListParagraph"/>
+              <w:spacing w:before="0" w:after="0"/>
+              <w:ind w:left="0"/>
+              <w:jc w:val="center"/>
+              <w:rPr>
+                <w:rFonts w:ascii="Times New Roman" w:hAnsi="Times New Roman" w:cs="Times New Roman"/>
+                <w:sz w:val="30"/>
+                <w:szCs w:val="30"/>
+              </w:rPr>
+            </w:pPr>
+            <w:r>
+              <w:rPr>
+                <w:rFonts w:ascii="Times New Roman" w:hAnsi="Times New Roman" w:cs="Times New Roman"/>
+                <w:sz w:val="30"/>
+                <w:szCs w:val="30"/>
+              </w:rPr>
+              <w:t>5V</w:t>
+            </w:r>
+          </w:p>
+        </w:tc>
+        <w:tc>
+          <w:tcPr>
+            <w:tcW w:w="2766" w:type="dxa"/>
+            <w:tcBorders>
+              <w:right w:val="single" w:sz="4" w:space="0" w:color="auto"/>
+            </w:tcBorders>
+            <w:vAlign w:val="center"/>
+          </w:tcPr>
+          <w:p>
+            <w:pPr>
+              <w:pStyle w:val="ListParagraph"/>
+              <w:spacing w:before="0" w:after="0"/>
+              <w:ind w:left="0"/>
+              <w:jc w:val="center"/>
+              <w:rPr>
+                <w:rFonts w:ascii="Times New Roman" w:hAnsi="Times New Roman" w:cs="Times New Roman"/>
+                <w:sz w:val="30"/>
+                <w:szCs w:val="30"/>
+              </w:rPr>
+            </w:pPr>
+            <w:r>
+              <w:rPr>
+                <w:rFonts w:ascii="Times New Roman" w:hAnsi="Times New Roman" w:cs="Times New Roman"/>
+                <w:sz w:val="30"/>
+                <w:szCs w:val="30"/>
+              </w:rPr>
+              <w:t>Chân 3, 4, 7, 10, 14 của U2</w:t>
+            </w:r>
+          </w:p>
+        </w:tc>
+        <w:tc>
+          <w:tcPr>
+            <w:tcW w:w="741" w:type="dxa"/>
+            <w:tcBorders>
+              <w:top w:val="nil"/>
+              <w:left w:val="single" w:sz="4" w:space="0" w:color="auto"/>
+              <w:bottom w:val="nil"/>
+              <w:right w:val="nil"/>
+            </w:tcBorders>
+          </w:tcPr>
+          <w:p>
+            <w:pPr>
+              <w:pStyle w:val="ListParagraph"/>
+              <w:spacing w:line="276" w:lineRule="auto"/>
+              <w:ind w:left="0"/>
+              <w:jc w:val="center"/>
+              <w:rPr>
+                <w:rFonts w:ascii="Times New Roman" w:hAnsi="Times New Roman" w:cs="Times New Roman"/>
+                <w:sz w:val="30"/>
+                <w:szCs w:val="30"/>
+              </w:rPr>
+            </w:pPr>
+          </w:p>
+        </w:tc>
+      </w:tr>
+      <w:tr>
+        <w:trPr>
+          <w:jc w:val="right"/>
+        </w:trPr>
+        <w:tc>
+          <w:tcPr>
+            <w:tcW w:w="1192" w:type="dxa"/>
+            <w:vAlign w:val="center"/>
+          </w:tcPr>
+          <w:p>
+            <w:pPr>
+              <w:pStyle w:val="ListParagraph"/>
+              <w:spacing w:before="0" w:after="0"/>
+              <w:ind w:left="0"/>
+              <w:jc w:val="center"/>
+              <w:rPr>
+                <w:rFonts w:ascii="Times New Roman" w:hAnsi="Times New Roman" w:cs="Times New Roman"/>
+                <w:sz w:val="30"/>
+                <w:szCs w:val="30"/>
+              </w:rPr>
+            </w:pPr>
+            <w:r>
+              <w:rPr>
+                <w:rFonts w:ascii="Times New Roman" w:hAnsi="Times New Roman" w:cs="Times New Roman"/>
+                <w:sz w:val="30"/>
+                <w:szCs w:val="30"/>
+              </w:rPr>
+              <w:t>3</w:t>
+            </w:r>
+          </w:p>
+        </w:tc>
+        <w:tc>
+          <w:tcPr>
+            <w:tcW w:w="2766" w:type="dxa"/>
+            <w:vAlign w:val="center"/>
+          </w:tcPr>
+          <w:p>
+            <w:pPr>
+              <w:pStyle w:val="ListParagraph"/>
+              <w:spacing w:before="0" w:after="0"/>
+              <w:ind w:left="0"/>
+              <w:jc w:val="center"/>
+              <w:rPr>
+                <w:rFonts w:ascii="Times New Roman" w:hAnsi="Times New Roman" w:cs="Times New Roman"/>
+                <w:sz w:val="30"/>
+                <w:szCs w:val="30"/>
+              </w:rPr>
+            </w:pPr>
+            <w:r>
+              <w:rPr>
+                <w:rFonts w:ascii="Times New Roman" w:hAnsi="Times New Roman" w:cs="Times New Roman"/>
+                <w:sz w:val="30"/>
+                <w:szCs w:val="30"/>
+              </w:rPr>
+              <w:t>5V</w:t>
+            </w:r>
+          </w:p>
+        </w:tc>
+        <w:tc>
+          <w:tcPr>
+            <w:tcW w:w="2766" w:type="dxa"/>
+            <w:tcBorders>
+              <w:right w:val="single" w:sz="4" w:space="0" w:color="auto"/>
+            </w:tcBorders>
+            <w:vAlign w:val="center"/>
+          </w:tcPr>
+          <w:p>
+            <w:pPr>
+              <w:pStyle w:val="ListParagraph"/>
+              <w:spacing w:before="0" w:after="0"/>
+              <w:ind w:left="0"/>
+              <w:jc w:val="center"/>
+              <w:rPr>
+                <w:rFonts w:ascii="Times New Roman" w:hAnsi="Times New Roman" w:cs="Times New Roman"/>
+                <w:sz w:val="30"/>
+                <w:szCs w:val="30"/>
+              </w:rPr>
+            </w:pPr>
+            <w:r>
+              <w:rPr>
+                <w:rFonts w:ascii="Times New Roman" w:hAnsi="Times New Roman" w:cs="Times New Roman"/>
+                <w:sz w:val="30"/>
+                <w:szCs w:val="30"/>
+              </w:rPr>
+              <w:t>Chân 14 của U3</w:t>
+            </w:r>
+          </w:p>
+        </w:tc>
+        <w:tc>
+          <w:tcPr>
+            <w:tcW w:w="741" w:type="dxa"/>
+            <w:tcBorders>
+              <w:top w:val="nil"/>
+              <w:left w:val="single" w:sz="4" w:space="0" w:color="auto"/>
+              <w:bottom w:val="nil"/>
+              <w:right w:val="nil"/>
+            </w:tcBorders>
+          </w:tcPr>
+          <w:p>
+            <w:pPr>
+              <w:pStyle w:val="ListParagraph"/>
+              <w:spacing w:line="276" w:lineRule="auto"/>
+              <w:ind w:left="0"/>
+              <w:jc w:val="center"/>
+              <w:rPr>
+                <w:rFonts w:ascii="Times New Roman" w:hAnsi="Times New Roman" w:cs="Times New Roman"/>
+                <w:sz w:val="30"/>
+                <w:szCs w:val="30"/>
+              </w:rPr>
+            </w:pPr>
+          </w:p>
+        </w:tc>
+      </w:tr>
+      <w:tr>
+        <w:trPr>
+          <w:jc w:val="right"/>
+        </w:trPr>
+        <w:tc>
+          <w:tcPr>
+            <w:tcW w:w="1192" w:type="dxa"/>
+            <w:vAlign w:val="center"/>
+          </w:tcPr>
+          <w:p>
+            <w:pPr>
+              <w:pStyle w:val="ListParagraph"/>
+              <w:spacing w:before="0" w:after="0"/>
+              <w:ind w:left="0"/>
+              <w:jc w:val="center"/>
+              <w:rPr>
+                <w:rFonts w:ascii="Times New Roman" w:hAnsi="Times New Roman" w:cs="Times New Roman"/>
+                <w:sz w:val="30"/>
+                <w:szCs w:val="30"/>
+              </w:rPr>
+            </w:pPr>
+            <w:r>
+              <w:rPr>
+                <w:rFonts w:ascii="Times New Roman" w:hAnsi="Times New Roman" w:cs="Times New Roman"/>
+                <w:sz w:val="30"/>
+                <w:szCs w:val="30"/>
+              </w:rPr>
+              <w:t>4</w:t>
+            </w:r>
+          </w:p>
+        </w:tc>
+        <w:tc>
+          <w:tcPr>
+            <w:tcW w:w="2766" w:type="dxa"/>
+            <w:vAlign w:val="center"/>
+          </w:tcPr>
+          <w:p>
+            <w:pPr>
+              <w:pStyle w:val="ListParagraph"/>
+              <w:spacing w:before="0" w:after="0"/>
+              <w:ind w:left="0"/>
+              <w:jc w:val="center"/>
+              <w:rPr>
+                <w:rFonts w:ascii="Times New Roman" w:hAnsi="Times New Roman" w:cs="Times New Roman"/>
+                <w:sz w:val="30"/>
+                <w:szCs w:val="30"/>
+              </w:rPr>
+            </w:pPr>
+            <w:r>
+              <w:rPr>
+                <w:rFonts w:ascii="Times New Roman" w:hAnsi="Times New Roman" w:cs="Times New Roman"/>
+                <w:sz w:val="30"/>
+                <w:szCs w:val="30"/>
+              </w:rPr>
+              <w:t>GND</w:t>
+            </w:r>
+          </w:p>
+        </w:tc>
+        <w:tc>
+          <w:tcPr>
+            <w:tcW w:w="2766" w:type="dxa"/>
+            <w:tcBorders>
+              <w:right w:val="single" w:sz="4" w:space="0" w:color="auto"/>
+            </w:tcBorders>
+            <w:vAlign w:val="center"/>
+          </w:tcPr>
+          <w:p>
+            <w:pPr>
+              <w:pStyle w:val="ListParagraph"/>
+              <w:spacing w:before="0" w:after="0"/>
+              <w:ind w:left="0"/>
+              <w:jc w:val="center"/>
+              <w:rPr>
+                <w:rFonts w:ascii="Times New Roman" w:hAnsi="Times New Roman" w:cs="Times New Roman"/>
+                <w:sz w:val="30"/>
+                <w:szCs w:val="30"/>
+              </w:rPr>
+            </w:pPr>
+            <w:r>
+              <w:rPr>
+                <w:rFonts w:ascii="Times New Roman" w:hAnsi="Times New Roman" w:cs="Times New Roman"/>
+                <w:sz w:val="30"/>
+                <w:szCs w:val="30"/>
+              </w:rPr>
+              <w:t>Chân 11 của U1</w:t>
+            </w:r>
+          </w:p>
+        </w:tc>
+        <w:tc>
+          <w:tcPr>
+            <w:tcW w:w="741" w:type="dxa"/>
+            <w:tcBorders>
+              <w:top w:val="nil"/>
+              <w:left w:val="single" w:sz="4" w:space="0" w:color="auto"/>
+              <w:bottom w:val="nil"/>
+              <w:right w:val="nil"/>
+            </w:tcBorders>
+          </w:tcPr>
+          <w:p>
+            <w:pPr>
+              <w:pStyle w:val="ListParagraph"/>
+              <w:spacing w:line="276" w:lineRule="auto"/>
+              <w:ind w:left="0"/>
+              <w:jc w:val="center"/>
+              <w:rPr>
+                <w:rFonts w:ascii="Times New Roman" w:hAnsi="Times New Roman" w:cs="Times New Roman"/>
+                <w:sz w:val="30"/>
+                <w:szCs w:val="30"/>
+              </w:rPr>
+            </w:pPr>
+          </w:p>
+        </w:tc>
+      </w:tr>
+      <w:tr>
+        <w:trPr>
+          <w:jc w:val="right"/>
+        </w:trPr>
+        <w:tc>
+          <w:tcPr>
+            <w:tcW w:w="1192" w:type="dxa"/>
+            <w:vAlign w:val="center"/>
+          </w:tcPr>
+          <w:p>
+            <w:pPr>
+              <w:pStyle w:val="ListParagraph"/>
+              <w:spacing w:before="0" w:after="0"/>
+              <w:ind w:left="0"/>
+              <w:jc w:val="center"/>
+              <w:rPr>
+                <w:rFonts w:ascii="Times New Roman" w:hAnsi="Times New Roman" w:cs="Times New Roman"/>
+                <w:sz w:val="30"/>
+                <w:szCs w:val="30"/>
+              </w:rPr>
+            </w:pPr>
+            <w:r>
+              <w:rPr>
+                <w:rFonts w:ascii="Times New Roman" w:hAnsi="Times New Roman" w:cs="Times New Roman"/>
+                <w:sz w:val="30"/>
+                <w:szCs w:val="30"/>
+              </w:rPr>
+              <w:t>5</w:t>
+            </w:r>
+          </w:p>
+        </w:tc>
+        <w:tc>
+          <w:tcPr>
+            <w:tcW w:w="2766" w:type="dxa"/>
+            <w:vAlign w:val="center"/>
+          </w:tcPr>
+          <w:p>
+            <w:pPr>
+              <w:pStyle w:val="ListParagraph"/>
+              <w:spacing w:before="0" w:after="0"/>
+              <w:ind w:left="0"/>
+              <w:jc w:val="center"/>
+              <w:rPr>
+                <w:rFonts w:ascii="Times New Roman" w:hAnsi="Times New Roman" w:cs="Times New Roman"/>
+                <w:sz w:val="30"/>
+                <w:szCs w:val="30"/>
+              </w:rPr>
+            </w:pPr>
+            <w:r>
+              <w:rPr>
+                <w:rFonts w:ascii="Times New Roman" w:hAnsi="Times New Roman" w:cs="Times New Roman"/>
+                <w:sz w:val="30"/>
+                <w:szCs w:val="30"/>
+              </w:rPr>
+              <w:t>GND</w:t>
+            </w:r>
+          </w:p>
+        </w:tc>
+        <w:tc>
+          <w:tcPr>
+            <w:tcW w:w="2766" w:type="dxa"/>
+            <w:tcBorders>
+              <w:right w:val="single" w:sz="4" w:space="0" w:color="auto"/>
+            </w:tcBorders>
+            <w:vAlign w:val="center"/>
+          </w:tcPr>
+          <w:p>
+            <w:pPr>
+              <w:pStyle w:val="ListParagraph"/>
+              <w:spacing w:before="0" w:after="0"/>
+              <w:ind w:left="0"/>
+              <w:jc w:val="center"/>
+              <w:rPr>
+                <w:rFonts w:ascii="Times New Roman" w:hAnsi="Times New Roman" w:cs="Times New Roman"/>
+                <w:sz w:val="30"/>
+                <w:szCs w:val="30"/>
+              </w:rPr>
+            </w:pPr>
+            <w:r>
+              <w:rPr>
+                <w:rFonts w:ascii="Times New Roman" w:hAnsi="Times New Roman" w:cs="Times New Roman"/>
+                <w:sz w:val="30"/>
+                <w:szCs w:val="30"/>
+              </w:rPr>
+              <w:t>Chân 11 của U2</w:t>
+            </w:r>
+          </w:p>
+        </w:tc>
+        <w:tc>
+          <w:tcPr>
+            <w:tcW w:w="741" w:type="dxa"/>
+            <w:tcBorders>
+              <w:top w:val="nil"/>
+              <w:left w:val="single" w:sz="4" w:space="0" w:color="auto"/>
+              <w:bottom w:val="nil"/>
+              <w:right w:val="nil"/>
+            </w:tcBorders>
+          </w:tcPr>
+          <w:p>
+            <w:pPr>
+              <w:pStyle w:val="ListParagraph"/>
+              <w:spacing w:line="276" w:lineRule="auto"/>
+              <w:ind w:left="0"/>
+              <w:jc w:val="center"/>
+              <w:rPr>
+                <w:rFonts w:ascii="Times New Roman" w:hAnsi="Times New Roman" w:cs="Times New Roman"/>
+                <w:sz w:val="30"/>
+                <w:szCs w:val="30"/>
+              </w:rPr>
+            </w:pPr>
+          </w:p>
+        </w:tc>
+      </w:tr>
+      <w:tr>
+        <w:trPr>
+          <w:jc w:val="right"/>
+        </w:trPr>
+        <w:tc>
+          <w:tcPr>
+            <w:tcW w:w="1192" w:type="dxa"/>
+            <w:vAlign w:val="center"/>
+          </w:tcPr>
+          <w:p>
+            <w:pPr>
+              <w:pStyle w:val="ListParagraph"/>
+              <w:spacing w:before="0" w:after="0"/>
+              <w:ind w:left="0"/>
+              <w:jc w:val="center"/>
+              <w:rPr>
+                <w:rFonts w:ascii="Times New Roman" w:hAnsi="Times New Roman" w:cs="Times New Roman"/>
+                <w:sz w:val="30"/>
+                <w:szCs w:val="30"/>
+              </w:rPr>
+            </w:pPr>
+            <w:r>
+              <w:rPr>
+                <w:rFonts w:ascii="Times New Roman" w:hAnsi="Times New Roman" w:cs="Times New Roman"/>
+                <w:sz w:val="30"/>
+                <w:szCs w:val="30"/>
+              </w:rPr>
+              <w:t>6</w:t>
+            </w:r>
+          </w:p>
+        </w:tc>
+        <w:tc>
+          <w:tcPr>
+            <w:tcW w:w="2766" w:type="dxa"/>
+            <w:vAlign w:val="center"/>
+          </w:tcPr>
+          <w:p>
+            <w:pPr>
+              <w:pStyle w:val="ListParagraph"/>
+              <w:spacing w:before="0" w:after="0"/>
+              <w:ind w:left="0"/>
+              <w:jc w:val="center"/>
+              <w:rPr>
+                <w:rFonts w:ascii="Times New Roman" w:hAnsi="Times New Roman" w:cs="Times New Roman"/>
+                <w:sz w:val="30"/>
+                <w:szCs w:val="30"/>
+              </w:rPr>
+            </w:pPr>
+            <w:r>
+              <w:rPr>
+                <w:rFonts w:ascii="Times New Roman" w:hAnsi="Times New Roman" w:cs="Times New Roman"/>
+                <w:sz w:val="30"/>
+                <w:szCs w:val="30"/>
+              </w:rPr>
+              <w:t>GND</w:t>
+            </w:r>
+          </w:p>
+        </w:tc>
+        <w:tc>
+          <w:tcPr>
+            <w:tcW w:w="2766" w:type="dxa"/>
+            <w:tcBorders>
+              <w:right w:val="single" w:sz="4" w:space="0" w:color="auto"/>
+            </w:tcBorders>
+            <w:vAlign w:val="center"/>
+          </w:tcPr>
+          <w:p>
+            <w:pPr>
+              <w:pStyle w:val="ListParagraph"/>
+              <w:spacing w:before="0" w:after="0"/>
+              <w:ind w:left="0"/>
+              <w:jc w:val="center"/>
+              <w:rPr>
+                <w:rFonts w:ascii="Times New Roman" w:hAnsi="Times New Roman" w:cs="Times New Roman"/>
+                <w:sz w:val="30"/>
+                <w:szCs w:val="30"/>
+              </w:rPr>
+            </w:pPr>
+            <w:r>
+              <w:rPr>
+                <w:rFonts w:ascii="Times New Roman" w:hAnsi="Times New Roman" w:cs="Times New Roman"/>
+                <w:sz w:val="30"/>
+                <w:szCs w:val="30"/>
+              </w:rPr>
+              <w:t>Chân 7 của U3</w:t>
+            </w:r>
+          </w:p>
+        </w:tc>
+        <w:tc>
+          <w:tcPr>
+            <w:tcW w:w="741" w:type="dxa"/>
+            <w:tcBorders>
+              <w:top w:val="nil"/>
+              <w:left w:val="single" w:sz="4" w:space="0" w:color="auto"/>
+              <w:bottom w:val="nil"/>
+              <w:right w:val="nil"/>
+            </w:tcBorders>
+          </w:tcPr>
+          <w:p>
+            <w:pPr>
+              <w:pStyle w:val="ListParagraph"/>
+              <w:spacing w:line="276" w:lineRule="auto"/>
+              <w:ind w:left="0"/>
+              <w:jc w:val="center"/>
+              <w:rPr>
+                <w:rFonts w:ascii="Times New Roman" w:hAnsi="Times New Roman" w:cs="Times New Roman"/>
+                <w:sz w:val="30"/>
+                <w:szCs w:val="30"/>
+              </w:rPr>
+            </w:pPr>
+          </w:p>
+        </w:tc>
+      </w:tr>
+      <w:tr>
+        <w:trPr>
+          <w:jc w:val="right"/>
+        </w:trPr>
+        <w:tc>
+          <w:tcPr>
+            <w:tcW w:w="1192" w:type="dxa"/>
+            <w:vAlign w:val="center"/>
+          </w:tcPr>
+          <w:p>
+            <w:pPr>
+              <w:pStyle w:val="ListParagraph"/>
+              <w:spacing w:before="0" w:after="0"/>
+              <w:ind w:left="0"/>
+              <w:jc w:val="center"/>
+              <w:rPr>
+                <w:rFonts w:ascii="Times New Roman" w:hAnsi="Times New Roman" w:cs="Times New Roman"/>
+                <w:sz w:val="30"/>
+                <w:szCs w:val="30"/>
+              </w:rPr>
+            </w:pPr>
+            <w:r>
+              <w:rPr>
+                <w:rFonts w:ascii="Times New Roman" w:hAnsi="Times New Roman" w:cs="Times New Roman"/>
+                <w:sz w:val="30"/>
+                <w:szCs w:val="30"/>
+              </w:rPr>
+              <w:t>7</w:t>
+            </w:r>
+          </w:p>
+        </w:tc>
+        <w:tc>
+          <w:tcPr>
+            <w:tcW w:w="2766" w:type="dxa"/>
+            <w:vAlign w:val="center"/>
+          </w:tcPr>
+          <w:p>
+            <w:pPr>
+              <w:pStyle w:val="ListParagraph"/>
+              <w:spacing w:before="0" w:after="0"/>
+              <w:ind w:left="0"/>
+              <w:jc w:val="center"/>
+              <w:rPr>
+                <w:rFonts w:ascii="Times New Roman" w:hAnsi="Times New Roman" w:cs="Times New Roman"/>
+                <w:sz w:val="30"/>
+                <w:szCs w:val="30"/>
+              </w:rPr>
+            </w:pPr>
+            <w:r>
+              <w:rPr>
+                <w:rFonts w:ascii="Times New Roman" w:hAnsi="Times New Roman" w:cs="Times New Roman"/>
+                <w:sz w:val="30"/>
+                <w:szCs w:val="30"/>
+              </w:rPr>
+              <w:t>CLK0</w:t>
+            </w:r>
+          </w:p>
+        </w:tc>
+        <w:tc>
+          <w:tcPr>
+            <w:tcW w:w="2766" w:type="dxa"/>
+            <w:tcBorders>
+              <w:right w:val="single" w:sz="4" w:space="0" w:color="auto"/>
+            </w:tcBorders>
+            <w:vAlign w:val="center"/>
+          </w:tcPr>
+          <w:p>
+            <w:pPr>
+              <w:pStyle w:val="ListParagraph"/>
+              <w:spacing w:before="0" w:after="0"/>
+              <w:ind w:left="0"/>
+              <w:jc w:val="center"/>
+              <w:rPr>
+                <w:rFonts w:ascii="Times New Roman" w:hAnsi="Times New Roman" w:cs="Times New Roman"/>
+                <w:sz w:val="30"/>
+                <w:szCs w:val="30"/>
+              </w:rPr>
+            </w:pPr>
+            <w:r>
+              <w:rPr>
+                <w:rFonts w:ascii="Times New Roman" w:hAnsi="Times New Roman" w:cs="Times New Roman"/>
+                <w:sz w:val="30"/>
+                <w:szCs w:val="30"/>
+              </w:rPr>
+              <w:t>Chân 1 của U1</w:t>
+            </w:r>
+          </w:p>
+        </w:tc>
+        <w:tc>
+          <w:tcPr>
+            <w:tcW w:w="741" w:type="dxa"/>
+            <w:tcBorders>
+              <w:top w:val="nil"/>
+              <w:left w:val="single" w:sz="4" w:space="0" w:color="auto"/>
+              <w:bottom w:val="nil"/>
+              <w:right w:val="nil"/>
+            </w:tcBorders>
+          </w:tcPr>
+          <w:p>
+            <w:pPr>
+              <w:pStyle w:val="ListParagraph"/>
+              <w:spacing w:line="276" w:lineRule="auto"/>
+              <w:ind w:left="0"/>
+              <w:jc w:val="center"/>
+              <w:rPr>
+                <w:rFonts w:ascii="Times New Roman" w:hAnsi="Times New Roman" w:cs="Times New Roman"/>
+                <w:sz w:val="30"/>
+                <w:szCs w:val="30"/>
+              </w:rPr>
+            </w:pPr>
+          </w:p>
+        </w:tc>
+      </w:tr>
+      <w:tr>
+        <w:trPr>
+          <w:jc w:val="right"/>
+        </w:trPr>
+        <w:tc>
+          <w:tcPr>
+            <w:tcW w:w="1192" w:type="dxa"/>
+            <w:vAlign w:val="center"/>
+          </w:tcPr>
+          <w:p>
+            <w:pPr>
+              <w:pStyle w:val="ListParagraph"/>
+              <w:spacing w:before="0" w:after="0"/>
+              <w:ind w:left="0"/>
+              <w:jc w:val="center"/>
+              <w:rPr>
+                <w:rFonts w:ascii="Times New Roman" w:hAnsi="Times New Roman" w:cs="Times New Roman"/>
+                <w:sz w:val="30"/>
+                <w:szCs w:val="30"/>
+              </w:rPr>
+            </w:pPr>
+            <w:r>
+              <w:rPr>
+                <w:rFonts w:ascii="Times New Roman" w:hAnsi="Times New Roman" w:cs="Times New Roman"/>
+                <w:sz w:val="30"/>
+                <w:szCs w:val="30"/>
+              </w:rPr>
+              <w:t>8</w:t>
+            </w:r>
+          </w:p>
+        </w:tc>
+        <w:tc>
+          <w:tcPr>
+            <w:tcW w:w="2766" w:type="dxa"/>
+            <w:vAlign w:val="center"/>
+          </w:tcPr>
+          <w:p>
+            <w:pPr>
+              <w:pStyle w:val="ListParagraph"/>
+              <w:spacing w:before="0" w:after="0"/>
+              <w:ind w:left="0"/>
+              <w:jc w:val="center"/>
+              <w:rPr>
+                <w:rFonts w:ascii="Times New Roman" w:hAnsi="Times New Roman" w:cs="Times New Roman"/>
+                <w:sz w:val="30"/>
+                <w:szCs w:val="30"/>
+              </w:rPr>
+            </w:pPr>
+            <w:r>
+              <w:rPr>
+                <w:rFonts w:ascii="Times New Roman" w:hAnsi="Times New Roman" w:cs="Times New Roman"/>
+                <w:sz w:val="30"/>
+                <w:szCs w:val="30"/>
+              </w:rPr>
+              <w:t>Chân 2 của U1</w:t>
+            </w:r>
+          </w:p>
+        </w:tc>
+        <w:tc>
+          <w:tcPr>
+            <w:tcW w:w="2766" w:type="dxa"/>
+            <w:tcBorders>
+              <w:right w:val="single" w:sz="4" w:space="0" w:color="auto"/>
+            </w:tcBorders>
+            <w:vAlign w:val="center"/>
+          </w:tcPr>
+          <w:p>
+            <w:pPr>
+              <w:pStyle w:val="ListParagraph"/>
+              <w:spacing w:before="0" w:after="0"/>
+              <w:ind w:left="0"/>
+              <w:jc w:val="center"/>
+              <w:rPr>
+                <w:rFonts w:ascii="Times New Roman" w:hAnsi="Times New Roman" w:cs="Times New Roman"/>
+                <w:sz w:val="30"/>
+                <w:szCs w:val="30"/>
+              </w:rPr>
+            </w:pPr>
+            <w:r>
+              <w:rPr>
+                <w:rFonts w:ascii="Times New Roman" w:hAnsi="Times New Roman" w:cs="Times New Roman"/>
+                <w:sz w:val="30"/>
+                <w:szCs w:val="30"/>
+              </w:rPr>
+              <w:t>Chân 6 của U1</w:t>
+            </w:r>
+          </w:p>
+        </w:tc>
+        <w:tc>
+          <w:tcPr>
+            <w:tcW w:w="741" w:type="dxa"/>
+            <w:tcBorders>
+              <w:top w:val="nil"/>
+              <w:left w:val="single" w:sz="4" w:space="0" w:color="auto"/>
+              <w:bottom w:val="nil"/>
+              <w:right w:val="nil"/>
+            </w:tcBorders>
+          </w:tcPr>
+          <w:p>
+            <w:pPr>
+              <w:pStyle w:val="ListParagraph"/>
+              <w:spacing w:line="276" w:lineRule="auto"/>
+              <w:ind w:left="0"/>
+              <w:jc w:val="center"/>
+              <w:rPr>
+                <w:rFonts w:ascii="Times New Roman" w:hAnsi="Times New Roman" w:cs="Times New Roman"/>
+                <w:sz w:val="30"/>
+                <w:szCs w:val="30"/>
+              </w:rPr>
+            </w:pPr>
+          </w:p>
+        </w:tc>
+      </w:tr>
+      <w:tr>
+        <w:trPr>
+          <w:jc w:val="right"/>
+        </w:trPr>
+        <w:tc>
+          <w:tcPr>
+            <w:tcW w:w="1192" w:type="dxa"/>
+            <w:vAlign w:val="center"/>
+          </w:tcPr>
+          <w:p>
+            <w:pPr>
+              <w:pStyle w:val="ListParagraph"/>
+              <w:spacing w:before="0" w:after="0"/>
+              <w:ind w:left="0"/>
+              <w:jc w:val="center"/>
+              <w:rPr>
+                <w:rFonts w:ascii="Times New Roman" w:hAnsi="Times New Roman" w:cs="Times New Roman"/>
+                <w:sz w:val="30"/>
+                <w:szCs w:val="30"/>
+              </w:rPr>
+            </w:pPr>
+            <w:r>
+              <w:rPr>
+                <w:rFonts w:ascii="Times New Roman" w:hAnsi="Times New Roman" w:cs="Times New Roman"/>
+                <w:sz w:val="30"/>
+                <w:szCs w:val="30"/>
+              </w:rPr>
+              <w:t>9</w:t>
+            </w:r>
+          </w:p>
+        </w:tc>
+        <w:tc>
+          <w:tcPr>
+            <w:tcW w:w="2766" w:type="dxa"/>
+            <w:vAlign w:val="center"/>
+          </w:tcPr>
+          <w:p>
+            <w:pPr>
+              <w:pStyle w:val="ListParagraph"/>
+              <w:spacing w:before="0" w:after="0"/>
+              <w:ind w:left="0"/>
+              <w:jc w:val="center"/>
+              <w:rPr>
+                <w:rFonts w:ascii="Times New Roman" w:hAnsi="Times New Roman" w:cs="Times New Roman"/>
+                <w:sz w:val="30"/>
+                <w:szCs w:val="30"/>
+              </w:rPr>
+            </w:pPr>
+            <w:r>
+              <w:rPr>
+                <w:rFonts w:ascii="Times New Roman" w:hAnsi="Times New Roman" w:cs="Times New Roman"/>
+                <w:sz w:val="30"/>
+                <w:szCs w:val="30"/>
+              </w:rPr>
+              <w:t>Chân 5 của U1</w:t>
+            </w:r>
+          </w:p>
+        </w:tc>
+        <w:tc>
+          <w:tcPr>
+            <w:tcW w:w="2766" w:type="dxa"/>
+            <w:tcBorders>
+              <w:right w:val="single" w:sz="4" w:space="0" w:color="auto"/>
+            </w:tcBorders>
+            <w:vAlign w:val="center"/>
+          </w:tcPr>
+          <w:p>
+            <w:pPr>
+              <w:pStyle w:val="ListParagraph"/>
+              <w:spacing w:before="0" w:after="0"/>
+              <w:ind w:left="0"/>
+              <w:jc w:val="center"/>
+              <w:rPr>
+                <w:rFonts w:ascii="Times New Roman" w:hAnsi="Times New Roman" w:cs="Times New Roman"/>
+                <w:sz w:val="30"/>
+                <w:szCs w:val="30"/>
+              </w:rPr>
+            </w:pPr>
+            <w:r>
+              <w:rPr>
+                <w:rFonts w:ascii="Times New Roman" w:hAnsi="Times New Roman" w:cs="Times New Roman"/>
+                <w:sz w:val="30"/>
+                <w:szCs w:val="30"/>
+              </w:rPr>
+              <w:t>Chân 12 của U1</w:t>
+            </w:r>
+          </w:p>
+        </w:tc>
+        <w:tc>
+          <w:tcPr>
+            <w:tcW w:w="741" w:type="dxa"/>
+            <w:tcBorders>
+              <w:top w:val="nil"/>
+              <w:left w:val="single" w:sz="4" w:space="0" w:color="auto"/>
+              <w:bottom w:val="nil"/>
+              <w:right w:val="nil"/>
+            </w:tcBorders>
+          </w:tcPr>
+          <w:p>
+            <w:pPr>
+              <w:pStyle w:val="ListParagraph"/>
+              <w:spacing w:line="276" w:lineRule="auto"/>
+              <w:ind w:left="0"/>
+              <w:jc w:val="center"/>
+              <w:rPr>
+                <w:rFonts w:ascii="Times New Roman" w:hAnsi="Times New Roman" w:cs="Times New Roman"/>
+                <w:sz w:val="30"/>
+                <w:szCs w:val="30"/>
+              </w:rPr>
+            </w:pPr>
+          </w:p>
+        </w:tc>
+      </w:tr>
+      <w:tr>
+        <w:trPr>
+          <w:jc w:val="right"/>
+        </w:trPr>
+        <w:tc>
+          <w:tcPr>
+            <w:tcW w:w="1192" w:type="dxa"/>
+            <w:vAlign w:val="center"/>
+          </w:tcPr>
+          <w:p>
+            <w:pPr>
+              <w:pStyle w:val="ListParagraph"/>
+              <w:spacing w:before="0" w:after="0"/>
+              <w:ind w:left="0"/>
+              <w:jc w:val="center"/>
+              <w:rPr>
+                <w:rFonts w:ascii="Times New Roman" w:hAnsi="Times New Roman" w:cs="Times New Roman"/>
+                <w:sz w:val="30"/>
+                <w:szCs w:val="30"/>
+              </w:rPr>
+            </w:pPr>
+            <w:r>
+              <w:rPr>
+                <w:rFonts w:ascii="Times New Roman" w:hAnsi="Times New Roman" w:cs="Times New Roman"/>
+                <w:sz w:val="30"/>
+                <w:szCs w:val="30"/>
+              </w:rPr>
+              <w:t>10</w:t>
+            </w:r>
+          </w:p>
+        </w:tc>
+        <w:tc>
+          <w:tcPr>
+            <w:tcW w:w="2766" w:type="dxa"/>
+            <w:vAlign w:val="center"/>
+          </w:tcPr>
+          <w:p>
+            <w:pPr>
+              <w:pStyle w:val="ListParagraph"/>
+              <w:spacing w:before="0" w:after="0"/>
+              <w:ind w:left="0"/>
+              <w:jc w:val="center"/>
+              <w:rPr>
+                <w:rFonts w:ascii="Times New Roman" w:hAnsi="Times New Roman" w:cs="Times New Roman"/>
+                <w:sz w:val="30"/>
+                <w:szCs w:val="30"/>
+              </w:rPr>
+            </w:pPr>
+            <w:r>
+              <w:rPr>
+                <w:rFonts w:ascii="Times New Roman" w:hAnsi="Times New Roman" w:cs="Times New Roman"/>
+                <w:sz w:val="30"/>
+                <w:szCs w:val="30"/>
+              </w:rPr>
+              <w:t>Chân 6 của U1</w:t>
+            </w:r>
+          </w:p>
+        </w:tc>
+        <w:tc>
+          <w:tcPr>
+            <w:tcW w:w="2766" w:type="dxa"/>
+            <w:tcBorders>
+              <w:right w:val="single" w:sz="4" w:space="0" w:color="auto"/>
+            </w:tcBorders>
+            <w:vAlign w:val="center"/>
+          </w:tcPr>
+          <w:p>
+            <w:pPr>
+              <w:pStyle w:val="ListParagraph"/>
+              <w:spacing w:before="0" w:after="0"/>
+              <w:ind w:left="0"/>
+              <w:jc w:val="center"/>
+              <w:rPr>
+                <w:rFonts w:ascii="Times New Roman" w:hAnsi="Times New Roman" w:cs="Times New Roman"/>
+                <w:sz w:val="30"/>
+                <w:szCs w:val="30"/>
+              </w:rPr>
+            </w:pPr>
+            <w:r>
+              <w:rPr>
+                <w:rFonts w:ascii="Times New Roman" w:hAnsi="Times New Roman" w:cs="Times New Roman"/>
+                <w:sz w:val="30"/>
+                <w:szCs w:val="30"/>
+              </w:rPr>
+              <w:t>Chân 3 của U3</w:t>
+            </w:r>
+          </w:p>
+        </w:tc>
+        <w:tc>
+          <w:tcPr>
+            <w:tcW w:w="741" w:type="dxa"/>
+            <w:tcBorders>
+              <w:top w:val="nil"/>
+              <w:left w:val="single" w:sz="4" w:space="0" w:color="auto"/>
+              <w:bottom w:val="nil"/>
+              <w:right w:val="nil"/>
+            </w:tcBorders>
+          </w:tcPr>
+          <w:p>
+            <w:pPr>
+              <w:pStyle w:val="ListParagraph"/>
+              <w:spacing w:line="276" w:lineRule="auto"/>
+              <w:ind w:left="0"/>
+              <w:jc w:val="center"/>
+              <w:rPr>
+                <w:rFonts w:ascii="Times New Roman" w:hAnsi="Times New Roman" w:cs="Times New Roman"/>
+                <w:sz w:val="30"/>
+                <w:szCs w:val="30"/>
+              </w:rPr>
+            </w:pPr>
+          </w:p>
+        </w:tc>
+      </w:tr>
+      <w:tr>
+        <w:trPr>
+          <w:jc w:val="right"/>
+        </w:trPr>
+        <w:tc>
+          <w:tcPr>
+            <w:tcW w:w="1192" w:type="dxa"/>
+            <w:vAlign w:val="center"/>
+          </w:tcPr>
+          <w:p>
+            <w:pPr>
+              <w:pStyle w:val="ListParagraph"/>
+              <w:spacing w:before="0" w:after="0"/>
+              <w:ind w:left="0"/>
+              <w:jc w:val="center"/>
+              <w:rPr>
+                <w:rFonts w:ascii="Times New Roman" w:hAnsi="Times New Roman" w:cs="Times New Roman"/>
+                <w:sz w:val="30"/>
+                <w:szCs w:val="30"/>
+              </w:rPr>
+            </w:pPr>
+            <w:r>
+              <w:rPr>
+                <w:rFonts w:ascii="Times New Roman" w:hAnsi="Times New Roman" w:cs="Times New Roman"/>
+                <w:sz w:val="30"/>
+                <w:szCs w:val="30"/>
+              </w:rPr>
+              <w:lastRenderedPageBreak/>
+              <w:t>1</w:t>
+            </w:r>
+            <w:r>
+              <w:rPr>
+                <w:rFonts w:ascii="Times New Roman" w:hAnsi="Times New Roman" w:cs="Times New Roman"/>
+                <w:sz w:val="30"/>
+                <w:szCs w:val="30"/>
+              </w:rPr>
+              <w:t>1</w:t>
+            </w:r>
+          </w:p>
+        </w:tc>
+        <w:tc>
+          <w:tcPr>
+            <w:tcW w:w="2766" w:type="dxa"/>
+            <w:vAlign w:val="center"/>
+          </w:tcPr>
+          <w:p>
+            <w:pPr>
+              <w:pStyle w:val="ListParagraph"/>
+              <w:spacing w:before="0" w:after="0"/>
+              <w:ind w:left="0"/>
+              <w:jc w:val="center"/>
+              <w:rPr>
+                <w:rFonts w:ascii="Times New Roman" w:hAnsi="Times New Roman" w:cs="Times New Roman"/>
+                <w:sz w:val="30"/>
+                <w:szCs w:val="30"/>
+              </w:rPr>
+            </w:pPr>
+            <w:r>
+              <w:rPr>
+                <w:rFonts w:ascii="Times New Roman" w:hAnsi="Times New Roman" w:cs="Times New Roman"/>
+                <w:sz w:val="30"/>
+                <w:szCs w:val="30"/>
+              </w:rPr>
+              <w:t>Chân 9 của U1</w:t>
+            </w:r>
+          </w:p>
+        </w:tc>
+        <w:tc>
+          <w:tcPr>
+            <w:tcW w:w="2766" w:type="dxa"/>
+            <w:tcBorders>
+              <w:right w:val="single" w:sz="4" w:space="0" w:color="auto"/>
+            </w:tcBorders>
+            <w:vAlign w:val="center"/>
+          </w:tcPr>
+          <w:p>
+            <w:pPr>
+              <w:pStyle w:val="ListParagraph"/>
+              <w:spacing w:before="0" w:after="0"/>
+              <w:ind w:left="0"/>
+              <w:jc w:val="center"/>
+              <w:rPr>
+                <w:rFonts w:ascii="Times New Roman" w:hAnsi="Times New Roman" w:cs="Times New Roman"/>
+                <w:sz w:val="30"/>
+                <w:szCs w:val="30"/>
+              </w:rPr>
+            </w:pPr>
+            <w:r>
+              <w:rPr>
+                <w:rFonts w:ascii="Times New Roman" w:hAnsi="Times New Roman" w:cs="Times New Roman"/>
+                <w:sz w:val="30"/>
+                <w:szCs w:val="30"/>
+              </w:rPr>
+              <w:t>Chân 1 của U2</w:t>
+            </w:r>
+          </w:p>
+        </w:tc>
+        <w:tc>
+          <w:tcPr>
+            <w:tcW w:w="741" w:type="dxa"/>
+            <w:tcBorders>
+              <w:top w:val="nil"/>
+              <w:left w:val="single" w:sz="4" w:space="0" w:color="auto"/>
+              <w:bottom w:val="nil"/>
+              <w:right w:val="nil"/>
+            </w:tcBorders>
+          </w:tcPr>
+          <w:p>
+            <w:pPr>
+              <w:pStyle w:val="ListParagraph"/>
+              <w:spacing w:line="276" w:lineRule="auto"/>
+              <w:ind w:left="0"/>
+              <w:jc w:val="center"/>
+              <w:rPr>
+                <w:rFonts w:ascii="Times New Roman" w:hAnsi="Times New Roman" w:cs="Times New Roman"/>
+                <w:sz w:val="30"/>
+                <w:szCs w:val="30"/>
+              </w:rPr>
+            </w:pPr>
+          </w:p>
+        </w:tc>
+      </w:tr>
+      <w:tr>
+        <w:trPr>
+          <w:jc w:val="right"/>
+        </w:trPr>
+        <w:tc>
+          <w:tcPr>
+            <w:tcW w:w="1192" w:type="dxa"/>
+            <w:vAlign w:val="center"/>
+          </w:tcPr>
+          <w:p>
+            <w:pPr>
+              <w:pStyle w:val="ListParagraph"/>
+              <w:spacing w:before="0" w:after="0"/>
+              <w:ind w:left="0"/>
+              <w:jc w:val="center"/>
+              <w:rPr>
+                <w:rFonts w:ascii="Times New Roman" w:hAnsi="Times New Roman" w:cs="Times New Roman"/>
+                <w:sz w:val="30"/>
+                <w:szCs w:val="30"/>
+              </w:rPr>
+            </w:pPr>
+            <w:r>
+              <w:rPr>
+                <w:rFonts w:ascii="Times New Roman" w:hAnsi="Times New Roman" w:cs="Times New Roman"/>
+                <w:sz w:val="30"/>
+                <w:szCs w:val="30"/>
+              </w:rPr>
+              <w:t>1</w:t>
+            </w:r>
+            <w:r>
+              <w:rPr>
+                <w:rFonts w:ascii="Times New Roman" w:hAnsi="Times New Roman" w:cs="Times New Roman"/>
+                <w:sz w:val="30"/>
+                <w:szCs w:val="30"/>
+              </w:rPr>
+              <w:t>2</w:t>
+            </w:r>
+          </w:p>
+        </w:tc>
+        <w:tc>
+          <w:tcPr>
+            <w:tcW w:w="2766" w:type="dxa"/>
+            <w:vAlign w:val="center"/>
+          </w:tcPr>
+          <w:p>
+            <w:pPr>
+              <w:pStyle w:val="ListParagraph"/>
+              <w:spacing w:before="0" w:after="0"/>
+              <w:ind w:left="0"/>
+              <w:jc w:val="center"/>
+              <w:rPr>
+                <w:rFonts w:ascii="Times New Roman" w:hAnsi="Times New Roman" w:cs="Times New Roman"/>
+                <w:sz w:val="30"/>
+                <w:szCs w:val="30"/>
+              </w:rPr>
+            </w:pPr>
+            <w:r>
+              <w:rPr>
+                <w:rFonts w:ascii="Times New Roman" w:hAnsi="Times New Roman" w:cs="Times New Roman"/>
+                <w:sz w:val="30"/>
+                <w:szCs w:val="30"/>
+              </w:rPr>
+              <w:t>Chân 2 của U2</w:t>
+            </w:r>
+          </w:p>
+        </w:tc>
+        <w:tc>
+          <w:tcPr>
+            <w:tcW w:w="2766" w:type="dxa"/>
+            <w:tcBorders>
+              <w:right w:val="single" w:sz="4" w:space="0" w:color="auto"/>
+            </w:tcBorders>
+            <w:vAlign w:val="center"/>
+          </w:tcPr>
+          <w:p>
+            <w:pPr>
+              <w:pStyle w:val="ListParagraph"/>
+              <w:spacing w:before="0" w:after="0"/>
+              <w:ind w:left="0"/>
+              <w:jc w:val="center"/>
+              <w:rPr>
+                <w:rFonts w:ascii="Times New Roman" w:hAnsi="Times New Roman" w:cs="Times New Roman"/>
+                <w:sz w:val="30"/>
+                <w:szCs w:val="30"/>
+              </w:rPr>
+            </w:pPr>
+            <w:r>
+              <w:rPr>
+                <w:rFonts w:ascii="Times New Roman" w:hAnsi="Times New Roman" w:cs="Times New Roman"/>
+                <w:sz w:val="30"/>
+                <w:szCs w:val="30"/>
+              </w:rPr>
+              <w:t>Chân 6 của U2</w:t>
+            </w:r>
+          </w:p>
+        </w:tc>
+        <w:tc>
+          <w:tcPr>
+            <w:tcW w:w="741" w:type="dxa"/>
+            <w:tcBorders>
+              <w:top w:val="nil"/>
+              <w:left w:val="single" w:sz="4" w:space="0" w:color="auto"/>
+              <w:bottom w:val="nil"/>
+              <w:right w:val="nil"/>
+            </w:tcBorders>
+          </w:tcPr>
+          <w:p>
+            <w:pPr>
+              <w:pStyle w:val="ListParagraph"/>
+              <w:spacing w:line="276" w:lineRule="auto"/>
+              <w:ind w:left="0"/>
+              <w:jc w:val="center"/>
+              <w:rPr>
+                <w:rFonts w:ascii="Times New Roman" w:hAnsi="Times New Roman" w:cs="Times New Roman"/>
+                <w:sz w:val="30"/>
+                <w:szCs w:val="30"/>
+              </w:rPr>
+            </w:pPr>
+          </w:p>
+        </w:tc>
+      </w:tr>
+      <w:tr>
+        <w:trPr>
+          <w:jc w:val="right"/>
+        </w:trPr>
+        <w:tc>
+          <w:tcPr>
+            <w:tcW w:w="1192" w:type="dxa"/>
+            <w:vAlign w:val="center"/>
+          </w:tcPr>
+          <w:p>
+            <w:pPr>
+              <w:pStyle w:val="ListParagraph"/>
+              <w:spacing w:before="0" w:after="0"/>
+              <w:ind w:left="0"/>
+              <w:jc w:val="center"/>
+              <w:rPr>
+                <w:rFonts w:ascii="Times New Roman" w:hAnsi="Times New Roman" w:cs="Times New Roman"/>
+                <w:sz w:val="30"/>
+                <w:szCs w:val="30"/>
+              </w:rPr>
+            </w:pPr>
+            <w:r>
+              <w:rPr>
+                <w:rFonts w:ascii="Times New Roman" w:hAnsi="Times New Roman" w:cs="Times New Roman"/>
+                <w:sz w:val="30"/>
+                <w:szCs w:val="30"/>
+              </w:rPr>
+              <w:t>13</w:t>
+            </w:r>
+          </w:p>
+        </w:tc>
+        <w:tc>
+          <w:tcPr>
+            <w:tcW w:w="2766" w:type="dxa"/>
+            <w:vAlign w:val="center"/>
+          </w:tcPr>
+          <w:p>
+            <w:pPr>
+              <w:pStyle w:val="ListParagraph"/>
+              <w:spacing w:before="0" w:after="0"/>
+              <w:ind w:left="0"/>
+              <w:jc w:val="center"/>
+              <w:rPr>
+                <w:rFonts w:ascii="Times New Roman" w:hAnsi="Times New Roman" w:cs="Times New Roman"/>
+                <w:sz w:val="30"/>
+                <w:szCs w:val="30"/>
+              </w:rPr>
+            </w:pPr>
+            <w:r>
+              <w:rPr>
+                <w:rFonts w:ascii="Times New Roman" w:hAnsi="Times New Roman" w:cs="Times New Roman"/>
+                <w:sz w:val="30"/>
+                <w:szCs w:val="30"/>
+              </w:rPr>
+              <w:t>Chân 5 của U2</w:t>
+            </w:r>
+          </w:p>
+        </w:tc>
+        <w:tc>
+          <w:tcPr>
+            <w:tcW w:w="2766" w:type="dxa"/>
+            <w:tcBorders>
+              <w:right w:val="single" w:sz="4" w:space="0" w:color="auto"/>
+            </w:tcBorders>
+            <w:vAlign w:val="center"/>
+          </w:tcPr>
+          <w:p>
+            <w:pPr>
+              <w:pStyle w:val="ListParagraph"/>
+              <w:spacing w:before="0" w:after="0"/>
+              <w:ind w:left="0"/>
+              <w:jc w:val="center"/>
+              <w:rPr>
+                <w:rFonts w:ascii="Times New Roman" w:hAnsi="Times New Roman" w:cs="Times New Roman"/>
+                <w:sz w:val="30"/>
+                <w:szCs w:val="30"/>
+              </w:rPr>
+            </w:pPr>
+            <w:r>
+              <w:rPr>
+                <w:rFonts w:ascii="Times New Roman" w:hAnsi="Times New Roman" w:cs="Times New Roman"/>
+                <w:sz w:val="30"/>
+                <w:szCs w:val="30"/>
+              </w:rPr>
+              <w:t>Chân 12 của U2</w:t>
+            </w:r>
+          </w:p>
+        </w:tc>
+        <w:tc>
+          <w:tcPr>
+            <w:tcW w:w="741" w:type="dxa"/>
+            <w:tcBorders>
+              <w:top w:val="nil"/>
+              <w:left w:val="single" w:sz="4" w:space="0" w:color="auto"/>
+              <w:bottom w:val="nil"/>
+              <w:right w:val="nil"/>
+            </w:tcBorders>
+          </w:tcPr>
+          <w:p>
+            <w:pPr>
+              <w:pStyle w:val="ListParagraph"/>
+              <w:spacing w:line="276" w:lineRule="auto"/>
+              <w:ind w:left="0"/>
+              <w:jc w:val="center"/>
+              <w:rPr>
+                <w:rFonts w:ascii="Times New Roman" w:hAnsi="Times New Roman" w:cs="Times New Roman"/>
+                <w:sz w:val="30"/>
+                <w:szCs w:val="30"/>
+              </w:rPr>
+            </w:pPr>
+          </w:p>
+        </w:tc>
+      </w:tr>
+      <w:tr>
+        <w:trPr>
+          <w:jc w:val="right"/>
+        </w:trPr>
+        <w:tc>
+          <w:tcPr>
+            <w:tcW w:w="1192" w:type="dxa"/>
+            <w:vAlign w:val="center"/>
+          </w:tcPr>
+          <w:p>
+            <w:pPr>
+              <w:pStyle w:val="ListParagraph"/>
+              <w:spacing w:before="0" w:after="0"/>
+              <w:ind w:left="0"/>
+              <w:jc w:val="center"/>
+              <w:rPr>
+                <w:rFonts w:ascii="Times New Roman" w:hAnsi="Times New Roman" w:cs="Times New Roman"/>
+                <w:sz w:val="30"/>
+                <w:szCs w:val="30"/>
+              </w:rPr>
+            </w:pPr>
+            <w:r>
+              <w:rPr>
+                <w:rFonts w:ascii="Times New Roman" w:hAnsi="Times New Roman" w:cs="Times New Roman"/>
+                <w:sz w:val="30"/>
+                <w:szCs w:val="30"/>
+              </w:rPr>
+              <w:t>1</w:t>
+            </w:r>
+            <w:r>
+              <w:rPr>
+                <w:rFonts w:ascii="Times New Roman" w:hAnsi="Times New Roman" w:cs="Times New Roman"/>
+                <w:sz w:val="30"/>
+                <w:szCs w:val="30"/>
+              </w:rPr>
+              <w:t>4</w:t>
+            </w:r>
+          </w:p>
+        </w:tc>
+        <w:tc>
+          <w:tcPr>
+            <w:tcW w:w="2766" w:type="dxa"/>
+            <w:vAlign w:val="center"/>
+          </w:tcPr>
+          <w:p>
+            <w:pPr>
+              <w:pStyle w:val="ListParagraph"/>
+              <w:spacing w:before="0" w:after="0"/>
+              <w:ind w:left="0"/>
+              <w:jc w:val="center"/>
+              <w:rPr>
+                <w:rFonts w:ascii="Times New Roman" w:hAnsi="Times New Roman" w:cs="Times New Roman"/>
+                <w:sz w:val="30"/>
+                <w:szCs w:val="30"/>
+              </w:rPr>
+            </w:pPr>
+            <w:r>
+              <w:rPr>
+                <w:rFonts w:ascii="Times New Roman" w:hAnsi="Times New Roman" w:cs="Times New Roman"/>
+                <w:sz w:val="30"/>
+                <w:szCs w:val="30"/>
+              </w:rPr>
+              <w:t>Chân 6 của U2</w:t>
+            </w:r>
+          </w:p>
+        </w:tc>
+        <w:tc>
+          <w:tcPr>
+            <w:tcW w:w="2766" w:type="dxa"/>
+            <w:tcBorders>
+              <w:right w:val="single" w:sz="4" w:space="0" w:color="auto"/>
+            </w:tcBorders>
+            <w:vAlign w:val="center"/>
+          </w:tcPr>
+          <w:p>
+            <w:pPr>
+              <w:pStyle w:val="ListParagraph"/>
+              <w:spacing w:before="0" w:after="0"/>
+              <w:ind w:left="0"/>
+              <w:jc w:val="center"/>
+              <w:rPr>
+                <w:rFonts w:ascii="Times New Roman" w:hAnsi="Times New Roman" w:cs="Times New Roman"/>
+                <w:sz w:val="30"/>
+                <w:szCs w:val="30"/>
+              </w:rPr>
+            </w:pPr>
+            <w:r>
+              <w:rPr>
+                <w:rFonts w:ascii="Times New Roman" w:hAnsi="Times New Roman" w:cs="Times New Roman"/>
+                <w:sz w:val="30"/>
+                <w:szCs w:val="30"/>
+              </w:rPr>
+              <w:t>Chân 3 của U3</w:t>
+            </w:r>
+          </w:p>
+        </w:tc>
+        <w:tc>
+          <w:tcPr>
+            <w:tcW w:w="741" w:type="dxa"/>
+            <w:tcBorders>
+              <w:top w:val="nil"/>
+              <w:left w:val="single" w:sz="4" w:space="0" w:color="auto"/>
+              <w:bottom w:val="nil"/>
+              <w:right w:val="nil"/>
+            </w:tcBorders>
+          </w:tcPr>
+          <w:p>
+            <w:pPr>
+              <w:pStyle w:val="ListParagraph"/>
+              <w:spacing w:line="276" w:lineRule="auto"/>
+              <w:ind w:left="0"/>
+              <w:jc w:val="center"/>
+              <w:rPr>
+                <w:rFonts w:ascii="Times New Roman" w:hAnsi="Times New Roman" w:cs="Times New Roman"/>
+                <w:sz w:val="30"/>
+                <w:szCs w:val="30"/>
+              </w:rPr>
+            </w:pPr>
+          </w:p>
+        </w:tc>
+      </w:tr>
+      <w:tr>
+        <w:trPr>
+          <w:jc w:val="right"/>
+        </w:trPr>
+        <w:tc>
+          <w:tcPr>
+            <w:tcW w:w="1192" w:type="dxa"/>
+            <w:vAlign w:val="center"/>
+          </w:tcPr>
+          <w:p>
+            <w:pPr>
+              <w:pStyle w:val="ListParagraph"/>
+              <w:spacing w:before="0" w:after="0"/>
+              <w:ind w:left="0"/>
+              <w:jc w:val="center"/>
+              <w:rPr>
+                <w:rFonts w:ascii="Times New Roman" w:hAnsi="Times New Roman" w:cs="Times New Roman"/>
+                <w:sz w:val="30"/>
+                <w:szCs w:val="30"/>
+              </w:rPr>
+            </w:pPr>
+            <w:r>
+              <w:rPr>
+                <w:rFonts w:ascii="Times New Roman" w:hAnsi="Times New Roman" w:cs="Times New Roman"/>
+                <w:sz w:val="30"/>
+                <w:szCs w:val="30"/>
+              </w:rPr>
+              <w:t>15</w:t>
+            </w:r>
+          </w:p>
+        </w:tc>
+        <w:tc>
+          <w:tcPr>
+            <w:tcW w:w="2766" w:type="dxa"/>
+            <w:vAlign w:val="center"/>
+          </w:tcPr>
+          <w:p>
+            <w:pPr>
+              <w:pStyle w:val="ListParagraph"/>
+              <w:spacing w:before="0" w:after="0"/>
+              <w:ind w:left="0"/>
+              <w:jc w:val="center"/>
+              <w:rPr>
+                <w:rFonts w:ascii="Times New Roman" w:hAnsi="Times New Roman" w:cs="Times New Roman"/>
+                <w:sz w:val="30"/>
+                <w:szCs w:val="30"/>
+              </w:rPr>
+            </w:pPr>
+            <w:r>
+              <w:rPr>
+                <w:rFonts w:ascii="Times New Roman" w:hAnsi="Times New Roman" w:cs="Times New Roman"/>
+                <w:sz w:val="30"/>
+                <w:szCs w:val="30"/>
+              </w:rPr>
+              <w:t>Chân 9 của U2</w:t>
+            </w:r>
+          </w:p>
+        </w:tc>
+        <w:tc>
+          <w:tcPr>
+            <w:tcW w:w="2766" w:type="dxa"/>
+            <w:tcBorders>
+              <w:right w:val="single" w:sz="4" w:space="0" w:color="auto"/>
+            </w:tcBorders>
+            <w:vAlign w:val="center"/>
+          </w:tcPr>
+          <w:p>
+            <w:pPr>
+              <w:pStyle w:val="ListParagraph"/>
+              <w:spacing w:before="0" w:after="0"/>
+              <w:ind w:left="0"/>
+              <w:jc w:val="center"/>
+              <w:rPr>
+                <w:rFonts w:ascii="Times New Roman" w:hAnsi="Times New Roman" w:cs="Times New Roman"/>
+                <w:sz w:val="30"/>
+                <w:szCs w:val="30"/>
+              </w:rPr>
+            </w:pPr>
+            <w:r>
+              <w:rPr>
+                <w:rFonts w:ascii="Times New Roman" w:hAnsi="Times New Roman" w:cs="Times New Roman"/>
+                <w:sz w:val="30"/>
+                <w:szCs w:val="30"/>
+              </w:rPr>
+              <w:t>Chân 2 của U3</w:t>
+            </w:r>
+          </w:p>
+        </w:tc>
+        <w:tc>
+          <w:tcPr>
+            <w:tcW w:w="741" w:type="dxa"/>
+            <w:tcBorders>
+              <w:top w:val="nil"/>
+              <w:left w:val="single" w:sz="4" w:space="0" w:color="auto"/>
+              <w:bottom w:val="nil"/>
+              <w:right w:val="nil"/>
+            </w:tcBorders>
+          </w:tcPr>
+          <w:p>
+            <w:pPr>
+              <w:pStyle w:val="ListParagraph"/>
+              <w:spacing w:line="276" w:lineRule="auto"/>
+              <w:ind w:left="0"/>
+              <w:jc w:val="center"/>
+              <w:rPr>
+                <w:rFonts w:ascii="Times New Roman" w:hAnsi="Times New Roman" w:cs="Times New Roman"/>
+                <w:sz w:val="30"/>
+                <w:szCs w:val="30"/>
+              </w:rPr>
+            </w:pPr>
+          </w:p>
+        </w:tc>
+      </w:tr>
+      <w:tr>
+        <w:trPr>
+          <w:jc w:val="right"/>
+        </w:trPr>
+        <w:tc>
+          <w:tcPr>
+            <w:tcW w:w="1192" w:type="dxa"/>
+            <w:vAlign w:val="center"/>
+          </w:tcPr>
+          <w:p>
+            <w:pPr>
+              <w:pStyle w:val="ListParagraph"/>
+              <w:spacing w:before="0" w:after="0"/>
+              <w:ind w:left="0"/>
+              <w:jc w:val="center"/>
+              <w:rPr>
+                <w:rFonts w:ascii="Times New Roman" w:hAnsi="Times New Roman" w:cs="Times New Roman"/>
+                <w:sz w:val="30"/>
+                <w:szCs w:val="30"/>
+              </w:rPr>
+            </w:pPr>
+            <w:r>
+              <w:rPr>
+                <w:rFonts w:ascii="Times New Roman" w:hAnsi="Times New Roman" w:cs="Times New Roman"/>
+                <w:sz w:val="30"/>
+                <w:szCs w:val="30"/>
+              </w:rPr>
+              <w:t>16</w:t>
+            </w:r>
+          </w:p>
+        </w:tc>
+        <w:tc>
+          <w:tcPr>
+            <w:tcW w:w="2766" w:type="dxa"/>
+            <w:vAlign w:val="center"/>
+          </w:tcPr>
+          <w:p>
+            <w:pPr>
+              <w:pStyle w:val="ListParagraph"/>
+              <w:spacing w:before="0" w:after="0"/>
+              <w:ind w:left="0"/>
+              <w:jc w:val="center"/>
+              <w:rPr>
+                <w:rFonts w:ascii="Times New Roman" w:hAnsi="Times New Roman" w:cs="Times New Roman"/>
+                <w:sz w:val="30"/>
+                <w:szCs w:val="30"/>
+              </w:rPr>
+            </w:pPr>
+            <w:r>
+              <w:rPr>
+                <w:rFonts w:ascii="Times New Roman" w:hAnsi="Times New Roman" w:cs="Times New Roman"/>
+                <w:sz w:val="30"/>
+                <w:szCs w:val="30"/>
+              </w:rPr>
+              <w:t>Chân 1 của U2</w:t>
+            </w:r>
+          </w:p>
+        </w:tc>
+        <w:tc>
+          <w:tcPr>
+            <w:tcW w:w="2766" w:type="dxa"/>
+            <w:tcBorders>
+              <w:right w:val="single" w:sz="4" w:space="0" w:color="auto"/>
+            </w:tcBorders>
+            <w:vAlign w:val="center"/>
+          </w:tcPr>
+          <w:p>
+            <w:pPr>
+              <w:pStyle w:val="ListParagraph"/>
+              <w:spacing w:before="0" w:after="0"/>
+              <w:ind w:left="0"/>
+              <w:jc w:val="center"/>
+              <w:rPr>
+                <w:rFonts w:ascii="Times New Roman" w:hAnsi="Times New Roman" w:cs="Times New Roman"/>
+                <w:sz w:val="30"/>
+                <w:szCs w:val="30"/>
+              </w:rPr>
+            </w:pPr>
+            <w:r>
+              <w:rPr>
+                <w:rFonts w:ascii="Times New Roman" w:hAnsi="Times New Roman" w:cs="Times New Roman"/>
+                <w:sz w:val="30"/>
+                <w:szCs w:val="30"/>
+              </w:rPr>
+              <w:t>Chân 1 của U3</w:t>
+            </w:r>
+          </w:p>
+        </w:tc>
+        <w:tc>
+          <w:tcPr>
+            <w:tcW w:w="741" w:type="dxa"/>
+            <w:tcBorders>
+              <w:top w:val="nil"/>
+              <w:left w:val="single" w:sz="4" w:space="0" w:color="auto"/>
+              <w:bottom w:val="nil"/>
+              <w:right w:val="nil"/>
+            </w:tcBorders>
+          </w:tcPr>
+          <w:p>
+            <w:pPr>
+              <w:pStyle w:val="ListParagraph"/>
+              <w:spacing w:line="276" w:lineRule="auto"/>
+              <w:ind w:left="0"/>
+              <w:jc w:val="center"/>
+              <w:rPr>
+                <w:rFonts w:ascii="Times New Roman" w:hAnsi="Times New Roman" w:cs="Times New Roman"/>
+                <w:sz w:val="30"/>
+                <w:szCs w:val="30"/>
+              </w:rPr>
+            </w:pPr>
+          </w:p>
+        </w:tc>
+      </w:tr>
+      <w:tr>
+        <w:trPr>
+          <w:jc w:val="right"/>
+        </w:trPr>
+        <w:tc>
+          <w:tcPr>
+            <w:tcW w:w="1192" w:type="dxa"/>
+            <w:vAlign w:val="center"/>
+          </w:tcPr>
+          <w:p>
+            <w:pPr>
+              <w:pStyle w:val="ListParagraph"/>
+              <w:spacing w:before="0" w:after="0"/>
+              <w:ind w:left="0"/>
+              <w:jc w:val="center"/>
+              <w:rPr>
+                <w:rFonts w:ascii="Times New Roman" w:hAnsi="Times New Roman" w:cs="Times New Roman"/>
+                <w:sz w:val="30"/>
+                <w:szCs w:val="30"/>
+              </w:rPr>
+            </w:pPr>
+            <w:r>
+              <w:rPr>
+                <w:rFonts w:ascii="Times New Roman" w:hAnsi="Times New Roman" w:cs="Times New Roman"/>
+                <w:sz w:val="30"/>
+                <w:szCs w:val="30"/>
+              </w:rPr>
+              <w:t>17</w:t>
+            </w:r>
+          </w:p>
+        </w:tc>
+        <w:tc>
+          <w:tcPr>
+            <w:tcW w:w="2766" w:type="dxa"/>
+            <w:vAlign w:val="center"/>
+          </w:tcPr>
+          <w:p>
+            <w:pPr>
+              <w:pStyle w:val="ListParagraph"/>
+              <w:spacing w:before="0" w:after="0"/>
+              <w:ind w:left="0"/>
+              <w:jc w:val="center"/>
+              <w:rPr>
+                <w:rFonts w:ascii="Times New Roman" w:hAnsi="Times New Roman" w:cs="Times New Roman"/>
+                <w:sz w:val="30"/>
+                <w:szCs w:val="30"/>
+              </w:rPr>
+            </w:pPr>
+            <w:r>
+              <w:rPr>
+                <w:rFonts w:ascii="Times New Roman" w:hAnsi="Times New Roman" w:cs="Times New Roman"/>
+                <w:sz w:val="30"/>
+                <w:szCs w:val="30"/>
+              </w:rPr>
+              <w:t xml:space="preserve">Chân </w:t>
+            </w:r>
+            <w:r>
+              <w:rPr>
+                <w:rFonts w:ascii="Times New Roman" w:hAnsi="Times New Roman" w:cs="Times New Roman"/>
+                <w:sz w:val="30"/>
+                <w:szCs w:val="30"/>
+              </w:rPr>
+              <w:t>12</w:t>
+            </w:r>
+            <w:r>
+              <w:rPr>
+                <w:rFonts w:ascii="Times New Roman" w:hAnsi="Times New Roman" w:cs="Times New Roman"/>
+                <w:sz w:val="30"/>
+                <w:szCs w:val="30"/>
+              </w:rPr>
+              <w:t xml:space="preserve"> của U1</w:t>
+            </w:r>
+          </w:p>
+        </w:tc>
+        <w:tc>
+          <w:tcPr>
+            <w:tcW w:w="2766" w:type="dxa"/>
+            <w:tcBorders>
+              <w:right w:val="single" w:sz="4" w:space="0" w:color="auto"/>
+            </w:tcBorders>
+            <w:vAlign w:val="center"/>
+          </w:tcPr>
+          <w:p>
+            <w:pPr>
+              <w:pStyle w:val="ListParagraph"/>
+              <w:spacing w:before="0" w:after="0"/>
+              <w:ind w:left="0"/>
+              <w:jc w:val="center"/>
+              <w:rPr>
+                <w:rFonts w:ascii="Times New Roman" w:hAnsi="Times New Roman" w:cs="Times New Roman"/>
+                <w:sz w:val="30"/>
+                <w:szCs w:val="30"/>
+              </w:rPr>
+            </w:pPr>
+            <w:r>
+              <w:rPr>
+                <w:rFonts w:ascii="Times New Roman" w:hAnsi="Times New Roman" w:cs="Times New Roman"/>
+                <w:sz w:val="30"/>
+                <w:szCs w:val="30"/>
+              </w:rPr>
+              <w:t>LED0 (QA)</w:t>
+            </w:r>
+          </w:p>
+        </w:tc>
+        <w:tc>
+          <w:tcPr>
+            <w:tcW w:w="741" w:type="dxa"/>
+            <w:tcBorders>
+              <w:top w:val="nil"/>
+              <w:left w:val="single" w:sz="4" w:space="0" w:color="auto"/>
+              <w:bottom w:val="nil"/>
+              <w:right w:val="nil"/>
+            </w:tcBorders>
+          </w:tcPr>
+          <w:p>
+            <w:pPr>
+              <w:pStyle w:val="ListParagraph"/>
+              <w:spacing w:line="276" w:lineRule="auto"/>
+              <w:ind w:left="0"/>
+              <w:jc w:val="center"/>
+              <w:rPr>
+                <w:rFonts w:ascii="Times New Roman" w:hAnsi="Times New Roman" w:cs="Times New Roman"/>
+                <w:sz w:val="30"/>
+                <w:szCs w:val="30"/>
+              </w:rPr>
+            </w:pPr>
+          </w:p>
+        </w:tc>
+      </w:tr>
+      <w:tr>
+        <w:trPr>
+          <w:jc w:val="right"/>
+        </w:trPr>
+        <w:tc>
+          <w:tcPr>
+            <w:tcW w:w="1192" w:type="dxa"/>
+            <w:vAlign w:val="center"/>
+          </w:tcPr>
+          <w:p>
+            <w:pPr>
+              <w:pStyle w:val="ListParagraph"/>
+              <w:spacing w:before="0" w:after="0"/>
+              <w:ind w:left="0"/>
+              <w:jc w:val="center"/>
+              <w:rPr>
+                <w:rFonts w:ascii="Times New Roman" w:hAnsi="Times New Roman" w:cs="Times New Roman"/>
+                <w:sz w:val="30"/>
+                <w:szCs w:val="30"/>
+              </w:rPr>
+            </w:pPr>
+            <w:r>
+              <w:rPr>
+                <w:rFonts w:ascii="Times New Roman" w:hAnsi="Times New Roman" w:cs="Times New Roman"/>
+                <w:sz w:val="30"/>
+                <w:szCs w:val="30"/>
+              </w:rPr>
+              <w:t>18</w:t>
+            </w:r>
+          </w:p>
+        </w:tc>
+        <w:tc>
+          <w:tcPr>
+            <w:tcW w:w="2766" w:type="dxa"/>
+            <w:vAlign w:val="center"/>
+          </w:tcPr>
+          <w:p>
+            <w:pPr>
+              <w:pStyle w:val="ListParagraph"/>
+              <w:spacing w:before="0" w:after="0"/>
+              <w:ind w:left="0"/>
+              <w:jc w:val="center"/>
+              <w:rPr>
+                <w:rFonts w:ascii="Times New Roman" w:hAnsi="Times New Roman" w:cs="Times New Roman"/>
+                <w:sz w:val="30"/>
+                <w:szCs w:val="30"/>
+              </w:rPr>
+            </w:pPr>
+            <w:r>
+              <w:rPr>
+                <w:rFonts w:ascii="Times New Roman" w:hAnsi="Times New Roman" w:cs="Times New Roman"/>
+                <w:sz w:val="30"/>
+                <w:szCs w:val="30"/>
+              </w:rPr>
+              <w:t>Chân 1 của U2</w:t>
+            </w:r>
+          </w:p>
+        </w:tc>
+        <w:tc>
+          <w:tcPr>
+            <w:tcW w:w="2766" w:type="dxa"/>
+            <w:tcBorders>
+              <w:right w:val="single" w:sz="4" w:space="0" w:color="auto"/>
+            </w:tcBorders>
+            <w:vAlign w:val="center"/>
+          </w:tcPr>
+          <w:p>
+            <w:pPr>
+              <w:pStyle w:val="ListParagraph"/>
+              <w:spacing w:before="0" w:after="0"/>
+              <w:ind w:left="0"/>
+              <w:jc w:val="center"/>
+              <w:rPr>
+                <w:rFonts w:ascii="Times New Roman" w:hAnsi="Times New Roman" w:cs="Times New Roman"/>
+                <w:sz w:val="30"/>
+                <w:szCs w:val="30"/>
+              </w:rPr>
+            </w:pPr>
+            <w:r>
+              <w:rPr>
+                <w:rFonts w:ascii="Times New Roman" w:hAnsi="Times New Roman" w:cs="Times New Roman"/>
+                <w:sz w:val="30"/>
+                <w:szCs w:val="30"/>
+              </w:rPr>
+              <w:t>LED1 (QB)</w:t>
+            </w:r>
+          </w:p>
+        </w:tc>
+        <w:tc>
+          <w:tcPr>
+            <w:tcW w:w="741" w:type="dxa"/>
+            <w:tcBorders>
+              <w:top w:val="nil"/>
+              <w:left w:val="single" w:sz="4" w:space="0" w:color="auto"/>
+              <w:bottom w:val="nil"/>
+              <w:right w:val="nil"/>
+            </w:tcBorders>
+          </w:tcPr>
+          <w:p>
+            <w:pPr>
+              <w:pStyle w:val="ListParagraph"/>
+              <w:spacing w:line="276" w:lineRule="auto"/>
+              <w:ind w:left="0"/>
+              <w:jc w:val="center"/>
+              <w:rPr>
+                <w:rFonts w:ascii="Times New Roman" w:hAnsi="Times New Roman" w:cs="Times New Roman"/>
+                <w:sz w:val="30"/>
+                <w:szCs w:val="30"/>
+              </w:rPr>
+            </w:pPr>
+          </w:p>
+        </w:tc>
+      </w:tr>
+      <w:tr>
+        <w:trPr>
+          <w:jc w:val="right"/>
+        </w:trPr>
+        <w:tc>
+          <w:tcPr>
+            <w:tcW w:w="1192" w:type="dxa"/>
+            <w:vAlign w:val="center"/>
+          </w:tcPr>
+          <w:p>
+            <w:pPr>
+              <w:pStyle w:val="ListParagraph"/>
+              <w:spacing w:before="0" w:after="0"/>
+              <w:ind w:left="0"/>
+              <w:jc w:val="center"/>
+              <w:rPr>
+                <w:rFonts w:ascii="Times New Roman" w:hAnsi="Times New Roman" w:cs="Times New Roman"/>
+                <w:sz w:val="30"/>
+                <w:szCs w:val="30"/>
+              </w:rPr>
+            </w:pPr>
+            <w:r>
+              <w:rPr>
+                <w:rFonts w:ascii="Times New Roman" w:hAnsi="Times New Roman" w:cs="Times New Roman"/>
+                <w:sz w:val="30"/>
+                <w:szCs w:val="30"/>
+              </w:rPr>
+              <w:t>19</w:t>
+            </w:r>
+          </w:p>
+        </w:tc>
+        <w:tc>
+          <w:tcPr>
+            <w:tcW w:w="2766" w:type="dxa"/>
+            <w:vAlign w:val="center"/>
+          </w:tcPr>
+          <w:p>
+            <w:pPr>
+              <w:pStyle w:val="ListParagraph"/>
+              <w:spacing w:before="0" w:after="0"/>
+              <w:ind w:left="0"/>
+              <w:jc w:val="center"/>
+              <w:rPr>
+                <w:rFonts w:ascii="Times New Roman" w:hAnsi="Times New Roman" w:cs="Times New Roman"/>
+                <w:sz w:val="30"/>
+                <w:szCs w:val="30"/>
+              </w:rPr>
+            </w:pPr>
+            <w:r>
+              <w:rPr>
+                <w:rFonts w:ascii="Times New Roman" w:hAnsi="Times New Roman" w:cs="Times New Roman"/>
+                <w:sz w:val="30"/>
+                <w:szCs w:val="30"/>
+              </w:rPr>
+              <w:t>Chân 1</w:t>
+            </w:r>
+            <w:r>
+              <w:rPr>
+                <w:rFonts w:ascii="Times New Roman" w:hAnsi="Times New Roman" w:cs="Times New Roman"/>
+                <w:sz w:val="30"/>
+                <w:szCs w:val="30"/>
+              </w:rPr>
+              <w:t>2</w:t>
+            </w:r>
+            <w:r>
+              <w:rPr>
+                <w:rFonts w:ascii="Times New Roman" w:hAnsi="Times New Roman" w:cs="Times New Roman"/>
+                <w:sz w:val="30"/>
+                <w:szCs w:val="30"/>
+              </w:rPr>
+              <w:t xml:space="preserve"> của U2</w:t>
+            </w:r>
+          </w:p>
+        </w:tc>
+        <w:tc>
+          <w:tcPr>
+            <w:tcW w:w="2766" w:type="dxa"/>
+            <w:tcBorders>
+              <w:right w:val="single" w:sz="4" w:space="0" w:color="auto"/>
+            </w:tcBorders>
+            <w:vAlign w:val="center"/>
+          </w:tcPr>
+          <w:p>
+            <w:pPr>
+              <w:pStyle w:val="ListParagraph"/>
+              <w:spacing w:before="0" w:after="0"/>
+              <w:ind w:left="0"/>
+              <w:jc w:val="center"/>
+              <w:rPr>
+                <w:rFonts w:ascii="Times New Roman" w:hAnsi="Times New Roman" w:cs="Times New Roman"/>
+                <w:sz w:val="30"/>
+                <w:szCs w:val="30"/>
+              </w:rPr>
+            </w:pPr>
+            <w:r>
+              <w:rPr>
+                <w:rFonts w:ascii="Times New Roman" w:hAnsi="Times New Roman" w:cs="Times New Roman"/>
+                <w:sz w:val="30"/>
+                <w:szCs w:val="30"/>
+              </w:rPr>
+              <w:t>LED</w:t>
+            </w:r>
+            <w:r>
+              <w:rPr>
+                <w:rFonts w:ascii="Times New Roman" w:hAnsi="Times New Roman" w:cs="Times New Roman"/>
+                <w:sz w:val="30"/>
+                <w:szCs w:val="30"/>
+              </w:rPr>
+              <w:t>2</w:t>
+            </w:r>
+            <w:r>
+              <w:rPr>
+                <w:rFonts w:ascii="Times New Roman" w:hAnsi="Times New Roman" w:cs="Times New Roman"/>
+                <w:sz w:val="30"/>
+                <w:szCs w:val="30"/>
+              </w:rPr>
+              <w:t xml:space="preserve"> (Q</w:t>
+            </w:r>
+            <w:r>
+              <w:rPr>
+                <w:rFonts w:ascii="Times New Roman" w:hAnsi="Times New Roman" w:cs="Times New Roman"/>
+                <w:sz w:val="30"/>
+                <w:szCs w:val="30"/>
+              </w:rPr>
+              <w:t>C</w:t>
+            </w:r>
+            <w:r>
+              <w:rPr>
+                <w:rFonts w:ascii="Times New Roman" w:hAnsi="Times New Roman" w:cs="Times New Roman"/>
+                <w:sz w:val="30"/>
+                <w:szCs w:val="30"/>
+              </w:rPr>
+              <w:t>)</w:t>
+            </w:r>
+          </w:p>
+        </w:tc>
+        <w:tc>
+          <w:tcPr>
+            <w:tcW w:w="741" w:type="dxa"/>
+            <w:tcBorders>
+              <w:top w:val="nil"/>
+              <w:left w:val="single" w:sz="4" w:space="0" w:color="auto"/>
+              <w:bottom w:val="nil"/>
+              <w:right w:val="nil"/>
+            </w:tcBorders>
+          </w:tcPr>
+          <w:p>
+            <w:pPr>
+              <w:pStyle w:val="ListParagraph"/>
+              <w:spacing w:line="276" w:lineRule="auto"/>
+              <w:ind w:left="0"/>
+              <w:jc w:val="center"/>
+              <w:rPr>
+                <w:rFonts w:ascii="Times New Roman" w:hAnsi="Times New Roman" w:cs="Times New Roman"/>
+                <w:sz w:val="30"/>
+                <w:szCs w:val="30"/>
+              </w:rPr>
+            </w:pPr>
+          </w:p>
+        </w:tc>
+      </w:tr>
+      <w:tr>
+        <w:trPr>
+          <w:jc w:val="right"/>
+        </w:trPr>
+        <w:tc>
+          <w:tcPr>
+            <w:tcW w:w="1192" w:type="dxa"/>
+            <w:vAlign w:val="center"/>
+          </w:tcPr>
+          <w:p>
+            <w:pPr>
+              <w:pStyle w:val="ListParagraph"/>
+              <w:spacing w:before="0" w:after="0"/>
+              <w:ind w:left="0"/>
+              <w:jc w:val="center"/>
+              <w:rPr>
+                <w:rFonts w:ascii="Times New Roman" w:hAnsi="Times New Roman" w:cs="Times New Roman"/>
+                <w:sz w:val="30"/>
+                <w:szCs w:val="30"/>
+              </w:rPr>
+            </w:pPr>
+            <w:r>
+              <w:rPr>
+                <w:rFonts w:ascii="Times New Roman" w:hAnsi="Times New Roman" w:cs="Times New Roman"/>
+                <w:sz w:val="30"/>
+                <w:szCs w:val="30"/>
+              </w:rPr>
+              <w:t>20</w:t>
+            </w:r>
+          </w:p>
+        </w:tc>
+        <w:tc>
+          <w:tcPr>
+            <w:tcW w:w="2766" w:type="dxa"/>
+            <w:vAlign w:val="center"/>
+          </w:tcPr>
+          <w:p>
+            <w:pPr>
+              <w:pStyle w:val="ListParagraph"/>
+              <w:spacing w:before="0" w:after="0"/>
+              <w:ind w:left="0"/>
+              <w:jc w:val="center"/>
+              <w:rPr>
+                <w:rFonts w:ascii="Times New Roman" w:hAnsi="Times New Roman" w:cs="Times New Roman"/>
+                <w:sz w:val="30"/>
+                <w:szCs w:val="30"/>
+              </w:rPr>
+            </w:pPr>
+            <w:r>
+              <w:rPr>
+                <w:rFonts w:ascii="Times New Roman" w:hAnsi="Times New Roman" w:cs="Times New Roman"/>
+                <w:sz w:val="30"/>
+                <w:szCs w:val="30"/>
+              </w:rPr>
+              <w:t>Chân 2 của U3</w:t>
+            </w:r>
+          </w:p>
+        </w:tc>
+        <w:tc>
+          <w:tcPr>
+            <w:tcW w:w="2766" w:type="dxa"/>
+            <w:tcBorders>
+              <w:right w:val="single" w:sz="4" w:space="0" w:color="auto"/>
+            </w:tcBorders>
+            <w:vAlign w:val="center"/>
+          </w:tcPr>
+          <w:p>
+            <w:pPr>
+              <w:pStyle w:val="ListParagraph"/>
+              <w:spacing w:before="0" w:after="0"/>
+              <w:ind w:left="0"/>
+              <w:jc w:val="center"/>
+              <w:rPr>
+                <w:rFonts w:ascii="Times New Roman" w:hAnsi="Times New Roman" w:cs="Times New Roman"/>
+                <w:sz w:val="30"/>
+                <w:szCs w:val="30"/>
+              </w:rPr>
+            </w:pPr>
+            <w:r>
+              <w:rPr>
+                <w:rFonts w:ascii="Times New Roman" w:hAnsi="Times New Roman" w:cs="Times New Roman"/>
+                <w:sz w:val="30"/>
+                <w:szCs w:val="30"/>
+              </w:rPr>
+              <w:t>LED3 (QD)</w:t>
+            </w:r>
+          </w:p>
+        </w:tc>
+        <w:tc>
+          <w:tcPr>
+            <w:tcW w:w="741" w:type="dxa"/>
+            <w:tcBorders>
+              <w:top w:val="nil"/>
+              <w:left w:val="single" w:sz="4" w:space="0" w:color="auto"/>
+              <w:bottom w:val="nil"/>
+              <w:right w:val="nil"/>
+            </w:tcBorders>
+          </w:tcPr>
+          <w:p>
+            <w:pPr>
+              <w:pStyle w:val="ListParagraph"/>
+              <w:spacing w:line="276" w:lineRule="auto"/>
+              <w:ind w:left="0"/>
+              <w:jc w:val="center"/>
+              <w:rPr>
+                <w:rFonts w:ascii="Times New Roman" w:hAnsi="Times New Roman" w:cs="Times New Roman"/>
+                <w:sz w:val="30"/>
+                <w:szCs w:val="30"/>
+              </w:rPr>
+            </w:pPr>
+          </w:p>
+        </w:tc>
+      </w:tr>
+    </w:tbl>
+    <w:p>
+      <w:pPr>
         <w:ind w:left="0"/>
         <w:rPr>
           <w:rFonts w:ascii="Times New Roman" w:hAnsi="Times New Roman" w:cs="Times New Roman"/>
@@ -6511,17 +11034,7 @@
           <w:sz w:val="30"/>
           <w:szCs w:val="30"/>
         </w:rPr>
-        <w:t xml:space="preserve">Flip-flop đầu tiên và output của Flip-flop trước được truyền vào làm xung CLK cho Flip-flop tiếp theo. Như vậy bộ đếm </w:t>
-      </w:r>
-      <w:r>
-        <w:rPr>
-          <w:rFonts w:ascii="Times New Roman" w:hAnsi="Times New Roman" w:cs="Times New Roman"/>
-          <w:bCs/>
-          <w:sz w:val="30"/>
-          <w:szCs w:val="30"/>
-        </w:rPr>
-        <w:lastRenderedPageBreak/>
-        <w:t>coi như bị bất đồng bộ với xung CLK chính do có độ trễ, nguy cơ có xung gai.</w:t>
+        <w:t>Flip-flop đầu tiên và output của Flip-flop trước được truyền vào làm xung CLK cho Flip-flop tiếp theo. Như vậy bộ đếm coi như bị bất đồng bộ với xung CLK chính do có độ trễ, nguy cơ có xung gai.</w:t>
       </w:r>
     </w:p>
     <w:p>
@@ -6632,6 +11145,7 @@
           <w:sz w:val="40"/>
           <w:szCs w:val="40"/>
         </w:rPr>
+        <w:lastRenderedPageBreak/>
         <w:tab/>
       </w:r>
       <w:r>
@@ -6814,8 +11328,8 @@
       </w:r>
     </w:p>
     <w:sectPr>
-      <w:footerReference w:type="even" r:id="rId13"/>
-      <w:footerReference w:type="default" r:id="rId14"/>
+      <w:footerReference w:type="even" r:id="rId17"/>
+      <w:footerReference w:type="default" r:id="rId18"/>
       <w:pgSz w:w="11906" w:h="16838"/>
       <w:pgMar w:top="1440" w:right="1440" w:bottom="1440" w:left="1440" w:header="708" w:footer="708" w:gutter="0"/>
       <w:pgBorders w:display="firstPage" w:offsetFrom="page">
@@ -8098,6 +12612,118 @@
     </w:lvl>
   </w:abstractNum>
   <w:abstractNum w:abstractNumId="10" w15:restartNumberingAfterBreak="0">
+    <w:nsid w:val="153E2E99"/>
+    <w:multiLevelType w:val="hybridMultilevel"/>
+    <w:tmpl w:val="2CAABCBE"/>
+    <w:lvl w:ilvl="0" w:tplc="6EFACCF4">
+      <w:numFmt w:val="bullet"/>
+      <w:lvlText w:val=""/>
+      <w:lvlJc w:val="left"/>
+      <w:pPr>
+        <w:ind w:left="720" w:hanging="360"/>
+      </w:pPr>
+      <w:rPr>
+        <w:rFonts w:ascii="Wingdings" w:eastAsia="Arial" w:hAnsi="Wingdings" w:cs="Times New Roman" w:hint="default"/>
+      </w:rPr>
+    </w:lvl>
+    <w:lvl w:ilvl="1" w:tplc="04090003" w:tentative="1">
+      <w:start w:val="1"/>
+      <w:numFmt w:val="bullet"/>
+      <w:lvlText w:val="o"/>
+      <w:lvlJc w:val="left"/>
+      <w:pPr>
+        <w:ind w:left="1440" w:hanging="360"/>
+      </w:pPr>
+      <w:rPr>
+        <w:rFonts w:ascii="Courier New" w:hAnsi="Courier New" w:cs="Courier New" w:hint="default"/>
+      </w:rPr>
+    </w:lvl>
+    <w:lvl w:ilvl="2" w:tplc="04090005" w:tentative="1">
+      <w:start w:val="1"/>
+      <w:numFmt w:val="bullet"/>
+      <w:lvlText w:val=""/>
+      <w:lvlJc w:val="left"/>
+      <w:pPr>
+        <w:ind w:left="2160" w:hanging="360"/>
+      </w:pPr>
+      <w:rPr>
+        <w:rFonts w:ascii="Wingdings" w:hAnsi="Wingdings" w:hint="default"/>
+      </w:rPr>
+    </w:lvl>
+    <w:lvl w:ilvl="3" w:tplc="04090001" w:tentative="1">
+      <w:start w:val="1"/>
+      <w:numFmt w:val="bullet"/>
+      <w:lvlText w:val=""/>
+      <w:lvlJc w:val="left"/>
+      <w:pPr>
+        <w:ind w:left="2880" w:hanging="360"/>
+      </w:pPr>
+      <w:rPr>
+        <w:rFonts w:ascii="Symbol" w:hAnsi="Symbol" w:hint="default"/>
+      </w:rPr>
+    </w:lvl>
+    <w:lvl w:ilvl="4" w:tplc="04090003" w:tentative="1">
+      <w:start w:val="1"/>
+      <w:numFmt w:val="bullet"/>
+      <w:lvlText w:val="o"/>
+      <w:lvlJc w:val="left"/>
+      <w:pPr>
+        <w:ind w:left="3600" w:hanging="360"/>
+      </w:pPr>
+      <w:rPr>
+        <w:rFonts w:ascii="Courier New" w:hAnsi="Courier New" w:cs="Courier New" w:hint="default"/>
+      </w:rPr>
+    </w:lvl>
+    <w:lvl w:ilvl="5" w:tplc="04090005" w:tentative="1">
+      <w:start w:val="1"/>
+      <w:numFmt w:val="bullet"/>
+      <w:lvlText w:val=""/>
+      <w:lvlJc w:val="left"/>
+      <w:pPr>
+        <w:ind w:left="4320" w:hanging="360"/>
+      </w:pPr>
+      <w:rPr>
+        <w:rFonts w:ascii="Wingdings" w:hAnsi="Wingdings" w:hint="default"/>
+      </w:rPr>
+    </w:lvl>
+    <w:lvl w:ilvl="6" w:tplc="04090001" w:tentative="1">
+      <w:start w:val="1"/>
+      <w:numFmt w:val="bullet"/>
+      <w:lvlText w:val=""/>
+      <w:lvlJc w:val="left"/>
+      <w:pPr>
+        <w:ind w:left="5040" w:hanging="360"/>
+      </w:pPr>
+      <w:rPr>
+        <w:rFonts w:ascii="Symbol" w:hAnsi="Symbol" w:hint="default"/>
+      </w:rPr>
+    </w:lvl>
+    <w:lvl w:ilvl="7" w:tplc="04090003" w:tentative="1">
+      <w:start w:val="1"/>
+      <w:numFmt w:val="bullet"/>
+      <w:lvlText w:val="o"/>
+      <w:lvlJc w:val="left"/>
+      <w:pPr>
+        <w:ind w:left="5760" w:hanging="360"/>
+      </w:pPr>
+      <w:rPr>
+        <w:rFonts w:ascii="Courier New" w:hAnsi="Courier New" w:cs="Courier New" w:hint="default"/>
+      </w:rPr>
+    </w:lvl>
+    <w:lvl w:ilvl="8" w:tplc="04090005" w:tentative="1">
+      <w:start w:val="1"/>
+      <w:numFmt w:val="bullet"/>
+      <w:lvlText w:val=""/>
+      <w:lvlJc w:val="left"/>
+      <w:pPr>
+        <w:ind w:left="6480" w:hanging="360"/>
+      </w:pPr>
+      <w:rPr>
+        <w:rFonts w:ascii="Wingdings" w:hAnsi="Wingdings" w:hint="default"/>
+      </w:rPr>
+    </w:lvl>
+  </w:abstractNum>
+  <w:abstractNum w:abstractNumId="11" w15:restartNumberingAfterBreak="0">
     <w:nsid w:val="156E4365"/>
     <w:multiLevelType w:val="hybridMultilevel"/>
     <w:tmpl w:val="2EC6A6A2"/>
@@ -8186,7 +12812,7 @@
       </w:pPr>
     </w:lvl>
   </w:abstractNum>
-  <w:abstractNum w:abstractNumId="11" w15:restartNumberingAfterBreak="0">
+  <w:abstractNum w:abstractNumId="12" w15:restartNumberingAfterBreak="0">
     <w:nsid w:val="191A211F"/>
     <w:multiLevelType w:val="multilevel"/>
     <w:tmpl w:val="AF42EF90"/>
@@ -8335,7 +12961,7 @@
       </w:rPr>
     </w:lvl>
   </w:abstractNum>
-  <w:abstractNum w:abstractNumId="12" w15:restartNumberingAfterBreak="0">
+  <w:abstractNum w:abstractNumId="13" w15:restartNumberingAfterBreak="0">
     <w:nsid w:val="1D574D6D"/>
     <w:multiLevelType w:val="hybridMultilevel"/>
     <w:tmpl w:val="9DA8BEEE"/>
@@ -8448,7 +13074,7 @@
       </w:rPr>
     </w:lvl>
   </w:abstractNum>
-  <w:abstractNum w:abstractNumId="13" w15:restartNumberingAfterBreak="0">
+  <w:abstractNum w:abstractNumId="14" w15:restartNumberingAfterBreak="0">
     <w:nsid w:val="1E3E566F"/>
     <w:multiLevelType w:val="hybridMultilevel"/>
     <w:tmpl w:val="7474E3FC"/>
@@ -8561,7 +13187,7 @@
       </w:rPr>
     </w:lvl>
   </w:abstractNum>
-  <w:abstractNum w:abstractNumId="14" w15:restartNumberingAfterBreak="0">
+  <w:abstractNum w:abstractNumId="15" w15:restartNumberingAfterBreak="0">
     <w:nsid w:val="20EC2383"/>
     <w:multiLevelType w:val="hybridMultilevel"/>
     <w:tmpl w:val="BF9AFAF4"/>
@@ -8651,7 +13277,7 @@
       </w:pPr>
     </w:lvl>
   </w:abstractNum>
-  <w:abstractNum w:abstractNumId="15" w15:restartNumberingAfterBreak="0">
+  <w:abstractNum w:abstractNumId="16" w15:restartNumberingAfterBreak="0">
     <w:nsid w:val="2F853884"/>
     <w:multiLevelType w:val="hybridMultilevel"/>
     <w:tmpl w:val="1E7E53BA"/>
@@ -8768,7 +13394,7 @@
       </w:rPr>
     </w:lvl>
   </w:abstractNum>
-  <w:abstractNum w:abstractNumId="16" w15:restartNumberingAfterBreak="0">
+  <w:abstractNum w:abstractNumId="17" w15:restartNumberingAfterBreak="0">
     <w:nsid w:val="2FF90DA3"/>
     <w:multiLevelType w:val="hybridMultilevel"/>
     <w:tmpl w:val="657478D2"/>
@@ -8857,7 +13483,7 @@
       </w:pPr>
     </w:lvl>
   </w:abstractNum>
-  <w:abstractNum w:abstractNumId="17" w15:restartNumberingAfterBreak="0">
+  <w:abstractNum w:abstractNumId="18" w15:restartNumberingAfterBreak="0">
     <w:nsid w:val="323F4C85"/>
     <w:multiLevelType w:val="multilevel"/>
     <w:tmpl w:val="444698AC"/>
@@ -8979,7 +13605,7 @@
       </w:rPr>
     </w:lvl>
   </w:abstractNum>
-  <w:abstractNum w:abstractNumId="18" w15:restartNumberingAfterBreak="0">
+  <w:abstractNum w:abstractNumId="19" w15:restartNumberingAfterBreak="0">
     <w:nsid w:val="35036561"/>
     <w:multiLevelType w:val="multilevel"/>
     <w:tmpl w:val="9AA2C5D2"/>
@@ -9100,7 +13726,7 @@
       </w:rPr>
     </w:lvl>
   </w:abstractNum>
-  <w:abstractNum w:abstractNumId="19" w15:restartNumberingAfterBreak="0">
+  <w:abstractNum w:abstractNumId="20" w15:restartNumberingAfterBreak="0">
     <w:nsid w:val="35967B21"/>
     <w:multiLevelType w:val="hybridMultilevel"/>
     <w:tmpl w:val="979C9FC8"/>
@@ -9190,7 +13816,7 @@
       </w:pPr>
     </w:lvl>
   </w:abstractNum>
-  <w:abstractNum w:abstractNumId="20" w15:restartNumberingAfterBreak="0">
+  <w:abstractNum w:abstractNumId="21" w15:restartNumberingAfterBreak="0">
     <w:nsid w:val="374E605B"/>
     <w:multiLevelType w:val="hybridMultilevel"/>
     <w:tmpl w:val="BC9C33EA"/>
@@ -9305,7 +13931,7 @@
       </w:rPr>
     </w:lvl>
   </w:abstractNum>
-  <w:abstractNum w:abstractNumId="21" w15:restartNumberingAfterBreak="0">
+  <w:abstractNum w:abstractNumId="22" w15:restartNumberingAfterBreak="0">
     <w:nsid w:val="38F71555"/>
     <w:multiLevelType w:val="hybridMultilevel"/>
     <w:tmpl w:val="862A91AE"/>
@@ -9394,7 +14020,7 @@
       </w:pPr>
     </w:lvl>
   </w:abstractNum>
-  <w:abstractNum w:abstractNumId="22" w15:restartNumberingAfterBreak="0">
+  <w:abstractNum w:abstractNumId="23" w15:restartNumberingAfterBreak="0">
     <w:nsid w:val="396B7275"/>
     <w:multiLevelType w:val="hybridMultilevel"/>
     <w:tmpl w:val="E572E668"/>
@@ -9507,7 +14133,7 @@
       </w:rPr>
     </w:lvl>
   </w:abstractNum>
-  <w:abstractNum w:abstractNumId="23" w15:restartNumberingAfterBreak="0">
+  <w:abstractNum w:abstractNumId="24" w15:restartNumberingAfterBreak="0">
     <w:nsid w:val="3A661DF8"/>
     <w:multiLevelType w:val="hybridMultilevel"/>
     <w:tmpl w:val="BF9AFAF4"/>
@@ -9597,7 +14223,7 @@
       </w:pPr>
     </w:lvl>
   </w:abstractNum>
-  <w:abstractNum w:abstractNumId="24" w15:restartNumberingAfterBreak="0">
+  <w:abstractNum w:abstractNumId="25" w15:restartNumberingAfterBreak="0">
     <w:nsid w:val="40640501"/>
     <w:multiLevelType w:val="hybridMultilevel"/>
     <w:tmpl w:val="B22A98BA"/>
@@ -9686,7 +14312,7 @@
       </w:pPr>
     </w:lvl>
   </w:abstractNum>
-  <w:abstractNum w:abstractNumId="25" w15:restartNumberingAfterBreak="0">
+  <w:abstractNum w:abstractNumId="26" w15:restartNumberingAfterBreak="0">
     <w:nsid w:val="424E7592"/>
     <w:multiLevelType w:val="hybridMultilevel"/>
     <w:tmpl w:val="5DD055C8"/>
@@ -9776,7 +14402,7 @@
       </w:pPr>
     </w:lvl>
   </w:abstractNum>
-  <w:abstractNum w:abstractNumId="26" w15:restartNumberingAfterBreak="0">
+  <w:abstractNum w:abstractNumId="27" w15:restartNumberingAfterBreak="0">
     <w:nsid w:val="4286440D"/>
     <w:multiLevelType w:val="hybridMultilevel"/>
     <w:tmpl w:val="C8308086"/>
@@ -9890,7 +14516,7 @@
       </w:rPr>
     </w:lvl>
   </w:abstractNum>
-  <w:abstractNum w:abstractNumId="27" w15:restartNumberingAfterBreak="0">
+  <w:abstractNum w:abstractNumId="28" w15:restartNumberingAfterBreak="0">
     <w:nsid w:val="4BAE19B4"/>
     <w:multiLevelType w:val="hybridMultilevel"/>
     <w:tmpl w:val="C390EB10"/>
@@ -9979,7 +14605,7 @@
       </w:pPr>
     </w:lvl>
   </w:abstractNum>
-  <w:abstractNum w:abstractNumId="28" w15:restartNumberingAfterBreak="0">
+  <w:abstractNum w:abstractNumId="29" w15:restartNumberingAfterBreak="0">
     <w:nsid w:val="4D34058D"/>
     <w:multiLevelType w:val="multilevel"/>
     <w:tmpl w:val="1ACC71D0"/>
@@ -10099,7 +14725,7 @@
       </w:rPr>
     </w:lvl>
   </w:abstractNum>
-  <w:abstractNum w:abstractNumId="29" w15:restartNumberingAfterBreak="0">
+  <w:abstractNum w:abstractNumId="30" w15:restartNumberingAfterBreak="0">
     <w:nsid w:val="4DCC555D"/>
     <w:multiLevelType w:val="multilevel"/>
     <w:tmpl w:val="4BA20E90"/>
@@ -10212,7 +14838,7 @@
       </w:pPr>
     </w:lvl>
   </w:abstractNum>
-  <w:abstractNum w:abstractNumId="30" w15:restartNumberingAfterBreak="0">
+  <w:abstractNum w:abstractNumId="31" w15:restartNumberingAfterBreak="0">
     <w:nsid w:val="4FAB21C4"/>
     <w:multiLevelType w:val="hybridMultilevel"/>
     <w:tmpl w:val="EA6244D0"/>
@@ -10301,7 +14927,7 @@
       </w:pPr>
     </w:lvl>
   </w:abstractNum>
-  <w:abstractNum w:abstractNumId="31" w15:restartNumberingAfterBreak="0">
+  <w:abstractNum w:abstractNumId="32" w15:restartNumberingAfterBreak="0">
     <w:nsid w:val="522F15C8"/>
     <w:multiLevelType w:val="multilevel"/>
     <w:tmpl w:val="7B48F22A"/>
@@ -10422,7 +15048,7 @@
       </w:rPr>
     </w:lvl>
   </w:abstractNum>
-  <w:abstractNum w:abstractNumId="32" w15:restartNumberingAfterBreak="0">
+  <w:abstractNum w:abstractNumId="33" w15:restartNumberingAfterBreak="0">
     <w:nsid w:val="55EF0973"/>
     <w:multiLevelType w:val="multilevel"/>
     <w:tmpl w:val="F5DCBCC6"/>
@@ -10545,7 +15171,7 @@
       </w:rPr>
     </w:lvl>
   </w:abstractNum>
-  <w:abstractNum w:abstractNumId="33" w15:restartNumberingAfterBreak="0">
+  <w:abstractNum w:abstractNumId="34" w15:restartNumberingAfterBreak="0">
     <w:nsid w:val="5A856C33"/>
     <w:multiLevelType w:val="hybridMultilevel"/>
     <w:tmpl w:val="97D095B2"/>
@@ -10657,7 +15283,7 @@
       </w:rPr>
     </w:lvl>
   </w:abstractNum>
-  <w:abstractNum w:abstractNumId="34" w15:restartNumberingAfterBreak="0">
+  <w:abstractNum w:abstractNumId="35" w15:restartNumberingAfterBreak="0">
     <w:nsid w:val="5FB332A2"/>
     <w:multiLevelType w:val="multilevel"/>
     <w:tmpl w:val="71D2F97C"/>
@@ -10788,7 +15414,7 @@
       </w:rPr>
     </w:lvl>
   </w:abstractNum>
-  <w:abstractNum w:abstractNumId="35" w15:restartNumberingAfterBreak="0">
+  <w:abstractNum w:abstractNumId="36" w15:restartNumberingAfterBreak="0">
     <w:nsid w:val="627863DE"/>
     <w:multiLevelType w:val="multilevel"/>
     <w:tmpl w:val="560A1ACE"/>
@@ -10904,7 +15530,7 @@
       </w:rPr>
     </w:lvl>
   </w:abstractNum>
-  <w:abstractNum w:abstractNumId="36" w15:restartNumberingAfterBreak="0">
+  <w:abstractNum w:abstractNumId="37" w15:restartNumberingAfterBreak="0">
     <w:nsid w:val="65FA7934"/>
     <w:multiLevelType w:val="multilevel"/>
     <w:tmpl w:val="C6868D76"/>
@@ -10994,7 +15620,7 @@
       </w:pPr>
     </w:lvl>
   </w:abstractNum>
-  <w:abstractNum w:abstractNumId="37" w15:restartNumberingAfterBreak="0">
+  <w:abstractNum w:abstractNumId="38" w15:restartNumberingAfterBreak="0">
     <w:nsid w:val="671B5062"/>
     <w:multiLevelType w:val="multilevel"/>
     <w:tmpl w:val="F5DCBCC6"/>
@@ -11117,7 +15743,7 @@
       </w:rPr>
     </w:lvl>
   </w:abstractNum>
-  <w:abstractNum w:abstractNumId="38" w15:restartNumberingAfterBreak="0">
+  <w:abstractNum w:abstractNumId="39" w15:restartNumberingAfterBreak="0">
     <w:nsid w:val="69792686"/>
     <w:multiLevelType w:val="hybridMultilevel"/>
     <w:tmpl w:val="81EEE8DE"/>
@@ -11232,7 +15858,7 @@
       </w:rPr>
     </w:lvl>
   </w:abstractNum>
-  <w:abstractNum w:abstractNumId="39" w15:restartNumberingAfterBreak="0">
+  <w:abstractNum w:abstractNumId="40" w15:restartNumberingAfterBreak="0">
     <w:nsid w:val="7014785B"/>
     <w:multiLevelType w:val="hybridMultilevel"/>
     <w:tmpl w:val="10981256"/>
@@ -11345,7 +15971,7 @@
       </w:rPr>
     </w:lvl>
   </w:abstractNum>
-  <w:abstractNum w:abstractNumId="40" w15:restartNumberingAfterBreak="0">
+  <w:abstractNum w:abstractNumId="41" w15:restartNumberingAfterBreak="0">
     <w:nsid w:val="722D08E0"/>
     <w:multiLevelType w:val="multilevel"/>
     <w:tmpl w:val="5D54B2C2"/>
@@ -11458,7 +16084,7 @@
       </w:pPr>
     </w:lvl>
   </w:abstractNum>
-  <w:abstractNum w:abstractNumId="41" w15:restartNumberingAfterBreak="0">
+  <w:abstractNum w:abstractNumId="42" w15:restartNumberingAfterBreak="0">
     <w:nsid w:val="75FF17CB"/>
     <w:multiLevelType w:val="multilevel"/>
     <w:tmpl w:val="CE5C25EE"/>
@@ -11580,7 +16206,7 @@
       </w:rPr>
     </w:lvl>
   </w:abstractNum>
-  <w:abstractNum w:abstractNumId="42" w15:restartNumberingAfterBreak="0">
+  <w:abstractNum w:abstractNumId="43" w15:restartNumberingAfterBreak="0">
     <w:nsid w:val="786C18F3"/>
     <w:multiLevelType w:val="multilevel"/>
     <w:tmpl w:val="60AC2A90"/>
@@ -11693,7 +16319,7 @@
       </w:rPr>
     </w:lvl>
   </w:abstractNum>
-  <w:abstractNum w:abstractNumId="43" w15:restartNumberingAfterBreak="0">
+  <w:abstractNum w:abstractNumId="44" w15:restartNumberingAfterBreak="0">
     <w:nsid w:val="7F1F2414"/>
     <w:multiLevelType w:val="multilevel"/>
     <w:tmpl w:val="21B8081A"/>
@@ -11810,25 +16436,25 @@
     </w:lvl>
   </w:abstractNum>
   <w:num w:numId="1" w16cid:durableId="1884126286">
-    <w:abstractNumId w:val="16"/>
+    <w:abstractNumId w:val="17"/>
   </w:num>
   <w:num w:numId="2" w16cid:durableId="169494071">
-    <w:abstractNumId w:val="29"/>
+    <w:abstractNumId w:val="30"/>
   </w:num>
   <w:num w:numId="3" w16cid:durableId="1735396152">
-    <w:abstractNumId w:val="26"/>
+    <w:abstractNumId w:val="27"/>
   </w:num>
   <w:num w:numId="4" w16cid:durableId="1996377375">
-    <w:abstractNumId w:val="11"/>
+    <w:abstractNumId w:val="12"/>
   </w:num>
   <w:num w:numId="5" w16cid:durableId="2105954592">
-    <w:abstractNumId w:val="33"/>
+    <w:abstractNumId w:val="34"/>
   </w:num>
   <w:num w:numId="6" w16cid:durableId="1020662862">
     <w:abstractNumId w:val="0"/>
   </w:num>
   <w:num w:numId="7" w16cid:durableId="1625652416">
-    <w:abstractNumId w:val="36"/>
+    <w:abstractNumId w:val="37"/>
   </w:num>
   <w:num w:numId="8" w16cid:durableId="589314858">
     <w:abstractNumId w:val="1"/>
@@ -11837,109 +16463,112 @@
     <w:abstractNumId w:val="6"/>
   </w:num>
   <w:num w:numId="10" w16cid:durableId="675040663">
+    <w:abstractNumId w:val="44"/>
+  </w:num>
+  <w:num w:numId="11" w16cid:durableId="1798795881">
+    <w:abstractNumId w:val="36"/>
+  </w:num>
+  <w:num w:numId="12" w16cid:durableId="2063091213">
     <w:abstractNumId w:val="43"/>
   </w:num>
-  <w:num w:numId="11" w16cid:durableId="1798795881">
-    <w:abstractNumId w:val="35"/>
-  </w:num>
-  <w:num w:numId="12" w16cid:durableId="2063091213">
-    <w:abstractNumId w:val="42"/>
-  </w:num>
   <w:num w:numId="13" w16cid:durableId="312372429">
-    <w:abstractNumId w:val="32"/>
+    <w:abstractNumId w:val="33"/>
   </w:num>
   <w:num w:numId="14" w16cid:durableId="889801894">
     <w:abstractNumId w:val="3"/>
   </w:num>
   <w:num w:numId="15" w16cid:durableId="1472748466">
-    <w:abstractNumId w:val="28"/>
+    <w:abstractNumId w:val="29"/>
   </w:num>
   <w:num w:numId="16" w16cid:durableId="482744192">
-    <w:abstractNumId w:val="31"/>
+    <w:abstractNumId w:val="32"/>
   </w:num>
   <w:num w:numId="17" w16cid:durableId="997000637">
+    <w:abstractNumId w:val="19"/>
+  </w:num>
+  <w:num w:numId="18" w16cid:durableId="1060984733">
     <w:abstractNumId w:val="18"/>
   </w:num>
-  <w:num w:numId="18" w16cid:durableId="1060984733">
-    <w:abstractNumId w:val="17"/>
-  </w:num>
   <w:num w:numId="19" w16cid:durableId="1774860562">
-    <w:abstractNumId w:val="41"/>
+    <w:abstractNumId w:val="42"/>
   </w:num>
   <w:num w:numId="20" w16cid:durableId="1618832772">
     <w:abstractNumId w:val="5"/>
   </w:num>
   <w:num w:numId="21" w16cid:durableId="711805461">
-    <w:abstractNumId w:val="39"/>
+    <w:abstractNumId w:val="40"/>
   </w:num>
   <w:num w:numId="22" w16cid:durableId="1245839844">
-    <w:abstractNumId w:val="13"/>
+    <w:abstractNumId w:val="14"/>
   </w:num>
   <w:num w:numId="23" w16cid:durableId="1399405310">
     <w:abstractNumId w:val="9"/>
   </w:num>
   <w:num w:numId="24" w16cid:durableId="865558074">
-    <w:abstractNumId w:val="37"/>
+    <w:abstractNumId w:val="38"/>
   </w:num>
   <w:num w:numId="25" w16cid:durableId="1893692998">
-    <w:abstractNumId w:val="40"/>
+    <w:abstractNumId w:val="41"/>
   </w:num>
   <w:num w:numId="26" w16cid:durableId="1180894418">
-    <w:abstractNumId w:val="24"/>
+    <w:abstractNumId w:val="25"/>
   </w:num>
   <w:num w:numId="27" w16cid:durableId="1026907652">
-    <w:abstractNumId w:val="27"/>
+    <w:abstractNumId w:val="28"/>
   </w:num>
   <w:num w:numId="28" w16cid:durableId="482283731">
-    <w:abstractNumId w:val="34"/>
+    <w:abstractNumId w:val="35"/>
   </w:num>
   <w:num w:numId="29" w16cid:durableId="596062040">
-    <w:abstractNumId w:val="21"/>
+    <w:abstractNumId w:val="22"/>
   </w:num>
   <w:num w:numId="30" w16cid:durableId="1771201932">
     <w:abstractNumId w:val="7"/>
   </w:num>
   <w:num w:numId="31" w16cid:durableId="291255734">
-    <w:abstractNumId w:val="10"/>
+    <w:abstractNumId w:val="11"/>
   </w:num>
   <w:num w:numId="32" w16cid:durableId="1241864068">
     <w:abstractNumId w:val="4"/>
   </w:num>
   <w:num w:numId="33" w16cid:durableId="1005476470">
-    <w:abstractNumId w:val="12"/>
+    <w:abstractNumId w:val="13"/>
   </w:num>
   <w:num w:numId="34" w16cid:durableId="371418235">
+    <w:abstractNumId w:val="16"/>
+  </w:num>
+  <w:num w:numId="35" w16cid:durableId="467283088">
     <w:abstractNumId w:val="15"/>
   </w:num>
-  <w:num w:numId="35" w16cid:durableId="467283088">
-    <w:abstractNumId w:val="14"/>
-  </w:num>
   <w:num w:numId="36" w16cid:durableId="510990114">
-    <w:abstractNumId w:val="23"/>
+    <w:abstractNumId w:val="24"/>
   </w:num>
   <w:num w:numId="37" w16cid:durableId="995499800">
-    <w:abstractNumId w:val="25"/>
+    <w:abstractNumId w:val="26"/>
   </w:num>
   <w:num w:numId="38" w16cid:durableId="1914050287">
-    <w:abstractNumId w:val="19"/>
+    <w:abstractNumId w:val="20"/>
   </w:num>
   <w:num w:numId="39" w16cid:durableId="110438955">
     <w:abstractNumId w:val="8"/>
   </w:num>
   <w:num w:numId="40" w16cid:durableId="1900625162">
-    <w:abstractNumId w:val="22"/>
+    <w:abstractNumId w:val="23"/>
   </w:num>
   <w:num w:numId="41" w16cid:durableId="1446654198">
-    <w:abstractNumId w:val="30"/>
+    <w:abstractNumId w:val="31"/>
   </w:num>
   <w:num w:numId="42" w16cid:durableId="702831428">
     <w:abstractNumId w:val="2"/>
   </w:num>
   <w:num w:numId="43" w16cid:durableId="266233340">
-    <w:abstractNumId w:val="38"/>
+    <w:abstractNumId w:val="39"/>
   </w:num>
   <w:num w:numId="44" w16cid:durableId="2047023431">
-    <w:abstractNumId w:val="20"/>
+    <w:abstractNumId w:val="21"/>
+  </w:num>
+  <w:num w:numId="45" w16cid:durableId="1616522180">
+    <w:abstractNumId w:val="10"/>
   </w:num>
 </w:numbering>
 </file>

--- a/Exercise/he_thong_so_thi_nghiem_bao_cao_that_lab_4.docx
+++ b/Exercise/he_thong_so_thi_nghiem_bao_cao_that_lab_4.docx
@@ -3979,9 +3979,9 @@
       </w:pPr>
       <w:r>
         <w:drawing>
-          <wp:inline distT="0" distB="0" distL="0" distR="0" wp14:anchorId="6091C539" wp14:editId="6B9215DD">
-            <wp:extent cx="3299460" cy="1531620"/>
-            <wp:effectExtent l="0" t="0" r="0" b="0"/>
+          <wp:inline distT="0" distB="0" distL="0" distR="0" wp14:anchorId="6091C539" wp14:editId="47326B3D">
+            <wp:extent cx="4734497" cy="2197769"/>
+            <wp:effectExtent l="0" t="0" r="9525" b="0"/>
             <wp:docPr id="2000731290" name="Picture 1"/>
             <wp:cNvGraphicFramePr>
               <a:graphicFrameLocks xmlns:a="http://schemas.openxmlformats.org/drawingml/2006/main" noChangeAspect="1"/>
@@ -4001,7 +4001,7 @@
                   <pic:spPr bwMode="auto">
                     <a:xfrm>
                       <a:off x="0" y="0"/>
-                      <a:ext cx="3299460" cy="1531620"/>
+                      <a:ext cx="4750970" cy="2205416"/>
                     </a:xfrm>
                     <a:prstGeom prst="rect">
                       <a:avLst/>
@@ -4841,7 +4841,6 @@
         </w:rPr>
       </w:pPr>
       <w:r>
-        <w:lastRenderedPageBreak/>
         <w:drawing>
           <wp:inline distT="0" distB="0" distL="0" distR="0" wp14:anchorId="1AA401CB" wp14:editId="69D988C3">
             <wp:extent cx="5528310" cy="2064973"/>
@@ -6640,6 +6639,7 @@
                 <w:sz w:val="30"/>
                 <w:szCs w:val="30"/>
               </w:rPr>
+              <w:lastRenderedPageBreak/>
               <w:t>1</w:t>
             </w:r>
             <w:r>
@@ -6946,7 +6946,6 @@
                 <w:sz w:val="30"/>
                 <w:szCs w:val="30"/>
               </w:rPr>
-              <w:lastRenderedPageBreak/>
               <w:t>1</w:t>
             </w:r>
             <w:r>
